--- a/docs/export/FSP-Talent-MVP-submission.docx
+++ b/docs/export/FSP-Talent-MVP-submission.docx
@@ -259,8 +259,16 @@
       <w:r>
         <w:rPr>
           <w:rFonts w:ascii="Arial" w:cs="Arial" w:eastAsia="Arial" w:hAnsi="Arial"/>
-        </w:rPr>
-        <w:t xml:space="preserve">демонстрационный провайдер ФСП; кандидат без ФСП проходит весь путь;</w:t>
+          <w:b/>
+          <w:bCs/>
+        </w:rPr>
+        <w:t xml:space="preserve">вакансии и самостоятельные отклики (дополнительно по ТЗ):</w:t>
+      </w:r>
+      <w:r>
+        <w:rPr>
+          <w:rFonts w:ascii="Arial" w:cs="Arial" w:eastAsia="Arial" w:hAnsi="Arial"/>
+        </w:rPr>
+        <w:t xml:space="preserve"> работодатель публикует вакансию с обязательной вилкой GROSS (черновик → публикация → закрытие, версии), кандидат видит общий список с зарплатой до отклика и откликается сам — выбранные контакты раскрываются только этой компании; работодатель видит отклики с оценкой соответствия и работает с ними (просмотр, шорт-лист, отказ);</w:t>
       </w:r>
     </w:p>
     <w:p>
@@ -276,12 +284,17 @@
         <w:rPr>
           <w:rFonts w:ascii="Arial" w:cs="Arial" w:eastAsia="Arial" w:hAnsi="Arial"/>
         </w:rPr>
-        <w:t xml:space="preserve">синтетические данные (114 кандидатов, 4 компании), валидация качества с baseline, OpenAPI (59 операций), Docker Compose, 319 unit-, 150 интеграционных и 5 сквозных тестов.</w:t>
-      </w:r>
-    </w:p>
-    <w:p>
-      <w:pPr>
-        <w:spacing w:after="120"/>
+        <w:t xml:space="preserve">демонстрационный провайдер ФСП; кандидат без ФСП проходит весь путь;</w:t>
+      </w:r>
+    </w:p>
+    <w:p>
+      <w:pPr>
+        <w:pStyle w:val="ListParagraph"/>
+        <w:numPr>
+          <w:ilvl w:val="0"/>
+          <w:numId w:val="2"/>
+        </w:numPr>
+        <w:spacing w:after="60"/>
       </w:pPr>
       <w:r>
         <w:rPr>
@@ -289,14 +302,97 @@
           <w:b/>
           <w:bCs/>
         </w:rPr>
+        <w:t xml:space="preserve">PDF-резюме с распознаванием (дополнительно по ТЗ):</w:t>
+      </w:r>
+      <w:r>
+        <w:rPr>
+          <w:rFonts w:ascii="Arial" w:cs="Arial" w:eastAsia="Arial" w:hAnsi="Arial"/>
+        </w:rPr>
+        <w:t xml:space="preserve"> кандидат загружает PDF — платформа предлагает значения для профиля (ФИО, контакты, город, навыки, стаж, специализация, предполагаемый грейд); применяется только выбранное, файл не хранится, навыки и грейд остаются самоописанием;</w:t>
+      </w:r>
+    </w:p>
+    <w:p>
+      <w:pPr>
+        <w:pStyle w:val="ListParagraph"/>
+        <w:numPr>
+          <w:ilvl w:val="0"/>
+          <w:numId w:val="2"/>
+        </w:numPr>
+        <w:spacing w:after="60"/>
+      </w:pPr>
+      <w:r>
+        <w:rPr>
+          <w:rFonts w:ascii="Arial" w:cs="Arial" w:eastAsia="Arial" w:hAnsi="Arial"/>
+          <w:b/>
+          <w:bCs/>
+        </w:rPr>
+        <w:t xml:space="preserve">регулярные короткие задания (дополнительно по ТЗ):</w:t>
+      </w:r>
+      <w:r>
+        <w:rPr>
+          <w:rFonts w:ascii="Arial" w:cs="Arial" w:eastAsia="Arial" w:hAnsi="Arial"/>
+        </w:rPr>
+        <w:t xml:space="preserve"> работодатель публикует тест с одним верным ответом или текстовый разбор; кандидат получает подходящее задание не чаще раза в неделю; ответы видны автору под псевдонимом; грейд и подбор задания не меняют;</w:t>
+      </w:r>
+    </w:p>
+    <w:p>
+      <w:pPr>
+        <w:pStyle w:val="ListParagraph"/>
+        <w:numPr>
+          <w:ilvl w:val="0"/>
+          <w:numId w:val="2"/>
+        </w:numPr>
+        <w:spacing w:after="60"/>
+      </w:pPr>
+      <w:r>
+        <w:rPr>
+          <w:rFonts w:ascii="Arial" w:cs="Arial" w:eastAsia="Arial" w:hAnsi="Arial"/>
+          <w:b/>
+          <w:bCs/>
+        </w:rPr>
+        <w:t xml:space="preserve">адаптивная вёрстка (дополнительно по ТЗ):</w:t>
+      </w:r>
+      <w:r>
+        <w:rPr>
+          <w:rFonts w:ascii="Arial" w:cs="Arial" w:eastAsia="Arial" w:hAnsi="Arial"/>
+        </w:rPr>
+        <w:t xml:space="preserve"> оба кабинета и тест с таймером работают на экране телефона (проверено эмуляцией 390 и 320 px в Chromium);</w:t>
+      </w:r>
+    </w:p>
+    <w:p>
+      <w:pPr>
+        <w:pStyle w:val="ListParagraph"/>
+        <w:numPr>
+          <w:ilvl w:val="0"/>
+          <w:numId w:val="2"/>
+        </w:numPr>
+        <w:spacing w:after="60"/>
+      </w:pPr>
+      <w:r>
+        <w:rPr>
+          <w:rFonts w:ascii="Arial" w:cs="Arial" w:eastAsia="Arial" w:hAnsi="Arial"/>
+        </w:rPr>
+        <w:t xml:space="preserve">синтетические данные (114 кандидатов, 4 компании, 8 вакансий, 12 откликов, 8 заданий), валидация качества с baseline, OpenAPI (89 операций), Docker Compose, 351 unit-, 202 интеграционных и 9 файлов сквозных тестов (16 проверок).</w:t>
+      </w:r>
+    </w:p>
+    <w:p>
+      <w:pPr>
+        <w:spacing w:after="120"/>
+      </w:pPr>
+      <w:r>
+        <w:rPr>
+          <w:rFonts w:ascii="Arial" w:cs="Arial" w:eastAsia="Arial" w:hAnsi="Arial"/>
+          <w:b/>
+          <w:bCs/>
+        </w:rPr>
         <w:t xml:space="preserve">Что не реализовано</w:t>
       </w:r>
       <w:r>
         <w:rPr>
           <w:rFonts w:ascii="Arial" w:cs="Arial" w:eastAsia="Arial" w:hAnsi="Arial"/>
         </w:rPr>
-        <w:t xml:space="preserve"> (необязательно по ТЗ или вне MVP): загрузка PDF-резюме с распознаванием, регулярные задания, вакансии и отклики, проверка компаний и защита от
-фиктивных предложений, интеграция с ATS, мобильная адаптация, реальный ФСП ID (OIDC/Keycloak). Концепции этих направлений описаны в разделе 17 и не выдаются за реализованные.</w:t>
+        <w:t xml:space="preserve"> (необязательно по ТЗ или вне MVP): проверка компаний и защита от
+фиктивных предложений, интеграция с ATS, OCR сканов резюме, проверка на реальных мобильных устройствах, реальный ФСП ID (OIDC/Keycloak). Концепции этих направлений описаны в разделе 17 и не выдаются за реализованные.</w:t>
       </w:r>
     </w:p>
     <w:p>
@@ -1186,32 +1282,27 @@
           <w:b/>
           <w:bCs/>
         </w:rPr>
-        <w:t xml:space="preserve">Приватность и ФСП:</w:t>
-      </w:r>
-      <w:r>
-        <w:rPr>
-          <w:rFonts w:ascii="Arial" w:cs="Arial" w:eastAsia="Arial" w:hAnsi="Arial"/>
-        </w:rPr>
-        <w:t xml:space="preserve"> согласие на публикацию (с историей), видимость в поиске, пауза, скрытие ожиданий и достижений ФСП, каналы раскрытия, предпросмотр обезличенной карточки,
-привязка ФСП ID, PDF-профиль.</w:t>
-      </w:r>
-    </w:p>
-    <w:p>
-      <w:pPr>
-        <w:pStyle w:val="Heading3"/>
-        <w:keepNext/>
-        <w:spacing w:after="120" w:before="240"/>
-      </w:pPr>
+        <w:t xml:space="preserve">Вакансии и отклики:</w:t>
+      </w:r>
+      <w:r>
+        <w:rPr>
+          <w:rFonts w:ascii="Arial" w:cs="Arial" w:eastAsia="Arial" w:hAnsi="Arial"/>
+        </w:rPr>
+        <w:t xml:space="preserve"> общий список опубликованных вакансий (фильтры: специализация, грейд, формат, город, текст, «только моя специализация») с зарплатой до отклика; соответствие требованиям и список препятствий к отклику; </w:t>
+      </w:r>
       <w:r>
         <w:rPr>
           <w:rFonts w:ascii="Arial" w:cs="Arial" w:eastAsia="Arial" w:hAnsi="Arial"/>
           <w:b/>
           <w:bCs/>
-          <w:color w:val="21168E"/>
-          <w:sz w:val="25"/>
-          <w:szCs w:val="25"/>
-        </w:rPr>
-        <w:t xml:space="preserve">Работодатель</w:t>
+        </w:rPr>
+        <w:t xml:space="preserve">отклик</w:t>
+      </w:r>
+      <w:r>
+        <w:rPr>
+          <w:rFonts w:ascii="Arial" w:cs="Arial" w:eastAsia="Arial" w:hAnsi="Arial"/>
+        </w:rPr>
+        <w:t xml:space="preserve"> с явным подтверждением раскрытия и необязательным сообщением; «Мои отклики» со статусами и историей; отзыв отклика (по желанию — вместе с доступом к контактам).</w:t>
       </w:r>
     </w:p>
     <w:p>
@@ -1229,13 +1320,13 @@
           <w:b/>
           <w:bCs/>
         </w:rPr>
-        <w:t xml:space="preserve">Компания:</w:t>
-      </w:r>
-      <w:r>
-        <w:rPr>
-          <w:rFonts w:ascii="Arial" w:cs="Arial" w:eastAsia="Arial" w:hAnsi="Arial"/>
-        </w:rPr>
-        <w:t xml:space="preserve"> название, отрасль, сайт, описание, контактное лицо и способ связи (данные для приглашения).</w:t>
+        <w:t xml:space="preserve">PDF-резюме:</w:t>
+      </w:r>
+      <w:r>
+        <w:rPr>
+          <w:rFonts w:ascii="Arial" w:cs="Arial" w:eastAsia="Arial" w:hAnsi="Arial"/>
+        </w:rPr>
+        <w:t xml:space="preserve"> в профиле — загрузка PDF, результат с уверенностью и источником каждого поля, выбор применяемых полей (заполненные поля показывают, что будет заменено); навыки и грейд помечены как самоописание.</w:t>
       </w:r>
     </w:p>
     <w:p>
@@ -1253,73 +1344,13 @@
           <w:b/>
           <w:bCs/>
         </w:rPr>
-        <w:t xml:space="preserve">Потребность:</w:t>
-      </w:r>
-      <w:r>
-        <w:rPr>
-          <w:rFonts w:ascii="Arial" w:cs="Arial" w:eastAsia="Arial" w:hAnsi="Arial"/>
-        </w:rPr>
-        <w:t xml:space="preserve"> название, команда и задачи, специализация, допустимые грейды, обязательные и желательные навыки (режимы </w:t>
-      </w:r>
-      <w:r>
-        <w:rPr>
-          <w:rFonts w:ascii="Consolas" w:cs="Consolas" w:eastAsia="Consolas" w:hAnsi="Consolas"/>
-          <w:sz w:val="19"/>
-          <w:szCs w:val="19"/>
-          <w:shd w:fill="F2F1FB" w:color="auto" w:val="clear"/>
-        </w:rPr>
-        <w:t xml:space="preserve">VERIFIED_ONLY</w:t>
-      </w:r>
-      <w:r>
-        <w:rPr>
-          <w:rFonts w:ascii="Arial" w:cs="Arial" w:eastAsia="Arial" w:hAnsi="Arial"/>
-        </w:rPr>
-        <w:t xml:space="preserve"> / </w:t>
-      </w:r>
-      <w:r>
-        <w:rPr>
-          <w:rFonts w:ascii="Consolas" w:cs="Consolas" w:eastAsia="Consolas" w:hAnsi="Consolas"/>
-          <w:sz w:val="19"/>
-          <w:szCs w:val="19"/>
-          <w:shd w:fill="F2F1FB" w:color="auto" w:val="clear"/>
-        </w:rPr>
-        <w:t xml:space="preserve">SELF_REPORTED_ALLOWED</w:t>
-      </w:r>
-      <w:r>
-        <w:rPr>
-          <w:rFonts w:ascii="Arial" w:cs="Arial" w:eastAsia="Arial" w:hAnsi="Arial"/>
-        </w:rPr>
-        <w:t xml:space="preserve">),
-формат работы, город, </w:t>
-      </w:r>
-      <w:r>
-        <w:rPr>
-          <w:rFonts w:ascii="Arial" w:cs="Arial" w:eastAsia="Arial" w:hAnsi="Arial"/>
-          <w:b/>
-          <w:bCs/>
-        </w:rPr>
-        <w:t xml:space="preserve">зарплатная вилка</w:t>
-      </w:r>
-      <w:r>
-        <w:rPr>
-          <w:rFonts w:ascii="Arial" w:cs="Arial" w:eastAsia="Arial" w:hAnsi="Arial"/>
-        </w:rPr>
-        <w:t xml:space="preserve">. Обязательный навык без проверяющих заданий отклоняется (</w:t>
-      </w:r>
-      <w:r>
-        <w:rPr>
-          <w:rFonts w:ascii="Consolas" w:cs="Consolas" w:eastAsia="Consolas" w:hAnsi="Consolas"/>
-          <w:sz w:val="19"/>
-          <w:szCs w:val="19"/>
-          <w:shd w:fill="F2F1FB" w:color="auto" w:val="clear"/>
-        </w:rPr>
-        <w:t xml:space="preserve">422</w:t>
-      </w:r>
-      <w:r>
-        <w:rPr>
-          <w:rFonts w:ascii="Arial" w:cs="Arial" w:eastAsia="Arial" w:hAnsi="Arial"/>
-        </w:rPr>
-        <w:t xml:space="preserve">). Правка создаёт новую версию; «Тест под требования» показывает покрытие требований заданиями.</w:t>
+        <w:t xml:space="preserve">Короткие задания:</w:t>
+      </w:r>
+      <w:r>
+        <w:rPr>
+          <w:rFonts w:ascii="Arial" w:cs="Arial" w:eastAsia="Arial" w:hAnsi="Arial"/>
+        </w:rPr>
+        <w:t xml:space="preserve"> раздел показывает текущее задание (не чаще раза в неделю, срок 7 дней), форму ответа (выбор варианта или текст), историю с результатами, комментарии автора и счётчик «решено за 90 дней»; задание можно пропустить.</w:t>
       </w:r>
     </w:p>
     <w:p>
@@ -1337,14 +1368,32 @@
           <w:b/>
           <w:bCs/>
         </w:rPr>
-        <w:t xml:space="preserve">Подборка:</w:t>
-      </w:r>
-      <w:r>
-        <w:rPr>
-          <w:rFonts w:ascii="Arial" w:cs="Arial" w:eastAsia="Arial" w:hAnsi="Arial"/>
-        </w:rPr>
-        <w:t xml:space="preserve"> кандидаты с местом, баллом, разложением по компонентам, «Почему подходит» / «Что пока не подтверждено»; уточнения (только с ФСП, минимальный балл, дополнительные навыки,
-города) создают дочернюю подборку без потери исходной; история подборок; пустая подборка объясняет причины отсева.</w:t>
+        <w:t xml:space="preserve">Приватность и ФСП:</w:t>
+      </w:r>
+      <w:r>
+        <w:rPr>
+          <w:rFonts w:ascii="Arial" w:cs="Arial" w:eastAsia="Arial" w:hAnsi="Arial"/>
+        </w:rPr>
+        <w:t xml:space="preserve"> согласие на публикацию (с историей), видимость в поиске, пауза, скрытие ожиданий и достижений ФСП, каналы раскрытия, предпросмотр обезличенной карточки,
+привязка ФСП ID, PDF-профиль.</w:t>
+      </w:r>
+    </w:p>
+    <w:p>
+      <w:pPr>
+        <w:pStyle w:val="Heading3"/>
+        <w:keepNext/>
+        <w:spacing w:after="120" w:before="240"/>
+      </w:pPr>
+      <w:r>
+        <w:rPr>
+          <w:rFonts w:ascii="Arial" w:cs="Arial" w:eastAsia="Arial" w:hAnsi="Arial"/>
+          <w:b/>
+          <w:bCs/>
+          <w:color w:val="21168E"/>
+          <w:sz w:val="25"/>
+          <w:szCs w:val="25"/>
+        </w:rPr>
+        <w:t xml:space="preserve">Работодатель</w:t>
       </w:r>
     </w:p>
     <w:p>
@@ -1362,13 +1411,13 @@
           <w:b/>
           <w:bCs/>
         </w:rPr>
-        <w:t xml:space="preserve">Банк кандидатов:</w:t>
-      </w:r>
-      <w:r>
-        <w:rPr>
-          <w:rFonts w:ascii="Arial" w:cs="Arial" w:eastAsia="Arial" w:hAnsi="Arial"/>
-        </w:rPr>
-        <w:t xml:space="preserve"> все опубликованные кандидаты с фильтрами (специализация, грейд, категория, навыки, формат, город, наличие достижений ФСП); закладки.</w:t>
+        <w:t xml:space="preserve">Компания:</w:t>
+      </w:r>
+      <w:r>
+        <w:rPr>
+          <w:rFonts w:ascii="Arial" w:cs="Arial" w:eastAsia="Arial" w:hAnsi="Arial"/>
+        </w:rPr>
+        <w:t xml:space="preserve"> название, отрасль, сайт, описание, контактное лицо и способ связи (данные для приглашения).</w:t>
       </w:r>
     </w:p>
     <w:p>
@@ -1386,13 +1435,73 @@
           <w:b/>
           <w:bCs/>
         </w:rPr>
-        <w:t xml:space="preserve">Карточка кандидата:</w:t>
-      </w:r>
-      <w:r>
-        <w:rPr>
-          <w:rFonts w:ascii="Arial" w:cs="Arial" w:eastAsia="Arial" w:hAnsi="Arial"/>
-        </w:rPr>
-        <w:t xml:space="preserve"> обезличенная до принятия, с контактами — после; PDF по тем же правам.</w:t>
+        <w:t xml:space="preserve">Потребность:</w:t>
+      </w:r>
+      <w:r>
+        <w:rPr>
+          <w:rFonts w:ascii="Arial" w:cs="Arial" w:eastAsia="Arial" w:hAnsi="Arial"/>
+        </w:rPr>
+        <w:t xml:space="preserve"> название, команда и задачи, специализация, допустимые грейды, обязательные и желательные навыки (режимы </w:t>
+      </w:r>
+      <w:r>
+        <w:rPr>
+          <w:rFonts w:ascii="Consolas" w:cs="Consolas" w:eastAsia="Consolas" w:hAnsi="Consolas"/>
+          <w:sz w:val="19"/>
+          <w:szCs w:val="19"/>
+          <w:shd w:fill="F2F1FB" w:color="auto" w:val="clear"/>
+        </w:rPr>
+        <w:t xml:space="preserve">VERIFIED_ONLY</w:t>
+      </w:r>
+      <w:r>
+        <w:rPr>
+          <w:rFonts w:ascii="Arial" w:cs="Arial" w:eastAsia="Arial" w:hAnsi="Arial"/>
+        </w:rPr>
+        <w:t xml:space="preserve"> / </w:t>
+      </w:r>
+      <w:r>
+        <w:rPr>
+          <w:rFonts w:ascii="Consolas" w:cs="Consolas" w:eastAsia="Consolas" w:hAnsi="Consolas"/>
+          <w:sz w:val="19"/>
+          <w:szCs w:val="19"/>
+          <w:shd w:fill="F2F1FB" w:color="auto" w:val="clear"/>
+        </w:rPr>
+        <w:t xml:space="preserve">SELF_REPORTED_ALLOWED</w:t>
+      </w:r>
+      <w:r>
+        <w:rPr>
+          <w:rFonts w:ascii="Arial" w:cs="Arial" w:eastAsia="Arial" w:hAnsi="Arial"/>
+        </w:rPr>
+        <w:t xml:space="preserve">),
+формат работы, город, </w:t>
+      </w:r>
+      <w:r>
+        <w:rPr>
+          <w:rFonts w:ascii="Arial" w:cs="Arial" w:eastAsia="Arial" w:hAnsi="Arial"/>
+          <w:b/>
+          <w:bCs/>
+        </w:rPr>
+        <w:t xml:space="preserve">зарплатная вилка</w:t>
+      </w:r>
+      <w:r>
+        <w:rPr>
+          <w:rFonts w:ascii="Arial" w:cs="Arial" w:eastAsia="Arial" w:hAnsi="Arial"/>
+        </w:rPr>
+        <w:t xml:space="preserve">. Обязательный навык без проверяющих заданий отклоняется (</w:t>
+      </w:r>
+      <w:r>
+        <w:rPr>
+          <w:rFonts w:ascii="Consolas" w:cs="Consolas" w:eastAsia="Consolas" w:hAnsi="Consolas"/>
+          <w:sz w:val="19"/>
+          <w:szCs w:val="19"/>
+          <w:shd w:fill="F2F1FB" w:color="auto" w:val="clear"/>
+        </w:rPr>
+        <w:t xml:space="preserve">422</w:t>
+      </w:r>
+      <w:r>
+        <w:rPr>
+          <w:rFonts w:ascii="Arial" w:cs="Arial" w:eastAsia="Arial" w:hAnsi="Arial"/>
+        </w:rPr>
+        <w:t xml:space="preserve">). Правка создаёт новую версию; «Тест под требования» показывает покрытие требований заданиями.</w:t>
       </w:r>
     </w:p>
     <w:p>
@@ -1410,6 +1519,79 @@
           <w:b/>
           <w:bCs/>
         </w:rPr>
+        <w:t xml:space="preserve">Подборка:</w:t>
+      </w:r>
+      <w:r>
+        <w:rPr>
+          <w:rFonts w:ascii="Arial" w:cs="Arial" w:eastAsia="Arial" w:hAnsi="Arial"/>
+        </w:rPr>
+        <w:t xml:space="preserve"> кандидаты с местом, баллом, разложением по компонентам, «Почему подходит» / «Что пока не подтверждено»; уточнения (только с ФСП, минимальный балл, дополнительные навыки,
+города) создают дочернюю подборку без потери исходной; история подборок; пустая подборка объясняет причины отсева.</w:t>
+      </w:r>
+    </w:p>
+    <w:p>
+      <w:pPr>
+        <w:pStyle w:val="ListParagraph"/>
+        <w:numPr>
+          <w:ilvl w:val="0"/>
+          <w:numId w:val="2"/>
+        </w:numPr>
+        <w:spacing w:after="60"/>
+      </w:pPr>
+      <w:r>
+        <w:rPr>
+          <w:rFonts w:ascii="Arial" w:cs="Arial" w:eastAsia="Arial" w:hAnsi="Arial"/>
+          <w:b/>
+          <w:bCs/>
+        </w:rPr>
+        <w:t xml:space="preserve">Банк кандидатов:</w:t>
+      </w:r>
+      <w:r>
+        <w:rPr>
+          <w:rFonts w:ascii="Arial" w:cs="Arial" w:eastAsia="Arial" w:hAnsi="Arial"/>
+        </w:rPr>
+        <w:t xml:space="preserve"> все опубликованные кандидаты с фильтрами (специализация, грейд, категория, навыки, формат, город, наличие достижений ФСП); закладки.</w:t>
+      </w:r>
+    </w:p>
+    <w:p>
+      <w:pPr>
+        <w:pStyle w:val="ListParagraph"/>
+        <w:numPr>
+          <w:ilvl w:val="0"/>
+          <w:numId w:val="2"/>
+        </w:numPr>
+        <w:spacing w:after="60"/>
+      </w:pPr>
+      <w:r>
+        <w:rPr>
+          <w:rFonts w:ascii="Arial" w:cs="Arial" w:eastAsia="Arial" w:hAnsi="Arial"/>
+          <w:b/>
+          <w:bCs/>
+        </w:rPr>
+        <w:t xml:space="preserve">Карточка кандидата:</w:t>
+      </w:r>
+      <w:r>
+        <w:rPr>
+          <w:rFonts w:ascii="Arial" w:cs="Arial" w:eastAsia="Arial" w:hAnsi="Arial"/>
+        </w:rPr>
+        <w:t xml:space="preserve"> обезличенная до принятия, с контактами — после; PDF по тем же правам.</w:t>
+      </w:r>
+    </w:p>
+    <w:p>
+      <w:pPr>
+        <w:pStyle w:val="ListParagraph"/>
+        <w:numPr>
+          <w:ilvl w:val="0"/>
+          <w:numId w:val="2"/>
+        </w:numPr>
+        <w:spacing w:after="60"/>
+      </w:pPr>
+      <w:r>
+        <w:rPr>
+          <w:rFonts w:ascii="Arial" w:cs="Arial" w:eastAsia="Arial" w:hAnsi="Arial"/>
+          <w:b/>
+          <w:bCs/>
+        </w:rPr>
         <w:t xml:space="preserve">Приглашения:</w:t>
       </w:r>
       <w:r>
@@ -1417,6 +1599,54 @@
           <w:rFonts w:ascii="Arial" w:cs="Arial" w:eastAsia="Arial" w:hAnsi="Arial"/>
         </w:rPr>
         <w:t xml:space="preserve"> создание с заголовком, описанием, вилкой GROSS, форматом и способом связи; предпросмотр перед отправкой; отзыв; список со статусами и историей.</w:t>
+      </w:r>
+    </w:p>
+    <w:p>
+      <w:pPr>
+        <w:pStyle w:val="ListParagraph"/>
+        <w:numPr>
+          <w:ilvl w:val="0"/>
+          <w:numId w:val="2"/>
+        </w:numPr>
+        <w:spacing w:after="60"/>
+      </w:pPr>
+      <w:r>
+        <w:rPr>
+          <w:rFonts w:ascii="Arial" w:cs="Arial" w:eastAsia="Arial" w:hAnsi="Arial"/>
+          <w:b/>
+          <w:bCs/>
+        </w:rPr>
+        <w:t xml:space="preserve">Вакансии:</w:t>
+      </w:r>
+      <w:r>
+        <w:rPr>
+          <w:rFonts w:ascii="Arial" w:cs="Arial" w:eastAsia="Arial" w:hAnsi="Arial"/>
+        </w:rPr>
+        <w:t xml:space="preserve"> создание (в т. ч. из потребности), черновик/публикация/закрытие/повторное открытие, правки с версиями; отклики на вакансию — по соответствию требованиям (подходящие выше, у остальных — причины несоответствия) или по дате; открытие отклика фиксирует просмотр, дальше «в шорт-лист» или «отклонить»; карточка откликнувшегося и PDF — в объёме прав.</w:t>
+      </w:r>
+    </w:p>
+    <w:p>
+      <w:pPr>
+        <w:pStyle w:val="ListParagraph"/>
+        <w:numPr>
+          <w:ilvl w:val="0"/>
+          <w:numId w:val="2"/>
+        </w:numPr>
+        <w:spacing w:after="60"/>
+      </w:pPr>
+      <w:r>
+        <w:rPr>
+          <w:rFonts w:ascii="Arial" w:cs="Arial" w:eastAsia="Arial" w:hAnsi="Arial"/>
+          <w:b/>
+          <w:bCs/>
+        </w:rPr>
+        <w:t xml:space="preserve">Короткие задания:</w:t>
+      </w:r>
+      <w:r>
+        <w:rPr>
+          <w:rFonts w:ascii="Arial" w:cs="Arial" w:eastAsia="Arial" w:hAnsi="Arial"/>
+        </w:rPr>
+        <w:t xml:space="preserve"> создание теста (2–6 вариантов, один верный, пояснение) или текстового разбора, фильтр по специализации и грейдам, срок; черновик → публикация → закрытие; список ответов под псевдонимом с подтверждённым грейдом, статистика теста, оценка разбора с комментарием.</w:t>
       </w:r>
     </w:p>
     <w:p>
@@ -1729,6 +1959,21 @@
           <w:shd w:fill="F2F1FB" w:color="auto" w:val="clear"/>
         </w:rPr>
         <w:t xml:space="preserve">invitations</w:t>
+      </w:r>
+      <w:r>
+        <w:rPr>
+          <w:rFonts w:ascii="Arial" w:cs="Arial" w:eastAsia="Arial" w:hAnsi="Arial"/>
+        </w:rPr>
+        <w:t xml:space="preserve">, </w:t>
+      </w:r>
+      <w:r>
+        <w:rPr>
+          <w:rFonts w:ascii="Consolas" w:cs="Consolas" w:eastAsia="Consolas" w:hAnsi="Consolas"/>
+          <w:sz w:val="19"/>
+          <w:szCs w:val="19"/>
+          <w:shd w:fill="F2F1FB" w:color="auto" w:val="clear"/>
+        </w:rPr>
+        <w:t xml:space="preserve">vacancies</w:t>
       </w:r>
       <w:r>
         <w:rPr>
@@ -1945,8 +2190,8 @@
         <w:tblLayout w:type="fixed"/>
       </w:tblPr>
       <w:tblGrid>
-        <w:gridCol w:w="1651"/>
-        <w:gridCol w:w="8255"/>
+        <w:gridCol w:w="2286"/>
+        <w:gridCol w:w="7620"/>
       </w:tblGrid>
       <w:tr>
         <w:trPr>
@@ -1955,7 +2200,7 @@
         </w:trPr>
         <w:tc>
           <w:tcPr>
-            <w:tcW w:type="dxa" w:w="1651"/>
+            <w:tcW w:type="dxa" w:w="2286"/>
             <w:tcBorders>
               <w:top w:val="single" w:color="D6D7E0" w:sz="4"/>
               <w:left w:val="single" w:color="D6D7E0" w:sz="4"/>
@@ -1989,7 +2234,7 @@
         </w:tc>
         <w:tc>
           <w:tcPr>
-            <w:tcW w:type="dxa" w:w="8255"/>
+            <w:tcW w:type="dxa" w:w="7620"/>
             <w:tcBorders>
               <w:top w:val="single" w:color="D6D7E0" w:sz="4"/>
               <w:left w:val="single" w:color="D6D7E0" w:sz="4"/>
@@ -2029,7 +2274,7 @@
         </w:trPr>
         <w:tc>
           <w:tcPr>
-            <w:tcW w:type="dxa" w:w="1651"/>
+            <w:tcW w:type="dxa" w:w="2286"/>
             <w:tcBorders>
               <w:top w:val="single" w:color="D6D7E0" w:sz="4"/>
               <w:left w:val="single" w:color="D6D7E0" w:sz="4"/>
@@ -2059,7 +2304,7 @@
         </w:tc>
         <w:tc>
           <w:tcPr>
-            <w:tcW w:type="dxa" w:w="8255"/>
+            <w:tcW w:type="dxa" w:w="7620"/>
             <w:tcBorders>
               <w:top w:val="single" w:color="D6D7E0" w:sz="4"/>
               <w:left w:val="single" w:color="D6D7E0" w:sz="4"/>
@@ -2147,7 +2392,7 @@
         </w:trPr>
         <w:tc>
           <w:tcPr>
-            <w:tcW w:type="dxa" w:w="1651"/>
+            <w:tcW w:type="dxa" w:w="2286"/>
             <w:tcBorders>
               <w:top w:val="single" w:color="D6D7E0" w:sz="4"/>
               <w:left w:val="single" w:color="D6D7E0" w:sz="4"/>
@@ -2177,7 +2422,7 @@
         </w:tc>
         <w:tc>
           <w:tcPr>
-            <w:tcW w:type="dxa" w:w="8255"/>
+            <w:tcW w:type="dxa" w:w="7620"/>
             <w:tcBorders>
               <w:top w:val="single" w:color="D6D7E0" w:sz="4"/>
               <w:left w:val="single" w:color="D6D7E0" w:sz="4"/>
@@ -2248,7 +2493,7 @@
         </w:trPr>
         <w:tc>
           <w:tcPr>
-            <w:tcW w:type="dxa" w:w="1651"/>
+            <w:tcW w:type="dxa" w:w="2286"/>
             <w:tcBorders>
               <w:top w:val="single" w:color="D6D7E0" w:sz="4"/>
               <w:left w:val="single" w:color="D6D7E0" w:sz="4"/>
@@ -2278,7 +2523,7 @@
         </w:tc>
         <w:tc>
           <w:tcPr>
-            <w:tcW w:type="dxa" w:w="8255"/>
+            <w:tcW w:type="dxa" w:w="7620"/>
             <w:tcBorders>
               <w:top w:val="single" w:color="D6D7E0" w:sz="4"/>
               <w:left w:val="single" w:color="D6D7E0" w:sz="4"/>
@@ -2366,7 +2611,7 @@
         </w:trPr>
         <w:tc>
           <w:tcPr>
-            <w:tcW w:type="dxa" w:w="1651"/>
+            <w:tcW w:type="dxa" w:w="2286"/>
             <w:tcBorders>
               <w:top w:val="single" w:color="D6D7E0" w:sz="4"/>
               <w:left w:val="single" w:color="D6D7E0" w:sz="4"/>
@@ -2396,7 +2641,7 @@
         </w:tc>
         <w:tc>
           <w:tcPr>
-            <w:tcW w:type="dxa" w:w="8255"/>
+            <w:tcW w:type="dxa" w:w="7620"/>
             <w:tcBorders>
               <w:top w:val="single" w:color="D6D7E0" w:sz="4"/>
               <w:left w:val="single" w:color="D6D7E0" w:sz="4"/>
@@ -2475,7 +2720,7 @@
         </w:trPr>
         <w:tc>
           <w:tcPr>
-            <w:tcW w:type="dxa" w:w="1651"/>
+            <w:tcW w:type="dxa" w:w="2286"/>
             <w:tcBorders>
               <w:top w:val="single" w:color="D6D7E0" w:sz="4"/>
               <w:left w:val="single" w:color="D6D7E0" w:sz="4"/>
@@ -2505,7 +2750,7 @@
         </w:tc>
         <w:tc>
           <w:tcPr>
-            <w:tcW w:type="dxa" w:w="8255"/>
+            <w:tcW w:type="dxa" w:w="7620"/>
             <w:tcBorders>
               <w:top w:val="single" w:color="D6D7E0" w:sz="4"/>
               <w:left w:val="single" w:color="D6D7E0" w:sz="4"/>
@@ -2610,7 +2855,7 @@
         </w:trPr>
         <w:tc>
           <w:tcPr>
-            <w:tcW w:type="dxa" w:w="1651"/>
+            <w:tcW w:type="dxa" w:w="2286"/>
             <w:tcBorders>
               <w:top w:val="single" w:color="D6D7E0" w:sz="4"/>
               <w:left w:val="single" w:color="D6D7E0" w:sz="4"/>
@@ -2640,7 +2885,7 @@
         </w:tc>
         <w:tc>
           <w:tcPr>
-            <w:tcW w:type="dxa" w:w="8255"/>
+            <w:tcW w:type="dxa" w:w="7620"/>
             <w:tcBorders>
               <w:top w:val="single" w:color="D6D7E0" w:sz="4"/>
               <w:left w:val="single" w:color="D6D7E0" w:sz="4"/>
@@ -2711,7 +2956,217 @@
         </w:trPr>
         <w:tc>
           <w:tcPr>
-            <w:tcW w:type="dxa" w:w="1651"/>
+            <w:tcW w:type="dxa" w:w="2286"/>
+            <w:tcBorders>
+              <w:top w:val="single" w:color="D6D7E0" w:sz="4"/>
+              <w:left w:val="single" w:color="D6D7E0" w:sz="4"/>
+              <w:bottom w:val="single" w:color="D6D7E0" w:sz="4"/>
+              <w:right w:val="single" w:color="D6D7E0" w:sz="4"/>
+            </w:tcBorders>
+            <w:tcMar>
+              <w:top w:type="dxa" w:w="50"/>
+              <w:left w:type="dxa" w:w="80"/>
+              <w:bottom w:type="dxa" w:w="50"/>
+              <w:right w:type="dxa" w:w="80"/>
+            </w:tcMar>
+          </w:tcPr>
+          <w:p>
+            <w:pPr>
+              <w:jc w:val="left"/>
+            </w:pPr>
+            <w:r>
+              <w:rPr>
+                <w:rFonts w:ascii="Arial" w:cs="Arial" w:eastAsia="Arial" w:hAnsi="Arial"/>
+                <w:sz w:val="17"/>
+                <w:szCs w:val="17"/>
+              </w:rPr>
+              <w:t xml:space="preserve">Вакансии и отклики</w:t>
+            </w:r>
+          </w:p>
+        </w:tc>
+        <w:tc>
+          <w:tcPr>
+            <w:tcW w:type="dxa" w:w="7620"/>
+            <w:tcBorders>
+              <w:top w:val="single" w:color="D6D7E0" w:sz="4"/>
+              <w:left w:val="single" w:color="D6D7E0" w:sz="4"/>
+              <w:bottom w:val="single" w:color="D6D7E0" w:sz="4"/>
+              <w:right w:val="single" w:color="D6D7E0" w:sz="4"/>
+            </w:tcBorders>
+            <w:tcMar>
+              <w:top w:type="dxa" w:w="50"/>
+              <w:left w:type="dxa" w:w="80"/>
+              <w:bottom w:type="dxa" w:w="50"/>
+              <w:right w:type="dxa" w:w="80"/>
+            </w:tcMar>
+          </w:tcPr>
+          <w:p>
+            <w:pPr>
+              <w:jc w:val="left"/>
+            </w:pPr>
+            <w:r>
+              <w:rPr>
+                <w:rFonts w:ascii="Consolas" w:cs="Consolas" w:eastAsia="Consolas" w:hAnsi="Consolas"/>
+                <w:sz w:val="17"/>
+                <w:szCs w:val="17"/>
+                <w:shd w:fill="F2F1FB" w:color="auto" w:val="clear"/>
+              </w:rPr>
+              <w:t xml:space="preserve">Vacancy</w:t>
+            </w:r>
+            <w:r>
+              <w:rPr>
+                <w:rFonts w:ascii="Arial" w:cs="Arial" w:eastAsia="Arial" w:hAnsi="Arial"/>
+                <w:sz w:val="17"/>
+                <w:szCs w:val="17"/>
+              </w:rPr>
+              <w:t xml:space="preserve">, </w:t>
+            </w:r>
+            <w:r>
+              <w:rPr>
+                <w:rFonts w:ascii="Consolas" w:cs="Consolas" w:eastAsia="Consolas" w:hAnsi="Consolas"/>
+                <w:sz w:val="17"/>
+                <w:szCs w:val="17"/>
+                <w:shd w:fill="F2F1FB" w:color="auto" w:val="clear"/>
+              </w:rPr>
+              <w:t xml:space="preserve">Application</w:t>
+            </w:r>
+            <w:r>
+              <w:rPr>
+                <w:rFonts w:ascii="Arial" w:cs="Arial" w:eastAsia="Arial" w:hAnsi="Arial"/>
+                <w:sz w:val="17"/>
+                <w:szCs w:val="17"/>
+              </w:rPr>
+              <w:t xml:space="preserve"> (снимок вакансии и компании), </w:t>
+            </w:r>
+            <w:r>
+              <w:rPr>
+                <w:rFonts w:ascii="Consolas" w:cs="Consolas" w:eastAsia="Consolas" w:hAnsi="Consolas"/>
+                <w:sz w:val="17"/>
+                <w:szCs w:val="17"/>
+                <w:shd w:fill="F2F1FB" w:color="auto" w:val="clear"/>
+              </w:rPr>
+              <w:t xml:space="preserve">ApplicationEvent</w:t>
+            </w:r>
+            <w:r>
+              <w:rPr>
+                <w:rFonts w:ascii="Arial" w:cs="Arial" w:eastAsia="Arial" w:hAnsi="Arial"/>
+                <w:sz w:val="17"/>
+                <w:szCs w:val="17"/>
+              </w:rPr>
+              <w:t xml:space="preserve">; доступ к контактам при отклике — тот же </w:t>
+            </w:r>
+            <w:r>
+              <w:rPr>
+                <w:rFonts w:ascii="Consolas" w:cs="Consolas" w:eastAsia="Consolas" w:hAnsi="Consolas"/>
+                <w:sz w:val="17"/>
+                <w:szCs w:val="17"/>
+                <w:shd w:fill="F2F1FB" w:color="auto" w:val="clear"/>
+              </w:rPr>
+              <w:t xml:space="preserve">ContactAccessGrant</w:t>
+            </w:r>
+          </w:p>
+        </w:tc>
+      </w:tr>
+      <w:tr>
+        <w:trPr>
+          <w:cantSplit/>
+          <w:tblHeader w:val="off"/>
+        </w:trPr>
+        <w:tc>
+          <w:tcPr>
+            <w:tcW w:type="dxa" w:w="2286"/>
+            <w:tcBorders>
+              <w:top w:val="single" w:color="D6D7E0" w:sz="4"/>
+              <w:left w:val="single" w:color="D6D7E0" w:sz="4"/>
+              <w:bottom w:val="single" w:color="D6D7E0" w:sz="4"/>
+              <w:right w:val="single" w:color="D6D7E0" w:sz="4"/>
+            </w:tcBorders>
+            <w:tcMar>
+              <w:top w:type="dxa" w:w="50"/>
+              <w:left w:type="dxa" w:w="80"/>
+              <w:bottom w:type="dxa" w:w="50"/>
+              <w:right w:type="dxa" w:w="80"/>
+            </w:tcMar>
+          </w:tcPr>
+          <w:p>
+            <w:pPr>
+              <w:jc w:val="left"/>
+            </w:pPr>
+            <w:r>
+              <w:rPr>
+                <w:rFonts w:ascii="Arial" w:cs="Arial" w:eastAsia="Arial" w:hAnsi="Arial"/>
+                <w:sz w:val="17"/>
+                <w:szCs w:val="17"/>
+              </w:rPr>
+              <w:t xml:space="preserve">Короткие задания</w:t>
+            </w:r>
+          </w:p>
+        </w:tc>
+        <w:tc>
+          <w:tcPr>
+            <w:tcW w:type="dxa" w:w="7620"/>
+            <w:tcBorders>
+              <w:top w:val="single" w:color="D6D7E0" w:sz="4"/>
+              <w:left w:val="single" w:color="D6D7E0" w:sz="4"/>
+              <w:bottom w:val="single" w:color="D6D7E0" w:sz="4"/>
+              <w:right w:val="single" w:color="D6D7E0" w:sz="4"/>
+            </w:tcBorders>
+            <w:tcMar>
+              <w:top w:type="dxa" w:w="50"/>
+              <w:left w:type="dxa" w:w="80"/>
+              <w:bottom w:type="dxa" w:w="50"/>
+              <w:right w:type="dxa" w:w="80"/>
+            </w:tcMar>
+          </w:tcPr>
+          <w:p>
+            <w:pPr>
+              <w:jc w:val="left"/>
+            </w:pPr>
+            <w:r>
+              <w:rPr>
+                <w:rFonts w:ascii="Consolas" w:cs="Consolas" w:eastAsia="Consolas" w:hAnsi="Consolas"/>
+                <w:sz w:val="17"/>
+                <w:szCs w:val="17"/>
+                <w:shd w:fill="F2F1FB" w:color="auto" w:val="clear"/>
+              </w:rPr>
+              <w:t xml:space="preserve">ShortTask</w:t>
+            </w:r>
+            <w:r>
+              <w:rPr>
+                <w:rFonts w:ascii="Arial" w:cs="Arial" w:eastAsia="Arial" w:hAnsi="Arial"/>
+                <w:sz w:val="17"/>
+                <w:szCs w:val="17"/>
+              </w:rPr>
+              <w:t xml:space="preserve"> (условие, закрытый верный вариант), </w:t>
+            </w:r>
+            <w:r>
+              <w:rPr>
+                <w:rFonts w:ascii="Consolas" w:cs="Consolas" w:eastAsia="Consolas" w:hAnsi="Consolas"/>
+                <w:sz w:val="17"/>
+                <w:szCs w:val="17"/>
+                <w:shd w:fill="F2F1FB" w:color="auto" w:val="clear"/>
+              </w:rPr>
+              <w:t xml:space="preserve">TaskAssignment</w:t>
+            </w:r>
+            <w:r>
+              <w:rPr>
+                <w:rFonts w:ascii="Arial" w:cs="Arial" w:eastAsia="Arial" w:hAnsi="Arial"/>
+                <w:sz w:val="17"/>
+                <w:szCs w:val="17"/>
+              </w:rPr>
+              <w:t xml:space="preserve"> (предложение, ответ, оценка автора)</w:t>
+            </w:r>
+          </w:p>
+        </w:tc>
+      </w:tr>
+      <w:tr>
+        <w:trPr>
+          <w:cantSplit/>
+          <w:tblHeader w:val="off"/>
+        </w:trPr>
+        <w:tc>
+          <w:tcPr>
+            <w:tcW w:type="dxa" w:w="2286"/>
             <w:tcBorders>
               <w:top w:val="single" w:color="D6D7E0" w:sz="4"/>
               <w:left w:val="single" w:color="D6D7E0" w:sz="4"/>
@@ -2741,7 +3196,7 @@
         </w:tc>
         <w:tc>
           <w:tcPr>
-            <w:tcW w:type="dxa" w:w="8255"/>
+            <w:tcW w:type="dxa" w:w="7620"/>
             <w:tcBorders>
               <w:top w:val="single" w:color="D6D7E0" w:sz="4"/>
               <w:left w:val="single" w:color="D6D7E0" w:sz="4"/>
@@ -4338,6 +4793,1093 @@
     </w:p>
     <w:p>
       <w:pPr>
+        <w:pStyle w:val="Heading3"/>
+        <w:keepNext/>
+        <w:spacing w:after="120" w:before="240"/>
+      </w:pPr>
+      <w:r>
+        <w:rPr>
+          <w:rFonts w:ascii="Arial" w:cs="Arial" w:eastAsia="Arial" w:hAnsi="Arial"/>
+          <w:b/>
+          <w:bCs/>
+          <w:color w:val="21168E"/>
+          <w:sz w:val="25"/>
+          <w:szCs w:val="25"/>
+        </w:rPr>
+        <w:t xml:space="preserve">6.6. Вакансии и самостоятельные отклики (дополнительно по ТЗ)</w:t>
+      </w:r>
+    </w:p>
+    <w:p>
+      <w:pPr>
+        <w:spacing w:after="120"/>
+      </w:pPr>
+      <w:r>
+        <w:rPr>
+          <w:rFonts w:ascii="Arial" w:cs="Arial" w:eastAsia="Arial" w:hAnsi="Arial"/>
+        </w:rPr>
+        <w:t xml:space="preserve">Основной путь не меняется (инициатива у работодателя), но кандидат, который пока не получил приглашений, может проявить инициативу сам — как требует ТЗ для дополнительного сценария.</w:t>
+      </w:r>
+    </w:p>
+    <w:p>
+      <w:pPr>
+        <w:pStyle w:val="ListParagraph"/>
+        <w:numPr>
+          <w:ilvl w:val="0"/>
+          <w:numId w:val="2"/>
+        </w:numPr>
+        <w:spacing w:after="60"/>
+      </w:pPr>
+      <w:r>
+        <w:rPr>
+          <w:rFonts w:ascii="Arial" w:cs="Arial" w:eastAsia="Arial" w:hAnsi="Arial"/>
+          <w:b/>
+          <w:bCs/>
+        </w:rPr>
+        <w:t xml:space="preserve">Вакансия</w:t>
+      </w:r>
+      <w:r>
+        <w:rPr>
+          <w:rFonts w:ascii="Arial" w:cs="Arial" w:eastAsia="Arial" w:hAnsi="Arial"/>
+        </w:rPr>
+        <w:t xml:space="preserve"> — публичная форма тех же структурированных требований, что у потребности (специализация, допустимые грейды, обязательные и желательные навыки, формат, город) и </w:t>
+      </w:r>
+      <w:r>
+        <w:rPr>
+          <w:rFonts w:ascii="Arial" w:cs="Arial" w:eastAsia="Arial" w:hAnsi="Arial"/>
+          <w:b/>
+          <w:bCs/>
+        </w:rPr>
+        <w:t xml:space="preserve">обязательная вилка GROSS</w:t>
+      </w:r>
+      <w:r>
+        <w:rPr>
+          <w:rFonts w:ascii="Arial" w:cs="Arial" w:eastAsia="Arial" w:hAnsi="Arial"/>
+        </w:rPr>
+        <w:t xml:space="preserve">. Статусы: </w:t>
+      </w:r>
+      <w:r>
+        <w:rPr>
+          <w:rFonts w:ascii="Consolas" w:cs="Consolas" w:eastAsia="Consolas" w:hAnsi="Consolas"/>
+          <w:sz w:val="19"/>
+          <w:szCs w:val="19"/>
+          <w:shd w:fill="F2F1FB" w:color="auto" w:val="clear"/>
+        </w:rPr>
+        <w:t xml:space="preserve">DRAFT → PUBLISHED → CLOSED</w:t>
+      </w:r>
+      <w:r>
+        <w:rPr>
+          <w:rFonts w:ascii="Arial" w:cs="Arial" w:eastAsia="Arial" w:hAnsi="Arial"/>
+        </w:rPr>
+        <w:t xml:space="preserve"> (и обратно к </w:t>
+      </w:r>
+      <w:r>
+        <w:rPr>
+          <w:rFonts w:ascii="Consolas" w:cs="Consolas" w:eastAsia="Consolas" w:hAnsi="Consolas"/>
+          <w:sz w:val="19"/>
+          <w:szCs w:val="19"/>
+          <w:shd w:fill="F2F1FB" w:color="auto" w:val="clear"/>
+        </w:rPr>
+        <w:t xml:space="preserve">PUBLISHED</w:t>
+      </w:r>
+      <w:r>
+        <w:rPr>
+          <w:rFonts w:ascii="Arial" w:cs="Arial" w:eastAsia="Arial" w:hAnsi="Arial"/>
+        </w:rPr>
+        <w:t xml:space="preserve">); правка создаёт новую версию. Можно создать из потребности (поля копируются, текст проверяется перед публикацией).</w:t>
+      </w:r>
+    </w:p>
+    <w:p>
+      <w:pPr>
+        <w:pStyle w:val="ListParagraph"/>
+        <w:numPr>
+          <w:ilvl w:val="0"/>
+          <w:numId w:val="2"/>
+        </w:numPr>
+        <w:spacing w:after="60"/>
+      </w:pPr>
+      <w:r>
+        <w:rPr>
+          <w:rFonts w:ascii="Arial" w:cs="Arial" w:eastAsia="Arial" w:hAnsi="Arial"/>
+          <w:b/>
+          <w:bCs/>
+        </w:rPr>
+        <w:t xml:space="preserve">Витрина кандидата:</w:t>
+      </w:r>
+      <w:r>
+        <w:rPr>
+          <w:rFonts w:ascii="Arial" w:cs="Arial" w:eastAsia="Arial" w:hAnsi="Arial"/>
+        </w:rPr>
+        <w:t xml:space="preserve"> опубликованные вакансии с фильтрами и стабильной пагинацией; зарплата и условия видны </w:t>
+      </w:r>
+      <w:r>
+        <w:rPr>
+          <w:rFonts w:ascii="Arial" w:cs="Arial" w:eastAsia="Arial" w:hAnsi="Arial"/>
+          <w:b/>
+          <w:bCs/>
+        </w:rPr>
+        <w:t xml:space="preserve">до отклика</w:t>
+      </w:r>
+      <w:r>
+        <w:rPr>
+          <w:rFonts w:ascii="Arial" w:cs="Arial" w:eastAsia="Arial" w:hAnsi="Arial"/>
+        </w:rPr>
+        <w:t xml:space="preserve">. Для каждой вакансии считается соответствие кандидата — тем же правилом, что подбор по потребности (жёсткие условия по подтверждённым тестом данным + оценка). Несоответствие </w:t>
+      </w:r>
+      <w:r>
+        <w:rPr>
+          <w:rFonts w:ascii="Arial" w:cs="Arial" w:eastAsia="Arial" w:hAnsi="Arial"/>
+          <w:b/>
+          <w:bCs/>
+        </w:rPr>
+        <w:t xml:space="preserve">не запрещает отклик</w:t>
+      </w:r>
+      <w:r>
+        <w:rPr>
+          <w:rFonts w:ascii="Arial" w:cs="Arial" w:eastAsia="Arial" w:hAnsi="Arial"/>
+        </w:rPr>
+        <w:t xml:space="preserve">, но показывается обеим сторонам.</w:t>
+      </w:r>
+    </w:p>
+    <w:p>
+      <w:pPr>
+        <w:pStyle w:val="ListParagraph"/>
+        <w:numPr>
+          <w:ilvl w:val="0"/>
+          <w:numId w:val="2"/>
+        </w:numPr>
+        <w:spacing w:after="60"/>
+      </w:pPr>
+      <w:r>
+        <w:rPr>
+          <w:rFonts w:ascii="Arial" w:cs="Arial" w:eastAsia="Arial" w:hAnsi="Arial"/>
+          <w:b/>
+          <w:bCs/>
+        </w:rPr>
+        <w:t xml:space="preserve">Условия отклика:</w:t>
+      </w:r>
+      <w:r>
+        <w:rPr>
+          <w:rFonts w:ascii="Arial" w:cs="Arial" w:eastAsia="Arial" w:hAnsi="Arial"/>
+        </w:rPr>
+        <w:t xml:space="preserve"> подтверждённая тестом квалификация по специализации вакансии (категория определяется тестом, а не самоописанием), заполненный профиль и хотя бы один заполненный канал раскрытия. Иначе — </w:t>
+      </w:r>
+      <w:r>
+        <w:rPr>
+          <w:rFonts w:ascii="Consolas" w:cs="Consolas" w:eastAsia="Consolas" w:hAnsi="Consolas"/>
+          <w:sz w:val="19"/>
+          <w:szCs w:val="19"/>
+          <w:shd w:fill="F2F1FB" w:color="auto" w:val="clear"/>
+        </w:rPr>
+        <w:t xml:space="preserve">409</w:t>
+      </w:r>
+      <w:r>
+        <w:rPr>
+          <w:rFonts w:ascii="Arial" w:cs="Arial" w:eastAsia="Arial" w:hAnsi="Arial"/>
+        </w:rPr>
+        <w:t xml:space="preserve"> с перечнем препятствий (</w:t>
+      </w:r>
+      <w:r>
+        <w:rPr>
+          <w:rFonts w:ascii="Consolas" w:cs="Consolas" w:eastAsia="Consolas" w:hAnsi="Consolas"/>
+          <w:sz w:val="19"/>
+          <w:szCs w:val="19"/>
+          <w:shd w:fill="F2F1FB" w:color="auto" w:val="clear"/>
+        </w:rPr>
+        <w:t xml:space="preserve">QUALIFICATION_REQUIRED</w:t>
+      </w:r>
+      <w:r>
+        <w:rPr>
+          <w:rFonts w:ascii="Arial" w:cs="Arial" w:eastAsia="Arial" w:hAnsi="Arial"/>
+        </w:rPr>
+        <w:t xml:space="preserve">, </w:t>
+      </w:r>
+      <w:r>
+        <w:rPr>
+          <w:rFonts w:ascii="Consolas" w:cs="Consolas" w:eastAsia="Consolas" w:hAnsi="Consolas"/>
+          <w:sz w:val="19"/>
+          <w:szCs w:val="19"/>
+          <w:shd w:fill="F2F1FB" w:color="auto" w:val="clear"/>
+        </w:rPr>
+        <w:t xml:space="preserve">PROFILE_INCOMPLETE</w:t>
+      </w:r>
+      <w:r>
+        <w:rPr>
+          <w:rFonts w:ascii="Arial" w:cs="Arial" w:eastAsia="Arial" w:hAnsi="Arial"/>
+        </w:rPr>
+        <w:t xml:space="preserve">, </w:t>
+      </w:r>
+      <w:r>
+        <w:rPr>
+          <w:rFonts w:ascii="Consolas" w:cs="Consolas" w:eastAsia="Consolas" w:hAnsi="Consolas"/>
+          <w:sz w:val="19"/>
+          <w:szCs w:val="19"/>
+          <w:shd w:fill="F2F1FB" w:color="auto" w:val="clear"/>
+        </w:rPr>
+        <w:t xml:space="preserve">NO_CONTACT_CHANNEL</w:t>
+      </w:r>
+      <w:r>
+        <w:rPr>
+          <w:rFonts w:ascii="Arial" w:cs="Arial" w:eastAsia="Arial" w:hAnsi="Arial"/>
+        </w:rPr>
+        <w:t xml:space="preserve">, </w:t>
+      </w:r>
+      <w:r>
+        <w:rPr>
+          <w:rFonts w:ascii="Consolas" w:cs="Consolas" w:eastAsia="Consolas" w:hAnsi="Consolas"/>
+          <w:sz w:val="19"/>
+          <w:szCs w:val="19"/>
+          <w:shd w:fill="F2F1FB" w:color="auto" w:val="clear"/>
+        </w:rPr>
+        <w:t xml:space="preserve">VACANCY_CLOSED</w:t>
+      </w:r>
+      <w:r>
+        <w:rPr>
+          <w:rFonts w:ascii="Arial" w:cs="Arial" w:eastAsia="Arial" w:hAnsi="Arial"/>
+        </w:rPr>
+        <w:t xml:space="preserve">). Публиковать профиль в общем поиске для отклика </w:t>
+      </w:r>
+      <w:r>
+        <w:rPr>
+          <w:rFonts w:ascii="Arial" w:cs="Arial" w:eastAsia="Arial" w:hAnsi="Arial"/>
+          <w:b/>
+          <w:bCs/>
+        </w:rPr>
+        <w:t xml:space="preserve">не нужно</w:t>
+      </w:r>
+      <w:r>
+        <w:rPr>
+          <w:rFonts w:ascii="Arial" w:cs="Arial" w:eastAsia="Arial" w:hAnsi="Arial"/>
+        </w:rPr>
+        <w:t xml:space="preserve">.</w:t>
+      </w:r>
+    </w:p>
+    <w:p>
+      <w:pPr>
+        <w:pStyle w:val="ListParagraph"/>
+        <w:numPr>
+          <w:ilvl w:val="0"/>
+          <w:numId w:val="2"/>
+        </w:numPr>
+        <w:spacing w:after="60"/>
+      </w:pPr>
+      <w:r>
+        <w:rPr>
+          <w:rFonts w:ascii="Arial" w:cs="Arial" w:eastAsia="Arial" w:hAnsi="Arial"/>
+          <w:b/>
+          <w:bCs/>
+        </w:rPr>
+        <w:t xml:space="preserve">Раскрытие контактов:</w:t>
+      </w:r>
+      <w:r>
+        <w:rPr>
+          <w:rFonts w:ascii="Arial" w:cs="Arial" w:eastAsia="Arial" w:hAnsi="Arial"/>
+        </w:rPr>
+        <w:t xml:space="preserve"> отклик — явное согласие (</w:t>
+      </w:r>
+      <w:r>
+        <w:rPr>
+          <w:rFonts w:ascii="Consolas" w:cs="Consolas" w:eastAsia="Consolas" w:hAnsi="Consolas"/>
+          <w:sz w:val="19"/>
+          <w:szCs w:val="19"/>
+          <w:shd w:fill="F2F1FB" w:color="auto" w:val="clear"/>
+        </w:rPr>
+        <w:t xml:space="preserve">confirmDisclosure</w:t>
+      </w:r>
+      <w:r>
+        <w:rPr>
+          <w:rFonts w:ascii="Arial" w:cs="Arial" w:eastAsia="Arial" w:hAnsi="Arial"/>
+        </w:rPr>
+        <w:t xml:space="preserve">); создаётся тот же </w:t>
+      </w:r>
+      <w:r>
+        <w:rPr>
+          <w:rFonts w:ascii="Consolas" w:cs="Consolas" w:eastAsia="Consolas" w:hAnsi="Consolas"/>
+          <w:sz w:val="19"/>
+          <w:szCs w:val="19"/>
+          <w:shd w:fill="F2F1FB" w:color="auto" w:val="clear"/>
+        </w:rPr>
+        <w:t xml:space="preserve">ContactAccessGrant</w:t>
+      </w:r>
+      <w:r>
+        <w:rPr>
+          <w:rFonts w:ascii="Arial" w:cs="Arial" w:eastAsia="Arial" w:hAnsi="Arial"/>
+        </w:rPr>
+        <w:t xml:space="preserve"> — только для этой компании и только выбранных каналов. Перед отправкой кандидат видит, что именно будет раскрыто. Отзыв отклика по умолчанию доступ не закрывает (отмечается явным флажком «Также закрыть доступ»); отдельно доступ отзывается в «Приватность и ФСП».</w:t>
+      </w:r>
+    </w:p>
+    <w:p>
+      <w:pPr>
+        <w:pStyle w:val="ListParagraph"/>
+        <w:numPr>
+          <w:ilvl w:val="0"/>
+          <w:numId w:val="2"/>
+        </w:numPr>
+        <w:spacing w:after="60"/>
+      </w:pPr>
+      <w:r>
+        <w:rPr>
+          <w:rFonts w:ascii="Arial" w:cs="Arial" w:eastAsia="Arial" w:hAnsi="Arial"/>
+          <w:b/>
+          <w:bCs/>
+        </w:rPr>
+        <w:t xml:space="preserve">Статусы отклика:</w:t>
+      </w:r>
+      <w:r>
+        <w:rPr>
+          <w:rFonts w:ascii="Arial" w:cs="Arial" w:eastAsia="Arial" w:hAnsi="Arial"/>
+        </w:rPr>
+        <w:t xml:space="preserve"> </w:t>
+      </w:r>
+      <w:r>
+        <w:rPr>
+          <w:rFonts w:ascii="Consolas" w:cs="Consolas" w:eastAsia="Consolas" w:hAnsi="Consolas"/>
+          <w:sz w:val="19"/>
+          <w:szCs w:val="19"/>
+          <w:shd w:fill="F2F1FB" w:color="auto" w:val="clear"/>
+        </w:rPr>
+        <w:t xml:space="preserve">SENT → VIEWED → SHORTLISTED</w:t>
+      </w:r>
+      <w:r>
+        <w:rPr>
+          <w:rFonts w:ascii="Arial" w:cs="Arial" w:eastAsia="Arial" w:hAnsi="Arial"/>
+        </w:rPr>
+        <w:t xml:space="preserve">, итоги </w:t>
+      </w:r>
+      <w:r>
+        <w:rPr>
+          <w:rFonts w:ascii="Consolas" w:cs="Consolas" w:eastAsia="Consolas" w:hAnsi="Consolas"/>
+          <w:sz w:val="19"/>
+          <w:szCs w:val="19"/>
+          <w:shd w:fill="F2F1FB" w:color="auto" w:val="clear"/>
+        </w:rPr>
+        <w:t xml:space="preserve">REJECTED</w:t>
+      </w:r>
+      <w:r>
+        <w:rPr>
+          <w:rFonts w:ascii="Arial" w:cs="Arial" w:eastAsia="Arial" w:hAnsi="Arial"/>
+        </w:rPr>
+        <w:t xml:space="preserve"> (работодатель) и </w:t>
+      </w:r>
+      <w:r>
+        <w:rPr>
+          <w:rFonts w:ascii="Consolas" w:cs="Consolas" w:eastAsia="Consolas" w:hAnsi="Consolas"/>
+          <w:sz w:val="19"/>
+          <w:szCs w:val="19"/>
+          <w:shd w:fill="F2F1FB" w:color="auto" w:val="clear"/>
+        </w:rPr>
+        <w:t xml:space="preserve">WITHDRAWN</w:t>
+      </w:r>
+      <w:r>
+        <w:rPr>
+          <w:rFonts w:ascii="Arial" w:cs="Arial" w:eastAsia="Arial" w:hAnsi="Arial"/>
+        </w:rPr>
+        <w:t xml:space="preserve"> (кандидат); переходы атомарны (условный </w:t>
+      </w:r>
+      <w:r>
+        <w:rPr>
+          <w:rFonts w:ascii="Consolas" w:cs="Consolas" w:eastAsia="Consolas" w:hAnsi="Consolas"/>
+          <w:sz w:val="19"/>
+          <w:szCs w:val="19"/>
+          <w:shd w:fill="F2F1FB" w:color="auto" w:val="clear"/>
+        </w:rPr>
+        <w:t xml:space="preserve">UPDATE</w:t>
+      </w:r>
+      <w:r>
+        <w:rPr>
+          <w:rFonts w:ascii="Arial" w:cs="Arial" w:eastAsia="Arial" w:hAnsi="Arial"/>
+        </w:rPr>
+        <w:t xml:space="preserve">), повтор безопасен, финальные статусы не переходят друг в друга; не более одного </w:t>
+      </w:r>
+      <w:r>
+        <w:rPr>
+          <w:rFonts w:ascii="Arial" w:cs="Arial" w:eastAsia="Arial" w:hAnsi="Arial"/>
+          <w:b/>
+          <w:bCs/>
+        </w:rPr>
+        <w:t xml:space="preserve">активного</w:t>
+      </w:r>
+      <w:r>
+        <w:rPr>
+          <w:rFonts w:ascii="Arial" w:cs="Arial" w:eastAsia="Arial" w:hAnsi="Arial"/>
+        </w:rPr>
+        <w:t xml:space="preserve"> отклика кандидата на вакансию (частичный уникальный индекс) — повторно откликнуться можно после отзыва. Обе стороны видят актуальный статус и историю. «Просмотрено» ставится только явным открытием отклика, не списком.</w:t>
+      </w:r>
+    </w:p>
+    <w:p>
+      <w:pPr>
+        <w:pStyle w:val="ListParagraph"/>
+        <w:numPr>
+          <w:ilvl w:val="0"/>
+          <w:numId w:val="2"/>
+        </w:numPr>
+        <w:spacing w:after="60"/>
+      </w:pPr>
+      <w:r>
+        <w:rPr>
+          <w:rFonts w:ascii="Arial" w:cs="Arial" w:eastAsia="Arial" w:hAnsi="Arial"/>
+          <w:b/>
+          <w:bCs/>
+        </w:rPr>
+        <w:t xml:space="preserve">Снимок:</w:t>
+      </w:r>
+      <w:r>
+        <w:rPr>
+          <w:rFonts w:ascii="Arial" w:cs="Arial" w:eastAsia="Arial" w:hAnsi="Arial"/>
+        </w:rPr>
+        <w:t xml:space="preserve"> отклик хранит вакансию и данные компании на момент подачи — правки и закрытие вакансии историю не меняют.</w:t>
+      </w:r>
+    </w:p>
+    <w:p>
+      <w:pPr>
+        <w:pStyle w:val="ListParagraph"/>
+        <w:numPr>
+          <w:ilvl w:val="0"/>
+          <w:numId w:val="2"/>
+        </w:numPr>
+        <w:spacing w:after="60"/>
+      </w:pPr>
+      <w:r>
+        <w:rPr>
+          <w:rFonts w:ascii="Arial" w:cs="Arial" w:eastAsia="Arial" w:hAnsi="Arial"/>
+          <w:b/>
+          <w:bCs/>
+        </w:rPr>
+        <w:t xml:space="preserve">Для работодателя</w:t>
+      </w:r>
+      <w:r>
+        <w:rPr>
+          <w:rFonts w:ascii="Arial" w:cs="Arial" w:eastAsia="Arial" w:hAnsi="Arial"/>
+        </w:rPr>
+        <w:t xml:space="preserve"> отклики сортируются по соответствию (подходящие выше, затем оценка, балл теста, дата) или по дате. ФИО показывается только при действующем доступе; после отзыва карточка недоступна, статус и сообщение сохраняются.</w:t>
+      </w:r>
+    </w:p>
+    <w:p>
+      <w:pPr>
+        <w:pStyle w:val="ListParagraph"/>
+        <w:numPr>
+          <w:ilvl w:val="0"/>
+          <w:numId w:val="2"/>
+        </w:numPr>
+        <w:spacing w:after="60"/>
+      </w:pPr>
+      <w:r>
+        <w:rPr>
+          <w:rFonts w:ascii="Arial" w:cs="Arial" w:eastAsia="Arial" w:hAnsi="Arial"/>
+          <w:b/>
+          <w:bCs/>
+        </w:rPr>
+        <w:t xml:space="preserve">Ограничения:</w:t>
+      </w:r>
+      <w:r>
+        <w:rPr>
+          <w:rFonts w:ascii="Arial" w:cs="Arial" w:eastAsia="Arial" w:hAnsi="Arial"/>
+        </w:rPr>
+        <w:t xml:space="preserve"> нет уведомлений о новых откликах (только счётчик в меню и обновление списка раз в 30 секунд), нет модерации вакансий и защиты от массовых откликов, нет сроков действия вакансии.</w:t>
+      </w:r>
+    </w:p>
+    <w:p>
+      <w:pPr>
+        <w:pStyle w:val="Heading3"/>
+        <w:keepNext/>
+        <w:spacing w:after="120" w:before="240"/>
+      </w:pPr>
+      <w:r>
+        <w:rPr>
+          <w:rFonts w:ascii="Arial" w:cs="Arial" w:eastAsia="Arial" w:hAnsi="Arial"/>
+          <w:b/>
+          <w:bCs/>
+          <w:color w:val="21168E"/>
+          <w:sz w:val="25"/>
+          <w:szCs w:val="25"/>
+        </w:rPr>
+        <w:t xml:space="preserve">6.7. Загрузка PDF-резюме с автораспознаванием (дополнительно по ТЗ)</w:t>
+      </w:r>
+    </w:p>
+    <w:p>
+      <w:pPr>
+        <w:spacing w:after="120"/>
+      </w:pPr>
+      <w:r>
+        <w:rPr>
+          <w:rFonts w:ascii="Arial" w:cs="Arial" w:eastAsia="Arial" w:hAnsi="Arial"/>
+        </w:rPr>
+        <w:t xml:space="preserve">ТЗ допускает и ручную форму, и загрузку PDF; ручная форма остаётся основным способом, загрузка ускоряет заполнение.</w:t>
+      </w:r>
+    </w:p>
+    <w:p>
+      <w:pPr>
+        <w:pStyle w:val="ListParagraph"/>
+        <w:numPr>
+          <w:ilvl w:val="0"/>
+          <w:numId w:val="2"/>
+        </w:numPr>
+        <w:spacing w:after="60"/>
+      </w:pPr>
+      <w:r>
+        <w:rPr>
+          <w:rFonts w:ascii="Arial" w:cs="Arial" w:eastAsia="Arial" w:hAnsi="Arial"/>
+          <w:b/>
+          <w:bCs/>
+        </w:rPr>
+        <w:t xml:space="preserve">Поток:</w:t>
+      </w:r>
+      <w:r>
+        <w:rPr>
+          <w:rFonts w:ascii="Arial" w:cs="Arial" w:eastAsia="Arial" w:hAnsi="Arial"/>
+        </w:rPr>
+        <w:t xml:space="preserve"> </w:t>
+      </w:r>
+      <w:r>
+        <w:rPr>
+          <w:rFonts w:ascii="Consolas" w:cs="Consolas" w:eastAsia="Consolas" w:hAnsi="Consolas"/>
+          <w:sz w:val="19"/>
+          <w:szCs w:val="19"/>
+          <w:shd w:fill="F2F1FB" w:color="auto" w:val="clear"/>
+        </w:rPr>
+        <w:t xml:space="preserve">POST /candidate/profile/resume</w:t>
+      </w:r>
+      <w:r>
+        <w:rPr>
+          <w:rFonts w:ascii="Arial" w:cs="Arial" w:eastAsia="Arial" w:hAnsi="Arial"/>
+        </w:rPr>
+        <w:t xml:space="preserve"> (тело </w:t>
+      </w:r>
+      <w:r>
+        <w:rPr>
+          <w:rFonts w:ascii="Consolas" w:cs="Consolas" w:eastAsia="Consolas" w:hAnsi="Consolas"/>
+          <w:sz w:val="19"/>
+          <w:szCs w:val="19"/>
+          <w:shd w:fill="F2F1FB" w:color="auto" w:val="clear"/>
+        </w:rPr>
+        <w:t xml:space="preserve">application/pdf</w:t>
+      </w:r>
+      <w:r>
+        <w:rPr>
+          <w:rFonts w:ascii="Arial" w:cs="Arial" w:eastAsia="Arial" w:hAnsi="Arial"/>
+        </w:rPr>
+        <w:t xml:space="preserve">, до 5 МБ) → текст из PDF → разбор → </w:t>
+      </w:r>
+      <w:r>
+        <w:rPr>
+          <w:rFonts w:ascii="Arial" w:cs="Arial" w:eastAsia="Arial" w:hAnsi="Arial"/>
+          <w:b/>
+          <w:bCs/>
+        </w:rPr>
+        <w:t xml:space="preserve">предложения</w:t>
+      </w:r>
+      <w:r>
+        <w:rPr>
+          <w:rFonts w:ascii="Arial" w:cs="Arial" w:eastAsia="Arial" w:hAnsi="Arial"/>
+        </w:rPr>
+        <w:t xml:space="preserve"> для полей профиля (значение, уверенность </w:t>
+      </w:r>
+      <w:r>
+        <w:rPr>
+          <w:rFonts w:ascii="Consolas" w:cs="Consolas" w:eastAsia="Consolas" w:hAnsi="Consolas"/>
+          <w:sz w:val="19"/>
+          <w:szCs w:val="19"/>
+          <w:shd w:fill="F2F1FB" w:color="auto" w:val="clear"/>
+        </w:rPr>
+        <w:t xml:space="preserve">HIGH/MEDIUM/LOW</w:t>
+      </w:r>
+      <w:r>
+        <w:rPr>
+          <w:rFonts w:ascii="Arial" w:cs="Arial" w:eastAsia="Arial" w:hAnsi="Arial"/>
+        </w:rPr>
+        <w:t xml:space="preserve">, строка-источник). Применяет их сам кандидат обычным </w:t>
+      </w:r>
+      <w:r>
+        <w:rPr>
+          <w:rFonts w:ascii="Consolas" w:cs="Consolas" w:eastAsia="Consolas" w:hAnsi="Consolas"/>
+          <w:sz w:val="19"/>
+          <w:szCs w:val="19"/>
+          <w:shd w:fill="F2F1FB" w:color="auto" w:val="clear"/>
+        </w:rPr>
+        <w:t xml:space="preserve">PATCH /candidate/profile</w:t>
+      </w:r>
+      <w:r>
+        <w:rPr>
+          <w:rFonts w:ascii="Arial" w:cs="Arial" w:eastAsia="Arial" w:hAnsi="Arial"/>
+        </w:rPr>
+        <w:t xml:space="preserve">; сервер ничего не записывает при разборе.</w:t>
+      </w:r>
+    </w:p>
+    <w:p>
+      <w:pPr>
+        <w:pStyle w:val="ListParagraph"/>
+        <w:numPr>
+          <w:ilvl w:val="0"/>
+          <w:numId w:val="2"/>
+        </w:numPr>
+        <w:spacing w:after="60"/>
+      </w:pPr>
+      <w:r>
+        <w:rPr>
+          <w:rFonts w:ascii="Arial" w:cs="Arial" w:eastAsia="Arial" w:hAnsi="Arial"/>
+          <w:b/>
+          <w:bCs/>
+        </w:rPr>
+        <w:t xml:space="preserve">Что распознаётся:</w:t>
+      </w:r>
+      <w:r>
+        <w:rPr>
+          <w:rFonts w:ascii="Arial" w:cs="Arial" w:eastAsia="Arial" w:hAnsi="Arial"/>
+        </w:rPr>
+        <w:t xml:space="preserve"> ФИО, email, телефон, мессенджер, город, навыки из справочника платформы (по названиям и синонимам), стаж (по периодам работы или явной фразе), специализация и предположение о грейде (по заголовку и стажу), роли в команде.</w:t>
+      </w:r>
+    </w:p>
+    <w:p>
+      <w:pPr>
+        <w:pStyle w:val="ListParagraph"/>
+        <w:numPr>
+          <w:ilvl w:val="0"/>
+          <w:numId w:val="2"/>
+        </w:numPr>
+        <w:spacing w:after="60"/>
+      </w:pPr>
+      <w:r>
+        <w:rPr>
+          <w:rFonts w:ascii="Arial" w:cs="Arial" w:eastAsia="Arial" w:hAnsi="Arial"/>
+          <w:b/>
+          <w:bCs/>
+        </w:rPr>
+        <w:t xml:space="preserve">Как:</w:t>
+      </w:r>
+      <w:r>
+        <w:rPr>
+          <w:rFonts w:ascii="Arial" w:cs="Arial" w:eastAsia="Arial" w:hAnsi="Arial"/>
+        </w:rPr>
+        <w:t xml:space="preserve"> правила и словари справочников (</w:t>
+      </w:r>
+      <w:r>
+        <w:rPr>
+          <w:rFonts w:ascii="Consolas" w:cs="Consolas" w:eastAsia="Consolas" w:hAnsi="Consolas"/>
+          <w:sz w:val="19"/>
+          <w:szCs w:val="19"/>
+          <w:shd w:fill="F2F1FB" w:color="auto" w:val="clear"/>
+        </w:rPr>
+        <w:t xml:space="preserve">domain/resume/parse.ts</w:t>
+      </w:r>
+      <w:r>
+        <w:rPr>
+          <w:rFonts w:ascii="Arial" w:cs="Arial" w:eastAsia="Arial" w:hAnsi="Arial"/>
+        </w:rPr>
+        <w:t xml:space="preserve">), без ML и внешних сервисов; поэтому результат воспроизводим и объясним (у каждого предложения есть источник).</w:t>
+      </w:r>
+    </w:p>
+    <w:p>
+      <w:pPr>
+        <w:pStyle w:val="ListParagraph"/>
+        <w:numPr>
+          <w:ilvl w:val="0"/>
+          <w:numId w:val="2"/>
+        </w:numPr>
+        <w:spacing w:after="60"/>
+      </w:pPr>
+      <w:r>
+        <w:rPr>
+          <w:rFonts w:ascii="Arial" w:cs="Arial" w:eastAsia="Arial" w:hAnsi="Arial"/>
+          <w:b/>
+          <w:bCs/>
+        </w:rPr>
+        <w:t xml:space="preserve">Безопасность:</w:t>
+      </w:r>
+      <w:r>
+        <w:rPr>
+          <w:rFonts w:ascii="Arial" w:cs="Arial" w:eastAsia="Arial" w:hAnsi="Arial"/>
+        </w:rPr>
+        <w:t xml:space="preserve"> недоверенный PDF разбирается в отдельном процессе с ограничением страниц (10), символов (60 000), времени (20 с) и памяти (256 МБ); файл не сохраняется, текст и найденные данные не пишутся в журналы; 10 загрузок за 15 минут на пользователя.</w:t>
+      </w:r>
+    </w:p>
+    <w:p>
+      <w:pPr>
+        <w:pStyle w:val="ListParagraph"/>
+        <w:numPr>
+          <w:ilvl w:val="0"/>
+          <w:numId w:val="2"/>
+        </w:numPr>
+        <w:spacing w:after="60"/>
+      </w:pPr>
+      <w:r>
+        <w:rPr>
+          <w:rFonts w:ascii="Arial" w:cs="Arial" w:eastAsia="Arial" w:hAnsi="Arial"/>
+          <w:b/>
+          <w:bCs/>
+        </w:rPr>
+        <w:t xml:space="preserve">Граница доверия:</w:t>
+      </w:r>
+      <w:r>
+        <w:rPr>
+          <w:rFonts w:ascii="Arial" w:cs="Arial" w:eastAsia="Arial" w:hAnsi="Arial"/>
+        </w:rPr>
+        <w:t xml:space="preserve"> навыки, грейд и специализация из резюме — самоописание. Подтверждённая категория выдаётся только тестом; интерфейс прямо помечает такие поля.</w:t>
+      </w:r>
+    </w:p>
+    <w:p>
+      <w:pPr>
+        <w:pStyle w:val="ListParagraph"/>
+        <w:numPr>
+          <w:ilvl w:val="0"/>
+          <w:numId w:val="2"/>
+        </w:numPr>
+        <w:spacing w:after="60"/>
+      </w:pPr>
+      <w:r>
+        <w:rPr>
+          <w:rFonts w:ascii="Arial" w:cs="Arial" w:eastAsia="Arial" w:hAnsi="Arial"/>
+          <w:b/>
+          <w:bCs/>
+        </w:rPr>
+        <w:t xml:space="preserve">Ограничения:</w:t>
+      </w:r>
+      <w:r>
+        <w:rPr>
+          <w:rFonts w:ascii="Arial" w:cs="Arial" w:eastAsia="Arial" w:hAnsi="Arial"/>
+        </w:rPr>
+        <w:t xml:space="preserve"> только PDF с текстовым слоем (сканы и защищённые паролем файлы отклоняются; OCR нет); распознавание проверено на синтетических и шести ручных резюме, а не на реальных файлах из Word, Google Docs, LaTeX и многоколоночных макетах; ФИО в нестандартных блоках может не найтись (см. 10.4).</w:t>
+      </w:r>
+    </w:p>
+    <w:p>
+      <w:pPr>
+        <w:pStyle w:val="Heading3"/>
+        <w:keepNext/>
+        <w:spacing w:after="120" w:before="240"/>
+      </w:pPr>
+      <w:r>
+        <w:rPr>
+          <w:rFonts w:ascii="Arial" w:cs="Arial" w:eastAsia="Arial" w:hAnsi="Arial"/>
+          <w:b/>
+          <w:bCs/>
+          <w:color w:val="21168E"/>
+          <w:sz w:val="25"/>
+          <w:szCs w:val="25"/>
+        </w:rPr>
+        <w:t xml:space="preserve">6.8. Регулярные короткие задания работодателей (дополнительно по ТЗ)</w:t>
+      </w:r>
+    </w:p>
+    <w:p>
+      <w:pPr>
+        <w:pStyle w:val="ListParagraph"/>
+        <w:numPr>
+          <w:ilvl w:val="0"/>
+          <w:numId w:val="2"/>
+        </w:numPr>
+        <w:spacing w:after="60"/>
+      </w:pPr>
+      <w:r>
+        <w:rPr>
+          <w:rFonts w:ascii="Arial" w:cs="Arial" w:eastAsia="Arial" w:hAnsi="Arial"/>
+          <w:b/>
+          <w:bCs/>
+        </w:rPr>
+        <w:t xml:space="preserve">Задание:</w:t>
+      </w:r>
+      <w:r>
+        <w:rPr>
+          <w:rFonts w:ascii="Arial" w:cs="Arial" w:eastAsia="Arial" w:hAnsi="Arial"/>
+        </w:rPr>
+        <w:t xml:space="preserve"> название, условие (до 2000 символов), специализация, допустимые грейды (пусто — любой подтверждённый), срок приёма ответов. Вид </w:t>
+      </w:r>
+      <w:r>
+        <w:rPr>
+          <w:rFonts w:ascii="Consolas" w:cs="Consolas" w:eastAsia="Consolas" w:hAnsi="Consolas"/>
+          <w:sz w:val="19"/>
+          <w:szCs w:val="19"/>
+          <w:shd w:fill="F2F1FB" w:color="auto" w:val="clear"/>
+        </w:rPr>
+        <w:t xml:space="preserve">QUIZ</w:t>
+      </w:r>
+      <w:r>
+        <w:rPr>
+          <w:rFonts w:ascii="Arial" w:cs="Arial" w:eastAsia="Arial" w:hAnsi="Arial"/>
+        </w:rPr>
+        <w:t xml:space="preserve"> — 2–6 вариантов и один верный, проверяется автоматически, кандидат после ответа видит верный вариант и пояснение; вид </w:t>
+      </w:r>
+      <w:r>
+        <w:rPr>
+          <w:rFonts w:ascii="Consolas" w:cs="Consolas" w:eastAsia="Consolas" w:hAnsi="Consolas"/>
+          <w:sz w:val="19"/>
+          <w:szCs w:val="19"/>
+          <w:shd w:fill="F2F1FB" w:color="auto" w:val="clear"/>
+        </w:rPr>
+        <w:t xml:space="preserve">APPROACH</w:t>
+      </w:r>
+      <w:r>
+        <w:rPr>
+          <w:rFonts w:ascii="Arial" w:cs="Arial" w:eastAsia="Arial" w:hAnsi="Arial"/>
+        </w:rPr>
+        <w:t xml:space="preserve"> — текст 20–2000 символов, оценивает автор (сильный / приемлемо / слабый) с комментарием, который видит кандидат. Статусы </w:t>
+      </w:r>
+      <w:r>
+        <w:rPr>
+          <w:rFonts w:ascii="Consolas" w:cs="Consolas" w:eastAsia="Consolas" w:hAnsi="Consolas"/>
+          <w:sz w:val="19"/>
+          <w:szCs w:val="19"/>
+          <w:shd w:fill="F2F1FB" w:color="auto" w:val="clear"/>
+        </w:rPr>
+        <w:t xml:space="preserve">DRAFT → ACTIVE → CLOSED</w:t>
+      </w:r>
+      <w:r>
+        <w:rPr>
+          <w:rFonts w:ascii="Arial" w:cs="Arial" w:eastAsia="Arial" w:hAnsi="Arial"/>
+        </w:rPr>
+        <w:t xml:space="preserve">; опубликованное задание не редактируется — все ответы оцениваются по одному условию; не более 10 активных заданий на компанию.</w:t>
+      </w:r>
+    </w:p>
+    <w:p>
+      <w:pPr>
+        <w:pStyle w:val="ListParagraph"/>
+        <w:numPr>
+          <w:ilvl w:val="0"/>
+          <w:numId w:val="2"/>
+        </w:numPr>
+        <w:spacing w:after="60"/>
+      </w:pPr>
+      <w:r>
+        <w:rPr>
+          <w:rFonts w:ascii="Arial" w:cs="Arial" w:eastAsia="Arial" w:hAnsi="Arial"/>
+          <w:b/>
+          <w:bCs/>
+        </w:rPr>
+        <w:t xml:space="preserve">Регулярность:</w:t>
+      </w:r>
+      <w:r>
+        <w:rPr>
+          <w:rFonts w:ascii="Arial" w:cs="Arial" w:eastAsia="Arial" w:hAnsi="Arial"/>
+        </w:rPr>
+        <w:t xml:space="preserve"> задание предлагается кандидату при открытии раздела «Короткие задания», </w:t>
+      </w:r>
+      <w:r>
+        <w:rPr>
+          <w:rFonts w:ascii="Arial" w:cs="Arial" w:eastAsia="Arial" w:hAnsi="Arial"/>
+          <w:b/>
+          <w:bCs/>
+        </w:rPr>
+        <w:t xml:space="preserve">не чаще раза в 7 дней</w:t>
+      </w:r>
+      <w:r>
+        <w:rPr>
+          <w:rFonts w:ascii="Arial" w:cs="Arial" w:eastAsia="Arial" w:hAnsi="Arial"/>
+        </w:rPr>
+        <w:t xml:space="preserve"> и только если нет неотвеченного (частичный уникальный индекс держит это при параллельных запросах). Срок ответа — 7 дней (не позже срока задания); закрытие задания или истечение срока переводит предложение в «Срок истёк». Кандидат может пропустить задание. Из подходящих выбирается менее часто предлагавшееся, затем более ранняя публикация; одно задание кандидату дважды не предлагается.</w:t>
+      </w:r>
+    </w:p>
+    <w:p>
+      <w:pPr>
+        <w:pStyle w:val="ListParagraph"/>
+        <w:numPr>
+          <w:ilvl w:val="0"/>
+          <w:numId w:val="2"/>
+        </w:numPr>
+        <w:spacing w:after="60"/>
+      </w:pPr>
+      <w:r>
+        <w:rPr>
+          <w:rFonts w:ascii="Arial" w:cs="Arial" w:eastAsia="Arial" w:hAnsi="Arial"/>
+          <w:b/>
+          <w:bCs/>
+        </w:rPr>
+        <w:t xml:space="preserve">Кому:</w:t>
+      </w:r>
+      <w:r>
+        <w:rPr>
+          <w:rFonts w:ascii="Arial" w:cs="Arial" w:eastAsia="Arial" w:hAnsi="Arial"/>
+        </w:rPr>
+        <w:t xml:space="preserve"> по </w:t>
+      </w:r>
+      <w:r>
+        <w:rPr>
+          <w:rFonts w:ascii="Arial" w:cs="Arial" w:eastAsia="Arial" w:hAnsi="Arial"/>
+          <w:b/>
+          <w:bCs/>
+        </w:rPr>
+        <w:t xml:space="preserve">подтверждённой тестом</w:t>
+      </w:r>
+      <w:r>
+        <w:rPr>
+          <w:rFonts w:ascii="Arial" w:cs="Arial" w:eastAsia="Arial" w:hAnsi="Arial"/>
+        </w:rPr>
+        <w:t xml:space="preserve"> квалификации (специализация и грейд), а не по заявленной; только кандидатам, которых видят работодатели (согласие на публикацию, видимый профиль, не пауза) — ответ увидит автор.</w:t>
+      </w:r>
+    </w:p>
+    <w:p>
+      <w:pPr>
+        <w:pStyle w:val="ListParagraph"/>
+        <w:numPr>
+          <w:ilvl w:val="0"/>
+          <w:numId w:val="2"/>
+        </w:numPr>
+        <w:spacing w:after="60"/>
+      </w:pPr>
+      <w:r>
+        <w:rPr>
+          <w:rFonts w:ascii="Arial" w:cs="Arial" w:eastAsia="Arial" w:hAnsi="Arial"/>
+          <w:b/>
+          <w:bCs/>
+        </w:rPr>
+        <w:t xml:space="preserve">Что это даёт:</w:t>
+      </w:r>
+      <w:r>
+        <w:rPr>
+          <w:rFonts w:ascii="Arial" w:cs="Arial" w:eastAsia="Arial" w:hAnsi="Arial"/>
+        </w:rPr>
+        <w:t xml:space="preserve"> сигнал регулярности «решено за 90 дней» в кабинете кандидата. </w:t>
+      </w:r>
+      <w:r>
+        <w:rPr>
+          <w:rFonts w:ascii="Arial" w:cs="Arial" w:eastAsia="Arial" w:hAnsi="Arial"/>
+          <w:b/>
+          <w:bCs/>
+        </w:rPr>
+        <w:t xml:space="preserve">Подтверждённый грейд и формула подбора от заданий не зависят</w:t>
+      </w:r>
+      <w:r>
+        <w:rPr>
+          <w:rFonts w:ascii="Arial" w:cs="Arial" w:eastAsia="Arial" w:hAnsi="Arial"/>
+        </w:rPr>
+        <w:t xml:space="preserve"> (проверяется тестом: квалификации до и после ответа совпадают).</w:t>
+      </w:r>
+    </w:p>
+    <w:p>
+      <w:pPr>
+        <w:pStyle w:val="ListParagraph"/>
+        <w:numPr>
+          <w:ilvl w:val="0"/>
+          <w:numId w:val="2"/>
+        </w:numPr>
+        <w:spacing w:after="60"/>
+      </w:pPr>
+      <w:r>
+        <w:rPr>
+          <w:rFonts w:ascii="Arial" w:cs="Arial" w:eastAsia="Arial" w:hAnsi="Arial"/>
+          <w:b/>
+          <w:bCs/>
+        </w:rPr>
+        <w:t xml:space="preserve">Приватность:</w:t>
+      </w:r>
+      <w:r>
+        <w:rPr>
+          <w:rFonts w:ascii="Arial" w:cs="Arial" w:eastAsia="Arial" w:hAnsi="Arial"/>
+        </w:rPr>
+        <w:t xml:space="preserve"> автор видит псевдоним, подтверждённый грейд и ответ — без ФИО и контактов; доступ к контактам ответ не создаёт; текст ответа не попадает в журнал аудита.</w:t>
+      </w:r>
+    </w:p>
+    <w:p>
+      <w:pPr>
+        <w:pStyle w:val="ListParagraph"/>
+        <w:numPr>
+          <w:ilvl w:val="0"/>
+          <w:numId w:val="2"/>
+        </w:numPr>
+        <w:spacing w:after="60"/>
+      </w:pPr>
+      <w:r>
+        <w:rPr>
+          <w:rFonts w:ascii="Arial" w:cs="Arial" w:eastAsia="Arial" w:hAnsi="Arial"/>
+          <w:b/>
+          <w:bCs/>
+        </w:rPr>
+        <w:t xml:space="preserve">Ограничения:</w:t>
+      </w:r>
+      <w:r>
+        <w:rPr>
+          <w:rFonts w:ascii="Arial" w:cs="Arial" w:eastAsia="Arial" w:hAnsi="Arial"/>
+        </w:rPr>
+        <w:t xml:space="preserve"> предложение создаётся при открытии раздела (фоновых процессов нет), нет уведомлений о новом задании, нет защиты от массового создания заданий кроме лимита 10 активных, закрытое задание повторно не публикуется, ответы проверяются только на уровне MVP (нет антиплагиата и таймера на задание).</w:t>
+      </w:r>
+    </w:p>
+    <w:p>
+      <w:pPr>
+        <w:pStyle w:val="Heading3"/>
+        <w:keepNext/>
+        <w:spacing w:after="120" w:before="240"/>
+      </w:pPr>
+      <w:r>
+        <w:rPr>
+          <w:rFonts w:ascii="Arial" w:cs="Arial" w:eastAsia="Arial" w:hAnsi="Arial"/>
+          <w:b/>
+          <w:bCs/>
+          <w:color w:val="21168E"/>
+          <w:sz w:val="25"/>
+          <w:szCs w:val="25"/>
+        </w:rPr>
+        <w:t xml:space="preserve">6.9. Адаптивная и мобильная вёрстка (дополнительно по ТЗ)</w:t>
+      </w:r>
+    </w:p>
+    <w:p>
+      <w:pPr>
+        <w:pStyle w:val="ListParagraph"/>
+        <w:numPr>
+          <w:ilvl w:val="0"/>
+          <w:numId w:val="2"/>
+        </w:numPr>
+        <w:spacing w:after="60"/>
+      </w:pPr>
+      <w:r>
+        <w:rPr>
+          <w:rFonts w:ascii="Arial" w:cs="Arial" w:eastAsia="Arial" w:hAnsi="Arial"/>
+          <w:b/>
+          <w:bCs/>
+        </w:rPr>
+        <w:t xml:space="preserve">Что сделано:</w:t>
+      </w:r>
+      <w:r>
+        <w:rPr>
+          <w:rFonts w:ascii="Arial" w:cs="Arial" w:eastAsia="Arial" w:hAnsi="Arial"/>
+        </w:rPr>
+        <w:t xml:space="preserve"> сетки без явных колонок сжимаются до одной колонки и не растягиваются содержимым; таблицы прокручиваются внутри своего блока (содержащий блок для абсолютно позиционированных элементов, иначе «скрытый» текст растягивал страницу); шапка помещается на узком экране (бейдж демоаккаунта скрывается); меню кабинета прокручивается по горизонтали; длинные слова переносятся; кнопки на телефоне не ниже 40 px; кнопки навигации теста переносятся на новую строку.</w:t>
+      </w:r>
+    </w:p>
+    <w:p>
+      <w:pPr>
+        <w:pStyle w:val="ListParagraph"/>
+        <w:numPr>
+          <w:ilvl w:val="0"/>
+          <w:numId w:val="2"/>
+        </w:numPr>
+        <w:spacing w:after="60"/>
+      </w:pPr>
+      <w:r>
+        <w:rPr>
+          <w:rFonts w:ascii="Arial" w:cs="Arial" w:eastAsia="Arial" w:hAnsi="Arial"/>
+          <w:b/>
+          <w:bCs/>
+        </w:rPr>
+        <w:t xml:space="preserve">Как проверено:</w:t>
+      </w:r>
+      <w:r>
+        <w:rPr>
+          <w:rFonts w:ascii="Arial" w:cs="Arial" w:eastAsia="Arial" w:hAnsi="Arial"/>
+        </w:rPr>
+        <w:t xml:space="preserve"> автотест E2E 9 в эмуляции телефона (Chromium, 390 и 320 px, касание) обходит около 30 экранов обеих ролей (включая карточку кандидата, вакансию, отклик, задание, результат теста и экран прохождения теста) и проверяет, что страница не шире окна и ни один элемент вне прокручиваемых блоков не выходит за край; плюс переход через меню касанием, диалог отклика в границах экрана и создание задания с телефона. Аудит до исправлений нашёл переполнение на всех экранах (шапка) и на двух страницах (таблица попыток, карточка кандидата).</w:t>
+      </w:r>
+    </w:p>
+    <w:p>
+      <w:pPr>
+        <w:pStyle w:val="ListParagraph"/>
+        <w:numPr>
+          <w:ilvl w:val="0"/>
+          <w:numId w:val="2"/>
+        </w:numPr>
+        <w:spacing w:after="60"/>
+      </w:pPr>
+      <w:r>
+        <w:rPr>
+          <w:rFonts w:ascii="Arial" w:cs="Arial" w:eastAsia="Arial" w:hAnsi="Arial"/>
+          <w:b/>
+          <w:bCs/>
+        </w:rPr>
+        <w:t xml:space="preserve">Ограничения:</w:t>
+      </w:r>
+      <w:r>
+        <w:rPr>
+          <w:rFonts w:ascii="Arial" w:cs="Arial" w:eastAsia="Arial" w:hAnsi="Arial"/>
+        </w:rPr>
+        <w:t xml:space="preserve"> это эмуляция в Chromium: реальные устройства, Safari и Firefox не проверялись; удобство и внешний вид оценивались по снимкам выборочно; отдельной мобильной раскладки (нижнее меню, адаптивные таблицы-карточки) нет — таблицы на телефоне прокручиваются.</w:t>
+      </w:r>
+    </w:p>
+    <w:p>
+      <w:pPr>
         <w:pStyle w:val="Heading2"/>
         <w:keepNext/>
         <w:pBdr>
@@ -4602,7 +6144,7 @@
         <w:rPr>
           <w:rFonts w:ascii="Arial" w:cs="Arial" w:eastAsia="Arial" w:hAnsi="Arial"/>
         </w:rPr>
-        <w:t xml:space="preserve">; автоматический тест перебирает все 59 операций из OpenAPI.</w:t>
+        <w:t xml:space="preserve">; автоматический тест перебирает все 89 операций из OpenAPI.</w:t>
       </w:r>
     </w:p>
     <w:p>
@@ -4644,6 +6186,44 @@
           <w:b/>
           <w:bCs/>
         </w:rPr>
+        <w:t xml:space="preserve">Недоверенные файлы:</w:t>
+      </w:r>
+      <w:r>
+        <w:rPr>
+          <w:rFonts w:ascii="Arial" w:cs="Arial" w:eastAsia="Arial" w:hAnsi="Arial"/>
+        </w:rPr>
+        <w:t xml:space="preserve"> единственный принимаемый файл — PDF-резюме; он разбирается в изолированном процессе с лимитами и не сохраняется. </w:t>
+      </w:r>
+      <w:r>
+        <w:rPr>
+          <w:rFonts w:ascii="Arial" w:cs="Arial" w:eastAsia="Arial" w:hAnsi="Arial"/>
+          <w:b/>
+          <w:bCs/>
+        </w:rPr>
+        <w:t xml:space="preserve">Ответы на короткие задания</w:t>
+      </w:r>
+      <w:r>
+        <w:rPr>
+          <w:rFonts w:ascii="Arial" w:cs="Arial" w:eastAsia="Arial" w:hAnsi="Arial"/>
+        </w:rPr>
+        <w:t xml:space="preserve"> видны только автору, под псевдонимом, без контактов и не попадают в журналы.</w:t>
+      </w:r>
+    </w:p>
+    <w:p>
+      <w:pPr>
+        <w:pStyle w:val="ListParagraph"/>
+        <w:numPr>
+          <w:ilvl w:val="0"/>
+          <w:numId w:val="2"/>
+        </w:numPr>
+        <w:spacing w:after="60"/>
+      </w:pPr>
+      <w:r>
+        <w:rPr>
+          <w:rFonts w:ascii="Arial" w:cs="Arial" w:eastAsia="Arial" w:hAnsi="Arial"/>
+          <w:b/>
+          <w:bCs/>
+        </w:rPr>
         <w:t xml:space="preserve">Журналы:</w:t>
       </w:r>
       <w:r>
@@ -5134,7 +6714,7 @@
         <w:rPr>
           <w:rFonts w:ascii="Arial" w:cs="Arial" w:eastAsia="Arial" w:hAnsi="Arial"/>
         </w:rPr>
-        <w:t xml:space="preserve">, 100 схем); интерактивная документация — </w:t>
+        <w:t xml:space="preserve">, 136 схем); интерактивная документация — </w:t>
       </w:r>
       <w:r>
         <w:rPr>
@@ -5726,7 +7306,7 @@
                 <w:sz w:val="17"/>
                 <w:szCs w:val="17"/>
               </w:rPr>
-              <w:t xml:space="preserve">6</w:t>
+              <w:t xml:space="preserve">7</w:t>
             </w:r>
           </w:p>
         </w:tc>
@@ -5773,7 +7353,24 @@
                 <w:sz w:val="17"/>
                 <w:szCs w:val="17"/>
               </w:rPr>
-              <w:t xml:space="preserve">), предпросмотр обезличенной карточки, опрос, согласия, квалификации</w:t>
+              <w:t xml:space="preserve">), предпросмотр обезличенной карточки, опрос, согласия, квалификации, </w:t>
+            </w:r>
+            <w:r>
+              <w:rPr>
+                <w:rFonts w:ascii="Consolas" w:cs="Consolas" w:eastAsia="Consolas" w:hAnsi="Consolas"/>
+                <w:sz w:val="17"/>
+                <w:szCs w:val="17"/>
+                <w:shd w:fill="F2F1FB" w:color="auto" w:val="clear"/>
+              </w:rPr>
+              <w:t xml:space="preserve">POST /candidate/profile/resume</w:t>
+            </w:r>
+            <w:r>
+              <w:rPr>
+                <w:rFonts w:ascii="Arial" w:cs="Arial" w:eastAsia="Arial" w:hAnsi="Arial"/>
+                <w:sz w:val="17"/>
+                <w:szCs w:val="17"/>
+              </w:rPr>
+              <w:t xml:space="preserve"> (PDF-резюме)</w:t>
             </w:r>
           </w:p>
         </w:tc>
@@ -6310,6 +7907,394 @@
                 <w:szCs w:val="17"/>
               </w:rPr>
               <w:t xml:space="preserve">список, чтение, отметка просмотра, принятие, отказ, компании с доступом, отзыв доступа</w:t>
+            </w:r>
+          </w:p>
+        </w:tc>
+      </w:tr>
+      <w:tr>
+        <w:trPr>
+          <w:cantSplit/>
+          <w:tblHeader w:val="off"/>
+        </w:trPr>
+        <w:tc>
+          <w:tcPr>
+            <w:tcW w:type="dxa" w:w="2889"/>
+            <w:tcBorders>
+              <w:top w:val="single" w:color="D6D7E0" w:sz="4"/>
+              <w:left w:val="single" w:color="D6D7E0" w:sz="4"/>
+              <w:bottom w:val="single" w:color="D6D7E0" w:sz="4"/>
+              <w:right w:val="single" w:color="D6D7E0" w:sz="4"/>
+            </w:tcBorders>
+            <w:tcMar>
+              <w:top w:type="dxa" w:w="50"/>
+              <w:left w:type="dxa" w:w="80"/>
+              <w:bottom w:type="dxa" w:w="50"/>
+              <w:right w:type="dxa" w:w="80"/>
+            </w:tcMar>
+          </w:tcPr>
+          <w:p>
+            <w:pPr>
+              <w:jc w:val="left"/>
+            </w:pPr>
+            <w:r>
+              <w:rPr>
+                <w:rFonts w:ascii="Consolas" w:cs="Consolas" w:eastAsia="Consolas" w:hAnsi="Consolas"/>
+                <w:sz w:val="17"/>
+                <w:szCs w:val="17"/>
+                <w:shd w:fill="F2F1FB" w:color="auto" w:val="clear"/>
+              </w:rPr>
+              <w:t xml:space="preserve">employer-vacancies</w:t>
+            </w:r>
+          </w:p>
+        </w:tc>
+        <w:tc>
+          <w:tcPr>
+            <w:tcW w:type="dxa" w:w="825"/>
+            <w:tcBorders>
+              <w:top w:val="single" w:color="D6D7E0" w:sz="4"/>
+              <w:left w:val="single" w:color="D6D7E0" w:sz="4"/>
+              <w:bottom w:val="single" w:color="D6D7E0" w:sz="4"/>
+              <w:right w:val="single" w:color="D6D7E0" w:sz="4"/>
+            </w:tcBorders>
+            <w:tcMar>
+              <w:top w:type="dxa" w:w="50"/>
+              <w:left w:type="dxa" w:w="80"/>
+              <w:bottom w:type="dxa" w:w="50"/>
+              <w:right w:type="dxa" w:w="80"/>
+            </w:tcMar>
+          </w:tcPr>
+          <w:p>
+            <w:pPr>
+              <w:jc w:val="right"/>
+            </w:pPr>
+            <w:r>
+              <w:rPr>
+                <w:rFonts w:ascii="Arial" w:cs="Arial" w:eastAsia="Arial" w:hAnsi="Arial"/>
+                <w:sz w:val="17"/>
+                <w:szCs w:val="17"/>
+              </w:rPr>
+              <w:t xml:space="preserve">11</w:t>
+            </w:r>
+          </w:p>
+        </w:tc>
+        <w:tc>
+          <w:tcPr>
+            <w:tcW w:type="dxa" w:w="6192"/>
+            <w:tcBorders>
+              <w:top w:val="single" w:color="D6D7E0" w:sz="4"/>
+              <w:left w:val="single" w:color="D6D7E0" w:sz="4"/>
+              <w:bottom w:val="single" w:color="D6D7E0" w:sz="4"/>
+              <w:right w:val="single" w:color="D6D7E0" w:sz="4"/>
+            </w:tcBorders>
+            <w:tcMar>
+              <w:top w:type="dxa" w:w="50"/>
+              <w:left w:type="dxa" w:w="80"/>
+              <w:bottom w:type="dxa" w:w="50"/>
+              <w:right w:type="dxa" w:w="80"/>
+            </w:tcMar>
+          </w:tcPr>
+          <w:p>
+            <w:pPr>
+              <w:jc w:val="left"/>
+            </w:pPr>
+            <w:r>
+              <w:rPr>
+                <w:rFonts w:ascii="Arial" w:cs="Arial" w:eastAsia="Arial" w:hAnsi="Arial"/>
+                <w:sz w:val="17"/>
+                <w:szCs w:val="17"/>
+              </w:rPr>
+              <w:t xml:space="preserve">вакансии (создание, список, чтение, правка, публикация, закрытие), отклики на вакансию, карточка отклика, просмотр, шорт-лист, отказ</w:t>
+            </w:r>
+          </w:p>
+        </w:tc>
+      </w:tr>
+      <w:tr>
+        <w:trPr>
+          <w:cantSplit/>
+          <w:tblHeader w:val="off"/>
+        </w:trPr>
+        <w:tc>
+          <w:tcPr>
+            <w:tcW w:type="dxa" w:w="2889"/>
+            <w:tcBorders>
+              <w:top w:val="single" w:color="D6D7E0" w:sz="4"/>
+              <w:left w:val="single" w:color="D6D7E0" w:sz="4"/>
+              <w:bottom w:val="single" w:color="D6D7E0" w:sz="4"/>
+              <w:right w:val="single" w:color="D6D7E0" w:sz="4"/>
+            </w:tcBorders>
+            <w:tcMar>
+              <w:top w:type="dxa" w:w="50"/>
+              <w:left w:type="dxa" w:w="80"/>
+              <w:bottom w:type="dxa" w:w="50"/>
+              <w:right w:type="dxa" w:w="80"/>
+            </w:tcMar>
+          </w:tcPr>
+          <w:p>
+            <w:pPr>
+              <w:jc w:val="left"/>
+            </w:pPr>
+            <w:r>
+              <w:rPr>
+                <w:rFonts w:ascii="Consolas" w:cs="Consolas" w:eastAsia="Consolas" w:hAnsi="Consolas"/>
+                <w:sz w:val="17"/>
+                <w:szCs w:val="17"/>
+                <w:shd w:fill="F2F1FB" w:color="auto" w:val="clear"/>
+              </w:rPr>
+              <w:t xml:space="preserve">candidate-vacancies</w:t>
+            </w:r>
+          </w:p>
+        </w:tc>
+        <w:tc>
+          <w:tcPr>
+            <w:tcW w:type="dxa" w:w="825"/>
+            <w:tcBorders>
+              <w:top w:val="single" w:color="D6D7E0" w:sz="4"/>
+              <w:left w:val="single" w:color="D6D7E0" w:sz="4"/>
+              <w:bottom w:val="single" w:color="D6D7E0" w:sz="4"/>
+              <w:right w:val="single" w:color="D6D7E0" w:sz="4"/>
+            </w:tcBorders>
+            <w:tcMar>
+              <w:top w:type="dxa" w:w="50"/>
+              <w:left w:type="dxa" w:w="80"/>
+              <w:bottom w:type="dxa" w:w="50"/>
+              <w:right w:type="dxa" w:w="80"/>
+            </w:tcMar>
+          </w:tcPr>
+          <w:p>
+            <w:pPr>
+              <w:jc w:val="right"/>
+            </w:pPr>
+            <w:r>
+              <w:rPr>
+                <w:rFonts w:ascii="Arial" w:cs="Arial" w:eastAsia="Arial" w:hAnsi="Arial"/>
+                <w:sz w:val="17"/>
+                <w:szCs w:val="17"/>
+              </w:rPr>
+              <w:t xml:space="preserve">6</w:t>
+            </w:r>
+          </w:p>
+        </w:tc>
+        <w:tc>
+          <w:tcPr>
+            <w:tcW w:type="dxa" w:w="6192"/>
+            <w:tcBorders>
+              <w:top w:val="single" w:color="D6D7E0" w:sz="4"/>
+              <w:left w:val="single" w:color="D6D7E0" w:sz="4"/>
+              <w:bottom w:val="single" w:color="D6D7E0" w:sz="4"/>
+              <w:right w:val="single" w:color="D6D7E0" w:sz="4"/>
+            </w:tcBorders>
+            <w:tcMar>
+              <w:top w:type="dxa" w:w="50"/>
+              <w:left w:type="dxa" w:w="80"/>
+              <w:bottom w:type="dxa" w:w="50"/>
+              <w:right w:type="dxa" w:w="80"/>
+            </w:tcMar>
+          </w:tcPr>
+          <w:p>
+            <w:pPr>
+              <w:jc w:val="left"/>
+            </w:pPr>
+            <w:r>
+              <w:rPr>
+                <w:rFonts w:ascii="Arial" w:cs="Arial" w:eastAsia="Arial" w:hAnsi="Arial"/>
+                <w:sz w:val="17"/>
+                <w:szCs w:val="17"/>
+              </w:rPr>
+              <w:t xml:space="preserve">общий список вакансий, вакансия, отклик, мои отклики, отклик, отзыв отклика</w:t>
+            </w:r>
+          </w:p>
+        </w:tc>
+      </w:tr>
+      <w:tr>
+        <w:trPr>
+          <w:cantSplit/>
+          <w:tblHeader w:val="off"/>
+        </w:trPr>
+        <w:tc>
+          <w:tcPr>
+            <w:tcW w:type="dxa" w:w="2889"/>
+            <w:tcBorders>
+              <w:top w:val="single" w:color="D6D7E0" w:sz="4"/>
+              <w:left w:val="single" w:color="D6D7E0" w:sz="4"/>
+              <w:bottom w:val="single" w:color="D6D7E0" w:sz="4"/>
+              <w:right w:val="single" w:color="D6D7E0" w:sz="4"/>
+            </w:tcBorders>
+            <w:tcMar>
+              <w:top w:type="dxa" w:w="50"/>
+              <w:left w:type="dxa" w:w="80"/>
+              <w:bottom w:type="dxa" w:w="50"/>
+              <w:right w:type="dxa" w:w="80"/>
+            </w:tcMar>
+          </w:tcPr>
+          <w:p>
+            <w:pPr>
+              <w:jc w:val="left"/>
+            </w:pPr>
+            <w:r>
+              <w:rPr>
+                <w:rFonts w:ascii="Consolas" w:cs="Consolas" w:eastAsia="Consolas" w:hAnsi="Consolas"/>
+                <w:sz w:val="17"/>
+                <w:szCs w:val="17"/>
+                <w:shd w:fill="F2F1FB" w:color="auto" w:val="clear"/>
+              </w:rPr>
+              <w:t xml:space="preserve">employer-tasks</w:t>
+            </w:r>
+          </w:p>
+        </w:tc>
+        <w:tc>
+          <w:tcPr>
+            <w:tcW w:type="dxa" w:w="825"/>
+            <w:tcBorders>
+              <w:top w:val="single" w:color="D6D7E0" w:sz="4"/>
+              <w:left w:val="single" w:color="D6D7E0" w:sz="4"/>
+              <w:bottom w:val="single" w:color="D6D7E0" w:sz="4"/>
+              <w:right w:val="single" w:color="D6D7E0" w:sz="4"/>
+            </w:tcBorders>
+            <w:tcMar>
+              <w:top w:type="dxa" w:w="50"/>
+              <w:left w:type="dxa" w:w="80"/>
+              <w:bottom w:type="dxa" w:w="50"/>
+              <w:right w:type="dxa" w:w="80"/>
+            </w:tcMar>
+          </w:tcPr>
+          <w:p>
+            <w:pPr>
+              <w:jc w:val="right"/>
+            </w:pPr>
+            <w:r>
+              <w:rPr>
+                <w:rFonts w:ascii="Arial" w:cs="Arial" w:eastAsia="Arial" w:hAnsi="Arial"/>
+                <w:sz w:val="17"/>
+                <w:szCs w:val="17"/>
+              </w:rPr>
+              <w:t xml:space="preserve">8</w:t>
+            </w:r>
+          </w:p>
+        </w:tc>
+        <w:tc>
+          <w:tcPr>
+            <w:tcW w:type="dxa" w:w="6192"/>
+            <w:tcBorders>
+              <w:top w:val="single" w:color="D6D7E0" w:sz="4"/>
+              <w:left w:val="single" w:color="D6D7E0" w:sz="4"/>
+              <w:bottom w:val="single" w:color="D6D7E0" w:sz="4"/>
+              <w:right w:val="single" w:color="D6D7E0" w:sz="4"/>
+            </w:tcBorders>
+            <w:tcMar>
+              <w:top w:type="dxa" w:w="50"/>
+              <w:left w:type="dxa" w:w="80"/>
+              <w:bottom w:type="dxa" w:w="50"/>
+              <w:right w:type="dxa" w:w="80"/>
+            </w:tcMar>
+          </w:tcPr>
+          <w:p>
+            <w:pPr>
+              <w:jc w:val="left"/>
+            </w:pPr>
+            <w:r>
+              <w:rPr>
+                <w:rFonts w:ascii="Arial" w:cs="Arial" w:eastAsia="Arial" w:hAnsi="Arial"/>
+                <w:sz w:val="17"/>
+                <w:szCs w:val="17"/>
+              </w:rPr>
+              <w:t xml:space="preserve">задания (создание, список, чтение, правка черновика, публикация, закрытие), ответы на задание, оценка разбора</w:t>
+            </w:r>
+          </w:p>
+        </w:tc>
+      </w:tr>
+      <w:tr>
+        <w:trPr>
+          <w:cantSplit/>
+          <w:tblHeader w:val="off"/>
+        </w:trPr>
+        <w:tc>
+          <w:tcPr>
+            <w:tcW w:type="dxa" w:w="2889"/>
+            <w:tcBorders>
+              <w:top w:val="single" w:color="D6D7E0" w:sz="4"/>
+              <w:left w:val="single" w:color="D6D7E0" w:sz="4"/>
+              <w:bottom w:val="single" w:color="D6D7E0" w:sz="4"/>
+              <w:right w:val="single" w:color="D6D7E0" w:sz="4"/>
+            </w:tcBorders>
+            <w:tcMar>
+              <w:top w:type="dxa" w:w="50"/>
+              <w:left w:type="dxa" w:w="80"/>
+              <w:bottom w:type="dxa" w:w="50"/>
+              <w:right w:type="dxa" w:w="80"/>
+            </w:tcMar>
+          </w:tcPr>
+          <w:p>
+            <w:pPr>
+              <w:jc w:val="left"/>
+            </w:pPr>
+            <w:r>
+              <w:rPr>
+                <w:rFonts w:ascii="Consolas" w:cs="Consolas" w:eastAsia="Consolas" w:hAnsi="Consolas"/>
+                <w:sz w:val="17"/>
+                <w:szCs w:val="17"/>
+                <w:shd w:fill="F2F1FB" w:color="auto" w:val="clear"/>
+              </w:rPr>
+              <w:t xml:space="preserve">candidate-tasks</w:t>
+            </w:r>
+          </w:p>
+        </w:tc>
+        <w:tc>
+          <w:tcPr>
+            <w:tcW w:type="dxa" w:w="825"/>
+            <w:tcBorders>
+              <w:top w:val="single" w:color="D6D7E0" w:sz="4"/>
+              <w:left w:val="single" w:color="D6D7E0" w:sz="4"/>
+              <w:bottom w:val="single" w:color="D6D7E0" w:sz="4"/>
+              <w:right w:val="single" w:color="D6D7E0" w:sz="4"/>
+            </w:tcBorders>
+            <w:tcMar>
+              <w:top w:type="dxa" w:w="50"/>
+              <w:left w:type="dxa" w:w="80"/>
+              <w:bottom w:type="dxa" w:w="50"/>
+              <w:right w:type="dxa" w:w="80"/>
+            </w:tcMar>
+          </w:tcPr>
+          <w:p>
+            <w:pPr>
+              <w:jc w:val="right"/>
+            </w:pPr>
+            <w:r>
+              <w:rPr>
+                <w:rFonts w:ascii="Arial" w:cs="Arial" w:eastAsia="Arial" w:hAnsi="Arial"/>
+                <w:sz w:val="17"/>
+                <w:szCs w:val="17"/>
+              </w:rPr>
+              <w:t xml:space="preserve">4</w:t>
+            </w:r>
+          </w:p>
+        </w:tc>
+        <w:tc>
+          <w:tcPr>
+            <w:tcW w:type="dxa" w:w="6192"/>
+            <w:tcBorders>
+              <w:top w:val="single" w:color="D6D7E0" w:sz="4"/>
+              <w:left w:val="single" w:color="D6D7E0" w:sz="4"/>
+              <w:bottom w:val="single" w:color="D6D7E0" w:sz="4"/>
+              <w:right w:val="single" w:color="D6D7E0" w:sz="4"/>
+            </w:tcBorders>
+            <w:tcMar>
+              <w:top w:type="dxa" w:w="50"/>
+              <w:left w:type="dxa" w:w="80"/>
+              <w:bottom w:type="dxa" w:w="50"/>
+              <w:right w:type="dxa" w:w="80"/>
+            </w:tcMar>
+          </w:tcPr>
+          <w:p>
+            <w:pPr>
+              <w:jc w:val="left"/>
+            </w:pPr>
+            <w:r>
+              <w:rPr>
+                <w:rFonts w:ascii="Arial" w:cs="Arial" w:eastAsia="Arial" w:hAnsi="Arial"/>
+                <w:sz w:val="17"/>
+                <w:szCs w:val="17"/>
+              </w:rPr>
+              <w:t xml:space="preserve">текущее задание и история, чтение, ответ, пропуск</w:t>
             </w:r>
           </w:p>
         </w:tc>
@@ -8594,6 +10579,812 @@
     </w:p>
     <w:p>
       <w:pPr>
+        <w:pStyle w:val="Heading3"/>
+        <w:keepNext/>
+        <w:spacing w:after="120" w:before="240"/>
+      </w:pPr>
+      <w:r>
+        <w:rPr>
+          <w:rFonts w:ascii="Arial" w:cs="Arial" w:eastAsia="Arial" w:hAnsi="Arial"/>
+          <w:b/>
+          <w:bCs/>
+          <w:color w:val="21168E"/>
+          <w:sz w:val="25"/>
+          <w:szCs w:val="25"/>
+        </w:rPr>
+        <w:t xml:space="preserve">10.4. Распознавание PDF-резюме</w:t>
+      </w:r>
+    </w:p>
+    <w:p>
+      <w:pPr>
+        <w:spacing w:after="120"/>
+      </w:pPr>
+      <w:r>
+        <w:rPr>
+          <w:rFonts w:ascii="Arial" w:cs="Arial" w:eastAsia="Arial" w:hAnsi="Arial"/>
+        </w:rPr>
+        <w:t xml:space="preserve">Проверяется </w:t>
+      </w:r>
+      <w:r>
+        <w:rPr>
+          <w:rFonts w:ascii="Arial" w:cs="Arial" w:eastAsia="Arial" w:hAnsi="Arial"/>
+          <w:b/>
+          <w:bCs/>
+        </w:rPr>
+        <w:t xml:space="preserve">текстовый разбор</w:t>
+      </w:r>
+      <w:r>
+        <w:rPr>
+          <w:rFonts w:ascii="Arial" w:cs="Arial" w:eastAsia="Arial" w:hAnsi="Arial"/>
+        </w:rPr>
+        <w:t xml:space="preserve"> (</w:t>
+      </w:r>
+      <w:r>
+        <w:rPr>
+          <w:rFonts w:ascii="Consolas" w:cs="Consolas" w:eastAsia="Consolas" w:hAnsi="Consolas"/>
+          <w:sz w:val="19"/>
+          <w:szCs w:val="19"/>
+          <w:shd w:fill="F2F1FB" w:color="auto" w:val="clear"/>
+        </w:rPr>
+        <w:t xml:space="preserve">validate:quality</w:t>
+      </w:r>
+      <w:r>
+        <w:rPr>
+          <w:rFonts w:ascii="Arial" w:cs="Arial" w:eastAsia="Arial" w:hAnsi="Arial"/>
+        </w:rPr>
+        <w:t xml:space="preserve">, раздел 3 отчёта): синтетическая выборка из 360 резюме (шесть вёрсток по 60, разметка известна заранее) и независимый ручной набор из 6 резюме.</w:t>
+      </w:r>
+    </w:p>
+    <w:tbl>
+      <w:tblPr>
+        <w:tblW w:type="dxa" w:w="9906"/>
+        <w:tblBorders>
+          <w:top w:val="single" w:color="auto" w:sz="4"/>
+          <w:left w:val="single" w:color="auto" w:sz="4"/>
+          <w:bottom w:val="single" w:color="auto" w:sz="4"/>
+          <w:right w:val="single" w:color="auto" w:sz="4"/>
+          <w:insideH w:val="single" w:color="auto" w:sz="4"/>
+          <w:insideV w:val="single" w:color="auto" w:sz="4"/>
+        </w:tblBorders>
+        <w:tblLayout w:type="fixed"/>
+      </w:tblPr>
+      <w:tblGrid>
+        <w:gridCol w:w="3593"/>
+        <w:gridCol w:w="2233"/>
+        <w:gridCol w:w="4080"/>
+      </w:tblGrid>
+      <w:tr>
+        <w:trPr>
+          <w:cantSplit/>
+          <w:tblHeader/>
+        </w:trPr>
+        <w:tc>
+          <w:tcPr>
+            <w:tcW w:type="dxa" w:w="3593"/>
+            <w:tcBorders>
+              <w:top w:val="single" w:color="D6D7E0" w:sz="4"/>
+              <w:left w:val="single" w:color="D6D7E0" w:sz="4"/>
+              <w:bottom w:val="single" w:color="D6D7E0" w:sz="4"/>
+              <w:right w:val="single" w:color="D6D7E0" w:sz="4"/>
+            </w:tcBorders>
+            <w:shd w:fill="EBE9FF" w:color="auto" w:val="clear"/>
+            <w:tcMar>
+              <w:top w:type="dxa" w:w="50"/>
+              <w:left w:type="dxa" w:w="80"/>
+              <w:bottom w:type="dxa" w:w="50"/>
+              <w:right w:type="dxa" w:w="80"/>
+            </w:tcMar>
+          </w:tcPr>
+          <w:p>
+            <w:pPr>
+              <w:jc w:val="left"/>
+            </w:pPr>
+            <w:r>
+              <w:rPr>
+                <w:rFonts w:ascii="Arial" w:cs="Arial" w:eastAsia="Arial" w:hAnsi="Arial"/>
+                <w:b/>
+                <w:bCs/>
+                <w:color w:val="21168E"/>
+                <w:sz w:val="17"/>
+                <w:szCs w:val="17"/>
+              </w:rPr>
+              <w:t xml:space="preserve">Поле</w:t>
+            </w:r>
+          </w:p>
+        </w:tc>
+        <w:tc>
+          <w:tcPr>
+            <w:tcW w:type="dxa" w:w="2233"/>
+            <w:tcBorders>
+              <w:top w:val="single" w:color="D6D7E0" w:sz="4"/>
+              <w:left w:val="single" w:color="D6D7E0" w:sz="4"/>
+              <w:bottom w:val="single" w:color="D6D7E0" w:sz="4"/>
+              <w:right w:val="single" w:color="D6D7E0" w:sz="4"/>
+            </w:tcBorders>
+            <w:shd w:fill="EBE9FF" w:color="auto" w:val="clear"/>
+            <w:tcMar>
+              <w:top w:type="dxa" w:w="50"/>
+              <w:left w:type="dxa" w:w="80"/>
+              <w:bottom w:type="dxa" w:w="50"/>
+              <w:right w:type="dxa" w:w="80"/>
+            </w:tcMar>
+          </w:tcPr>
+          <w:p>
+            <w:pPr>
+              <w:jc w:val="left"/>
+            </w:pPr>
+            <w:r>
+              <w:rPr>
+                <w:rFonts w:ascii="Arial" w:cs="Arial" w:eastAsia="Arial" w:hAnsi="Arial"/>
+                <w:b/>
+                <w:bCs/>
+                <w:color w:val="21168E"/>
+                <w:sz w:val="17"/>
+                <w:szCs w:val="17"/>
+              </w:rPr>
+              <w:t xml:space="preserve">Синтетика (360)</w:t>
+            </w:r>
+          </w:p>
+        </w:tc>
+        <w:tc>
+          <w:tcPr>
+            <w:tcW w:type="dxa" w:w="4080"/>
+            <w:tcBorders>
+              <w:top w:val="single" w:color="D6D7E0" w:sz="4"/>
+              <w:left w:val="single" w:color="D6D7E0" w:sz="4"/>
+              <w:bottom w:val="single" w:color="D6D7E0" w:sz="4"/>
+              <w:right w:val="single" w:color="D6D7E0" w:sz="4"/>
+            </w:tcBorders>
+            <w:shd w:fill="EBE9FF" w:color="auto" w:val="clear"/>
+            <w:tcMar>
+              <w:top w:type="dxa" w:w="50"/>
+              <w:left w:type="dxa" w:w="80"/>
+              <w:bottom w:type="dxa" w:w="50"/>
+              <w:right w:type="dxa" w:w="80"/>
+            </w:tcMar>
+          </w:tcPr>
+          <w:p>
+            <w:pPr>
+              <w:jc w:val="left"/>
+            </w:pPr>
+            <w:r>
+              <w:rPr>
+                <w:rFonts w:ascii="Arial" w:cs="Arial" w:eastAsia="Arial" w:hAnsi="Arial"/>
+                <w:b/>
+                <w:bCs/>
+                <w:color w:val="21168E"/>
+                <w:sz w:val="17"/>
+                <w:szCs w:val="17"/>
+              </w:rPr>
+              <w:t xml:space="preserve">Ручной набор (6)</w:t>
+            </w:r>
+          </w:p>
+        </w:tc>
+      </w:tr>
+      <w:tr>
+        <w:trPr>
+          <w:cantSplit/>
+          <w:tblHeader w:val="off"/>
+        </w:trPr>
+        <w:tc>
+          <w:tcPr>
+            <w:tcW w:type="dxa" w:w="3593"/>
+            <w:tcBorders>
+              <w:top w:val="single" w:color="D6D7E0" w:sz="4"/>
+              <w:left w:val="single" w:color="D6D7E0" w:sz="4"/>
+              <w:bottom w:val="single" w:color="D6D7E0" w:sz="4"/>
+              <w:right w:val="single" w:color="D6D7E0" w:sz="4"/>
+            </w:tcBorders>
+            <w:tcMar>
+              <w:top w:type="dxa" w:w="50"/>
+              <w:left w:type="dxa" w:w="80"/>
+              <w:bottom w:type="dxa" w:w="50"/>
+              <w:right w:type="dxa" w:w="80"/>
+            </w:tcMar>
+          </w:tcPr>
+          <w:p>
+            <w:pPr>
+              <w:jc w:val="left"/>
+            </w:pPr>
+            <w:r>
+              <w:rPr>
+                <w:rFonts w:ascii="Arial" w:cs="Arial" w:eastAsia="Arial" w:hAnsi="Arial"/>
+                <w:sz w:val="17"/>
+                <w:szCs w:val="17"/>
+              </w:rPr>
+              <w:t xml:space="preserve">Email / телефон</w:t>
+            </w:r>
+          </w:p>
+        </w:tc>
+        <w:tc>
+          <w:tcPr>
+            <w:tcW w:type="dxa" w:w="2233"/>
+            <w:tcBorders>
+              <w:top w:val="single" w:color="D6D7E0" w:sz="4"/>
+              <w:left w:val="single" w:color="D6D7E0" w:sz="4"/>
+              <w:bottom w:val="single" w:color="D6D7E0" w:sz="4"/>
+              <w:right w:val="single" w:color="D6D7E0" w:sz="4"/>
+            </w:tcBorders>
+            <w:tcMar>
+              <w:top w:type="dxa" w:w="50"/>
+              <w:left w:type="dxa" w:w="80"/>
+              <w:bottom w:type="dxa" w:w="50"/>
+              <w:right w:type="dxa" w:w="80"/>
+            </w:tcMar>
+          </w:tcPr>
+          <w:p>
+            <w:pPr>
+              <w:jc w:val="left"/>
+            </w:pPr>
+            <w:r>
+              <w:rPr>
+                <w:rFonts w:ascii="Arial" w:cs="Arial" w:eastAsia="Arial" w:hAnsi="Arial"/>
+                <w:sz w:val="17"/>
+                <w:szCs w:val="17"/>
+              </w:rPr>
+              <w:t xml:space="preserve">100 % / 100 %</w:t>
+            </w:r>
+          </w:p>
+        </w:tc>
+        <w:tc>
+          <w:tcPr>
+            <w:tcW w:type="dxa" w:w="4080"/>
+            <w:tcBorders>
+              <w:top w:val="single" w:color="D6D7E0" w:sz="4"/>
+              <w:left w:val="single" w:color="D6D7E0" w:sz="4"/>
+              <w:bottom w:val="single" w:color="D6D7E0" w:sz="4"/>
+              <w:right w:val="single" w:color="D6D7E0" w:sz="4"/>
+            </w:tcBorders>
+            <w:tcMar>
+              <w:top w:type="dxa" w:w="50"/>
+              <w:left w:type="dxa" w:w="80"/>
+              <w:bottom w:type="dxa" w:w="50"/>
+              <w:right w:type="dxa" w:w="80"/>
+            </w:tcMar>
+          </w:tcPr>
+          <w:p>
+            <w:pPr>
+              <w:jc w:val="left"/>
+            </w:pPr>
+            <w:r>
+              <w:rPr>
+                <w:rFonts w:ascii="Arial" w:cs="Arial" w:eastAsia="Arial" w:hAnsi="Arial"/>
+                <w:sz w:val="17"/>
+                <w:szCs w:val="17"/>
+              </w:rPr>
+              <w:t xml:space="preserve">100 % / 100 %</w:t>
+            </w:r>
+          </w:p>
+        </w:tc>
+      </w:tr>
+      <w:tr>
+        <w:trPr>
+          <w:cantSplit/>
+          <w:tblHeader w:val="off"/>
+        </w:trPr>
+        <w:tc>
+          <w:tcPr>
+            <w:tcW w:type="dxa" w:w="3593"/>
+            <w:tcBorders>
+              <w:top w:val="single" w:color="D6D7E0" w:sz="4"/>
+              <w:left w:val="single" w:color="D6D7E0" w:sz="4"/>
+              <w:bottom w:val="single" w:color="D6D7E0" w:sz="4"/>
+              <w:right w:val="single" w:color="D6D7E0" w:sz="4"/>
+            </w:tcBorders>
+            <w:tcMar>
+              <w:top w:type="dxa" w:w="50"/>
+              <w:left w:type="dxa" w:w="80"/>
+              <w:bottom w:type="dxa" w:w="50"/>
+              <w:right w:type="dxa" w:w="80"/>
+            </w:tcMar>
+          </w:tcPr>
+          <w:p>
+            <w:pPr>
+              <w:jc w:val="left"/>
+            </w:pPr>
+            <w:r>
+              <w:rPr>
+                <w:rFonts w:ascii="Arial" w:cs="Arial" w:eastAsia="Arial" w:hAnsi="Arial"/>
+                <w:sz w:val="17"/>
+                <w:szCs w:val="17"/>
+              </w:rPr>
+              <w:t xml:space="preserve">ФИО</w:t>
+            </w:r>
+          </w:p>
+        </w:tc>
+        <w:tc>
+          <w:tcPr>
+            <w:tcW w:type="dxa" w:w="2233"/>
+            <w:tcBorders>
+              <w:top w:val="single" w:color="D6D7E0" w:sz="4"/>
+              <w:left w:val="single" w:color="D6D7E0" w:sz="4"/>
+              <w:bottom w:val="single" w:color="D6D7E0" w:sz="4"/>
+              <w:right w:val="single" w:color="D6D7E0" w:sz="4"/>
+            </w:tcBorders>
+            <w:tcMar>
+              <w:top w:type="dxa" w:w="50"/>
+              <w:left w:type="dxa" w:w="80"/>
+              <w:bottom w:type="dxa" w:w="50"/>
+              <w:right w:type="dxa" w:w="80"/>
+            </w:tcMar>
+          </w:tcPr>
+          <w:p>
+            <w:pPr>
+              <w:jc w:val="left"/>
+            </w:pPr>
+            <w:r>
+              <w:rPr>
+                <w:rFonts w:ascii="Arial" w:cs="Arial" w:eastAsia="Arial" w:hAnsi="Arial"/>
+                <w:sz w:val="17"/>
+                <w:szCs w:val="17"/>
+              </w:rPr>
+              <w:t xml:space="preserve">100 %</w:t>
+            </w:r>
+          </w:p>
+        </w:tc>
+        <w:tc>
+          <w:tcPr>
+            <w:tcW w:type="dxa" w:w="4080"/>
+            <w:tcBorders>
+              <w:top w:val="single" w:color="D6D7E0" w:sz="4"/>
+              <w:left w:val="single" w:color="D6D7E0" w:sz="4"/>
+              <w:bottom w:val="single" w:color="D6D7E0" w:sz="4"/>
+              <w:right w:val="single" w:color="D6D7E0" w:sz="4"/>
+            </w:tcBorders>
+            <w:tcMar>
+              <w:top w:type="dxa" w:w="50"/>
+              <w:left w:type="dxa" w:w="80"/>
+              <w:bottom w:type="dxa" w:w="50"/>
+              <w:right w:type="dxa" w:w="80"/>
+            </w:tcMar>
+          </w:tcPr>
+          <w:p>
+            <w:pPr>
+              <w:jc w:val="left"/>
+            </w:pPr>
+            <w:r>
+              <w:rPr>
+                <w:rFonts w:ascii="Arial" w:cs="Arial" w:eastAsia="Arial" w:hAnsi="Arial"/>
+                <w:sz w:val="17"/>
+                <w:szCs w:val="17"/>
+              </w:rPr>
+              <w:t xml:space="preserve">83,3 % (1 из 6: имя в блоке «Контакты: …»)</w:t>
+            </w:r>
+          </w:p>
+        </w:tc>
+      </w:tr>
+      <w:tr>
+        <w:trPr>
+          <w:cantSplit/>
+          <w:tblHeader w:val="off"/>
+        </w:trPr>
+        <w:tc>
+          <w:tcPr>
+            <w:tcW w:type="dxa" w:w="3593"/>
+            <w:tcBorders>
+              <w:top w:val="single" w:color="D6D7E0" w:sz="4"/>
+              <w:left w:val="single" w:color="D6D7E0" w:sz="4"/>
+              <w:bottom w:val="single" w:color="D6D7E0" w:sz="4"/>
+              <w:right w:val="single" w:color="D6D7E0" w:sz="4"/>
+            </w:tcBorders>
+            <w:tcMar>
+              <w:top w:type="dxa" w:w="50"/>
+              <w:left w:type="dxa" w:w="80"/>
+              <w:bottom w:type="dxa" w:w="50"/>
+              <w:right w:type="dxa" w:w="80"/>
+            </w:tcMar>
+          </w:tcPr>
+          <w:p>
+            <w:pPr>
+              <w:jc w:val="left"/>
+            </w:pPr>
+            <w:r>
+              <w:rPr>
+                <w:rFonts w:ascii="Arial" w:cs="Arial" w:eastAsia="Arial" w:hAnsi="Arial"/>
+                <w:sz w:val="17"/>
+                <w:szCs w:val="17"/>
+              </w:rPr>
+              <w:t xml:space="preserve">Город</w:t>
+            </w:r>
+          </w:p>
+        </w:tc>
+        <w:tc>
+          <w:tcPr>
+            <w:tcW w:type="dxa" w:w="2233"/>
+            <w:tcBorders>
+              <w:top w:val="single" w:color="D6D7E0" w:sz="4"/>
+              <w:left w:val="single" w:color="D6D7E0" w:sz="4"/>
+              <w:bottom w:val="single" w:color="D6D7E0" w:sz="4"/>
+              <w:right w:val="single" w:color="D6D7E0" w:sz="4"/>
+            </w:tcBorders>
+            <w:tcMar>
+              <w:top w:type="dxa" w:w="50"/>
+              <w:left w:type="dxa" w:w="80"/>
+              <w:bottom w:type="dxa" w:w="50"/>
+              <w:right w:type="dxa" w:w="80"/>
+            </w:tcMar>
+          </w:tcPr>
+          <w:p>
+            <w:pPr>
+              <w:jc w:val="left"/>
+            </w:pPr>
+            <w:r>
+              <w:rPr>
+                <w:rFonts w:ascii="Arial" w:cs="Arial" w:eastAsia="Arial" w:hAnsi="Arial"/>
+                <w:sz w:val="17"/>
+                <w:szCs w:val="17"/>
+              </w:rPr>
+              <w:t xml:space="preserve">100 %</w:t>
+            </w:r>
+          </w:p>
+        </w:tc>
+        <w:tc>
+          <w:tcPr>
+            <w:tcW w:type="dxa" w:w="4080"/>
+            <w:tcBorders>
+              <w:top w:val="single" w:color="D6D7E0" w:sz="4"/>
+              <w:left w:val="single" w:color="D6D7E0" w:sz="4"/>
+              <w:bottom w:val="single" w:color="D6D7E0" w:sz="4"/>
+              <w:right w:val="single" w:color="D6D7E0" w:sz="4"/>
+            </w:tcBorders>
+            <w:tcMar>
+              <w:top w:type="dxa" w:w="50"/>
+              <w:left w:type="dxa" w:w="80"/>
+              <w:bottom w:type="dxa" w:w="50"/>
+              <w:right w:type="dxa" w:w="80"/>
+            </w:tcMar>
+          </w:tcPr>
+          <w:p>
+            <w:pPr>
+              <w:jc w:val="left"/>
+            </w:pPr>
+            <w:r>
+              <w:rPr>
+                <w:rFonts w:ascii="Arial" w:cs="Arial" w:eastAsia="Arial" w:hAnsi="Arial"/>
+                <w:sz w:val="17"/>
+                <w:szCs w:val="17"/>
+              </w:rPr>
+              <w:t xml:space="preserve">100 %</w:t>
+            </w:r>
+          </w:p>
+        </w:tc>
+      </w:tr>
+      <w:tr>
+        <w:trPr>
+          <w:cantSplit/>
+          <w:tblHeader w:val="off"/>
+        </w:trPr>
+        <w:tc>
+          <w:tcPr>
+            <w:tcW w:type="dxa" w:w="3593"/>
+            <w:tcBorders>
+              <w:top w:val="single" w:color="D6D7E0" w:sz="4"/>
+              <w:left w:val="single" w:color="D6D7E0" w:sz="4"/>
+              <w:bottom w:val="single" w:color="D6D7E0" w:sz="4"/>
+              <w:right w:val="single" w:color="D6D7E0" w:sz="4"/>
+            </w:tcBorders>
+            <w:tcMar>
+              <w:top w:type="dxa" w:w="50"/>
+              <w:left w:type="dxa" w:w="80"/>
+              <w:bottom w:type="dxa" w:w="50"/>
+              <w:right w:type="dxa" w:w="80"/>
+            </w:tcMar>
+          </w:tcPr>
+          <w:p>
+            <w:pPr>
+              <w:jc w:val="left"/>
+            </w:pPr>
+            <w:r>
+              <w:rPr>
+                <w:rFonts w:ascii="Arial" w:cs="Arial" w:eastAsia="Arial" w:hAnsi="Arial"/>
+                <w:sz w:val="17"/>
+                <w:szCs w:val="17"/>
+              </w:rPr>
+              <w:t xml:space="preserve">Навыки F1 (precision / recall)</w:t>
+            </w:r>
+          </w:p>
+        </w:tc>
+        <w:tc>
+          <w:tcPr>
+            <w:tcW w:type="dxa" w:w="2233"/>
+            <w:tcBorders>
+              <w:top w:val="single" w:color="D6D7E0" w:sz="4"/>
+              <w:left w:val="single" w:color="D6D7E0" w:sz="4"/>
+              <w:bottom w:val="single" w:color="D6D7E0" w:sz="4"/>
+              <w:right w:val="single" w:color="D6D7E0" w:sz="4"/>
+            </w:tcBorders>
+            <w:tcMar>
+              <w:top w:type="dxa" w:w="50"/>
+              <w:left w:type="dxa" w:w="80"/>
+              <w:bottom w:type="dxa" w:w="50"/>
+              <w:right w:type="dxa" w:w="80"/>
+            </w:tcMar>
+          </w:tcPr>
+          <w:p>
+            <w:pPr>
+              <w:jc w:val="left"/>
+            </w:pPr>
+            <w:r>
+              <w:rPr>
+                <w:rFonts w:ascii="Arial" w:cs="Arial" w:eastAsia="Arial" w:hAnsi="Arial"/>
+                <w:sz w:val="17"/>
+                <w:szCs w:val="17"/>
+              </w:rPr>
+              <w:t xml:space="preserve">98,6 % (97,3 % / 100 %)</w:t>
+            </w:r>
+          </w:p>
+        </w:tc>
+        <w:tc>
+          <w:tcPr>
+            <w:tcW w:type="dxa" w:w="4080"/>
+            <w:tcBorders>
+              <w:top w:val="single" w:color="D6D7E0" w:sz="4"/>
+              <w:left w:val="single" w:color="D6D7E0" w:sz="4"/>
+              <w:bottom w:val="single" w:color="D6D7E0" w:sz="4"/>
+              <w:right w:val="single" w:color="D6D7E0" w:sz="4"/>
+            </w:tcBorders>
+            <w:tcMar>
+              <w:top w:type="dxa" w:w="50"/>
+              <w:left w:type="dxa" w:w="80"/>
+              <w:bottom w:type="dxa" w:w="50"/>
+              <w:right w:type="dxa" w:w="80"/>
+            </w:tcMar>
+          </w:tcPr>
+          <w:p>
+            <w:pPr>
+              <w:jc w:val="left"/>
+            </w:pPr>
+            <w:r>
+              <w:rPr>
+                <w:rFonts w:ascii="Arial" w:cs="Arial" w:eastAsia="Arial" w:hAnsi="Arial"/>
+                <w:sz w:val="17"/>
+                <w:szCs w:val="17"/>
+              </w:rPr>
+              <w:t xml:space="preserve">100 %</w:t>
+            </w:r>
+          </w:p>
+        </w:tc>
+      </w:tr>
+      <w:tr>
+        <w:trPr>
+          <w:cantSplit/>
+          <w:tblHeader w:val="off"/>
+        </w:trPr>
+        <w:tc>
+          <w:tcPr>
+            <w:tcW w:type="dxa" w:w="3593"/>
+            <w:tcBorders>
+              <w:top w:val="single" w:color="D6D7E0" w:sz="4"/>
+              <w:left w:val="single" w:color="D6D7E0" w:sz="4"/>
+              <w:bottom w:val="single" w:color="D6D7E0" w:sz="4"/>
+              <w:right w:val="single" w:color="D6D7E0" w:sz="4"/>
+            </w:tcBorders>
+            <w:tcMar>
+              <w:top w:type="dxa" w:w="50"/>
+              <w:left w:type="dxa" w:w="80"/>
+              <w:bottom w:type="dxa" w:w="50"/>
+              <w:right w:type="dxa" w:w="80"/>
+            </w:tcMar>
+          </w:tcPr>
+          <w:p>
+            <w:pPr>
+              <w:jc w:val="left"/>
+            </w:pPr>
+            <w:r>
+              <w:rPr>
+                <w:rFonts w:ascii="Arial" w:cs="Arial" w:eastAsia="Arial" w:hAnsi="Arial"/>
+                <w:sz w:val="17"/>
+                <w:szCs w:val="17"/>
+              </w:rPr>
+              <w:t xml:space="preserve">Стаж в пределах ±12 мес. (±6 / ±3)</w:t>
+            </w:r>
+          </w:p>
+        </w:tc>
+        <w:tc>
+          <w:tcPr>
+            <w:tcW w:type="dxa" w:w="2233"/>
+            <w:tcBorders>
+              <w:top w:val="single" w:color="D6D7E0" w:sz="4"/>
+              <w:left w:val="single" w:color="D6D7E0" w:sz="4"/>
+              <w:bottom w:val="single" w:color="D6D7E0" w:sz="4"/>
+              <w:right w:val="single" w:color="D6D7E0" w:sz="4"/>
+            </w:tcBorders>
+            <w:tcMar>
+              <w:top w:type="dxa" w:w="50"/>
+              <w:left w:type="dxa" w:w="80"/>
+              <w:bottom w:type="dxa" w:w="50"/>
+              <w:right w:type="dxa" w:w="80"/>
+            </w:tcMar>
+          </w:tcPr>
+          <w:p>
+            <w:pPr>
+              <w:jc w:val="left"/>
+            </w:pPr>
+            <w:r>
+              <w:rPr>
+                <w:rFonts w:ascii="Arial" w:cs="Arial" w:eastAsia="Arial" w:hAnsi="Arial"/>
+                <w:sz w:val="17"/>
+                <w:szCs w:val="17"/>
+              </w:rPr>
+              <w:t xml:space="preserve">100 % (93,6 % / 89,2 %)</w:t>
+            </w:r>
+          </w:p>
+        </w:tc>
+        <w:tc>
+          <w:tcPr>
+            <w:tcW w:type="dxa" w:w="4080"/>
+            <w:tcBorders>
+              <w:top w:val="single" w:color="D6D7E0" w:sz="4"/>
+              <w:left w:val="single" w:color="D6D7E0" w:sz="4"/>
+              <w:bottom w:val="single" w:color="D6D7E0" w:sz="4"/>
+              <w:right w:val="single" w:color="D6D7E0" w:sz="4"/>
+            </w:tcBorders>
+            <w:tcMar>
+              <w:top w:type="dxa" w:w="50"/>
+              <w:left w:type="dxa" w:w="80"/>
+              <w:bottom w:type="dxa" w:w="50"/>
+              <w:right w:type="dxa" w:w="80"/>
+            </w:tcMar>
+          </w:tcPr>
+          <w:p>
+            <w:pPr>
+              <w:jc w:val="left"/>
+            </w:pPr>
+            <w:r>
+              <w:rPr>
+                <w:rFonts w:ascii="Arial" w:cs="Arial" w:eastAsia="Arial" w:hAnsi="Arial"/>
+                <w:sz w:val="17"/>
+                <w:szCs w:val="17"/>
+              </w:rPr>
+              <w:t xml:space="preserve">100 % (во всех порогах)</w:t>
+            </w:r>
+          </w:p>
+        </w:tc>
+      </w:tr>
+      <w:tr>
+        <w:trPr>
+          <w:cantSplit/>
+          <w:tblHeader w:val="off"/>
+        </w:trPr>
+        <w:tc>
+          <w:tcPr>
+            <w:tcW w:type="dxa" w:w="3593"/>
+            <w:tcBorders>
+              <w:top w:val="single" w:color="D6D7E0" w:sz="4"/>
+              <w:left w:val="single" w:color="D6D7E0" w:sz="4"/>
+              <w:bottom w:val="single" w:color="D6D7E0" w:sz="4"/>
+              <w:right w:val="single" w:color="D6D7E0" w:sz="4"/>
+            </w:tcBorders>
+            <w:tcMar>
+              <w:top w:type="dxa" w:w="50"/>
+              <w:left w:type="dxa" w:w="80"/>
+              <w:bottom w:type="dxa" w:w="50"/>
+              <w:right w:type="dxa" w:w="80"/>
+            </w:tcMar>
+          </w:tcPr>
+          <w:p>
+            <w:pPr>
+              <w:jc w:val="left"/>
+            </w:pPr>
+            <w:r>
+              <w:rPr>
+                <w:rFonts w:ascii="Arial" w:cs="Arial" w:eastAsia="Arial" w:hAnsi="Arial"/>
+                <w:sz w:val="17"/>
+                <w:szCs w:val="17"/>
+              </w:rPr>
+              <w:t xml:space="preserve">Специализация / грейд (предположение)</w:t>
+            </w:r>
+          </w:p>
+        </w:tc>
+        <w:tc>
+          <w:tcPr>
+            <w:tcW w:type="dxa" w:w="2233"/>
+            <w:tcBorders>
+              <w:top w:val="single" w:color="D6D7E0" w:sz="4"/>
+              <w:left w:val="single" w:color="D6D7E0" w:sz="4"/>
+              <w:bottom w:val="single" w:color="D6D7E0" w:sz="4"/>
+              <w:right w:val="single" w:color="D6D7E0" w:sz="4"/>
+            </w:tcBorders>
+            <w:tcMar>
+              <w:top w:type="dxa" w:w="50"/>
+              <w:left w:type="dxa" w:w="80"/>
+              <w:bottom w:type="dxa" w:w="50"/>
+              <w:right w:type="dxa" w:w="80"/>
+            </w:tcMar>
+          </w:tcPr>
+          <w:p>
+            <w:pPr>
+              <w:jc w:val="left"/>
+            </w:pPr>
+            <w:r>
+              <w:rPr>
+                <w:rFonts w:ascii="Arial" w:cs="Arial" w:eastAsia="Arial" w:hAnsi="Arial"/>
+                <w:sz w:val="17"/>
+                <w:szCs w:val="17"/>
+              </w:rPr>
+              <w:t xml:space="preserve">100 % / 100 %</w:t>
+            </w:r>
+          </w:p>
+        </w:tc>
+        <w:tc>
+          <w:tcPr>
+            <w:tcW w:type="dxa" w:w="4080"/>
+            <w:tcBorders>
+              <w:top w:val="single" w:color="D6D7E0" w:sz="4"/>
+              <w:left w:val="single" w:color="D6D7E0" w:sz="4"/>
+              <w:bottom w:val="single" w:color="D6D7E0" w:sz="4"/>
+              <w:right w:val="single" w:color="D6D7E0" w:sz="4"/>
+            </w:tcBorders>
+            <w:tcMar>
+              <w:top w:type="dxa" w:w="50"/>
+              <w:left w:type="dxa" w:w="80"/>
+              <w:bottom w:type="dxa" w:w="50"/>
+              <w:right w:type="dxa" w:w="80"/>
+            </w:tcMar>
+          </w:tcPr>
+          <w:p>
+            <w:pPr>
+              <w:jc w:val="left"/>
+            </w:pPr>
+            <w:r>
+              <w:rPr>
+                <w:rFonts w:ascii="Arial" w:cs="Arial" w:eastAsia="Arial" w:hAnsi="Arial"/>
+                <w:sz w:val="17"/>
+                <w:szCs w:val="17"/>
+              </w:rPr>
+              <w:t xml:space="preserve">100 % / 100 %</w:t>
+            </w:r>
+          </w:p>
+        </w:tc>
+      </w:tr>
+    </w:tbl>
+    <w:p>
+      <w:pPr>
+        <w:spacing w:after="120"/>
+      </w:pPr>
+    </w:p>
+    <w:p>
+      <w:pPr>
+        <w:spacing w:after="120"/>
+      </w:pPr>
+      <w:r>
+        <w:rPr>
+          <w:rFonts w:ascii="Arial" w:cs="Arial" w:eastAsia="Arial" w:hAnsi="Arial"/>
+        </w:rPr>
+        <w:t xml:space="preserve">Как читать: высокие значения на синтетике означают согласованность парсера с шестью известными вёрстками, написанными теми же людьми, — а не качество на реальных резюме. Ручной набор мал и написан после парсера; первый его прогон выявил пробелы (английские города, «Фамилия Имя, должность», «по н.в.»), после общих правок парсера набор уже не «невиданный» (находка F5 в </w:t>
+      </w:r>
+      <w:r>
+        <w:rPr>
+          <w:rFonts w:ascii="Consolas" w:cs="Consolas" w:eastAsia="Consolas" w:hAnsi="Consolas"/>
+          <w:sz w:val="19"/>
+          <w:szCs w:val="19"/>
+          <w:shd w:fill="F2F1FB" w:color="auto" w:val="clear"/>
+        </w:rPr>
+        <w:t xml:space="preserve">docs/implementation-status.md</w:t>
+      </w:r>
+      <w:r>
+        <w:rPr>
+          <w:rFonts w:ascii="Arial" w:cs="Arial" w:eastAsia="Arial" w:hAnsi="Arial"/>
+        </w:rPr>
+        <w:t xml:space="preserve">). </w:t>
+      </w:r>
+      <w:r>
+        <w:rPr>
+          <w:rFonts w:ascii="Arial" w:cs="Arial" w:eastAsia="Arial" w:hAnsi="Arial"/>
+          <w:b/>
+          <w:bCs/>
+        </w:rPr>
+        <w:t xml:space="preserve">Не проверялись:</w:t>
+      </w:r>
+      <w:r>
+        <w:rPr>
+          <w:rFonts w:ascii="Arial" w:cs="Arial" w:eastAsia="Arial" w:hAnsi="Arial"/>
+        </w:rPr>
+        <w:t xml:space="preserve"> извлечение текста из PDF, созданных Word, Google Docs, LaTeX; многоколоночные макеты; сканы (OCR нет). Извлечение проверено интеграционными тестами только на PDF из pdfkit.</w:t>
+      </w:r>
+    </w:p>
+    <w:p>
+      <w:pPr>
         <w:pStyle w:val="Heading2"/>
         <w:keepNext/>
         <w:pBdr>
@@ -9122,7 +11913,7 @@
                 <w:sz w:val="17"/>
                 <w:szCs w:val="17"/>
               </w:rPr>
-              <w:t xml:space="preserve">14 наборов, 319 тестов: границы 74/75, пороги групп, подтверждение навыков, допуск и сроки, генерация и воспроизводимость, ранжирование и фильтры, презентер профиля, автомат статусов, конфигурация, повтор синхронизации справочников при недоступной базе</w:t>
+              <w:t xml:space="preserve">17 наборов, 351 тест: границы 74/75, пороги групп, подтверждение навыков, допуск и сроки, генерация и воспроизводимость, ранжирование и фильтры, презентер профиля, автомат статусов (приглашения и отклики), допуск к отклику, конфигурация, повтор синхронизации справочников при недоступной базе, разбор текста резюме, правила коротких заданий</w:t>
             </w:r>
           </w:p>
         </w:tc>
@@ -9219,7 +12010,7 @@
                 <w:sz w:val="17"/>
                 <w:szCs w:val="17"/>
               </w:rPr>
-              <w:t xml:space="preserve">8 наборов, 150 тестов: авторизация и CSRF, жизненный цикл попытки и конкурентность, подбор и изоляция, приглашения (конкурентные accept/withdraw, TTL, PDF), приватность, ФСП и нестабильный провайдер, контроль доступа по всем маршрутам, контракт OpenAPI</w:t>
+              <w:t xml:space="preserve">11 наборов, 202 теста: короткие задания (подбор по квалификации, недельный период, параллельные открытия и ответы, срок, приватность ответов, оценка разбора), PDF-резюме (разбор, лимиты, отказ на сканах, файл не сохраняется), вакансии и отклики (витрина, допуск, раскрытие контактов в JSON и PDF, параллельные отклики и решения, версии, изоляция), авторизация и CSRF, жизненный цикл попытки и конкурентность, подбор и изоляция, приглашения (конкурентные accept/withdraw, TTL, PDF), приватность, ФСП и нестабильный провайдер, контроль доступа по всем маршрутам, контракт OpenAPI</w:t>
             </w:r>
           </w:p>
         </w:tc>
@@ -9316,7 +12107,7 @@
                 <w:sz w:val="17"/>
                 <w:szCs w:val="17"/>
               </w:rPr>
-              <w:t xml:space="preserve">5 из 5: (1) регистрация → подтверждение через Mailpit → опрос → профиль → тест → категория → публикация; (2) потребность → подборка → объяснение → приглашение; (3) принятие: контакты только у первой компании, отзыв доступа; (4) неуспех → нет грейда и публикации → более низкий грейд; (5) кандидат без ФСП</w:t>
+              <w:t xml:space="preserve">15 прошли, 1 пропущен намеренно (9 файлов): (1) регистрация → подтверждение через Mailpit → опрос → профиль → тест → категория → публикация; (2) потребность → подборка → объяснение → приглашение; (3) принятие: контакты только у первой компании, отзыв доступа; (4) неуспех → нет грейда и публикации → более низкий грейд; (5) кандидат без ФСП; (6) вакансия → самостоятельный отклик → шорт-лист → отзыв отклика и доступа; (7) PDF-резюме → распознанные поля → выборочное применение, категория не подтверждена; (8) короткие задания: публикация → ответ → автоматическая проверка → оценка разбора автором → обратная связь; (9) эмуляция телефона 390 и 320 px: нет горизонтального переполнения на ~30 экранах, меню, диалог, форма задания, экран теста</w:t>
             </w:r>
           </w:p>
         </w:tc>
@@ -9413,7 +12204,7 @@
                 <w:sz w:val="17"/>
                 <w:szCs w:val="17"/>
               </w:rPr>
-              <w:t xml:space="preserve">миграции, seed, healthcheck; те же 5 E2E против контейнерного стека в production-режиме; данные переживают перезапуск</w:t>
+              <w:t xml:space="preserve">миграции, seed, healthcheck; те же E2E (15 прошли, 1 пропущен намеренно) против контейнерного стека в production-режиме; данные переживают перезапуск</w:t>
             </w:r>
           </w:p>
         </w:tc>
@@ -9530,7 +12321,7 @@
           <w:rFonts w:ascii="Arial" w:cs="Arial" w:eastAsia="Arial" w:hAnsi="Arial"/>
         </w:rPr>
         <w:t xml:space="preserve">Правильные ответы в E2E берутся из БД стенда через тестовый помощник; в API такой конечной точки нет. Защитные механизмы (CSRF, ограничение частоты, права) в тестах не отключаются.
-Браузерные проверки выполнены только в Chromium; мобильные экраны не проверялись.</w:t>
+Браузерные проверки выполнены только в Chromium; мобильные экраны проверены эмуляцией телефона (390 и 320 px), реальные устройства — нет.</w:t>
       </w:r>
     </w:p>
     <w:p>
@@ -10380,9 +13171,9 @@
         <w:tblLayout w:type="fixed"/>
       </w:tblPr>
       <w:tblGrid>
-        <w:gridCol w:w="3646"/>
-        <w:gridCol w:w="2856"/>
-        <w:gridCol w:w="3404"/>
+        <w:gridCol w:w="3559"/>
+        <w:gridCol w:w="2787"/>
+        <w:gridCol w:w="3560"/>
       </w:tblGrid>
       <w:tr>
         <w:trPr>
@@ -10391,7 +13182,7 @@
         </w:trPr>
         <w:tc>
           <w:tcPr>
-            <w:tcW w:type="dxa" w:w="3646"/>
+            <w:tcW w:type="dxa" w:w="3559"/>
             <w:tcBorders>
               <w:top w:val="single" w:color="D6D7E0" w:sz="4"/>
               <w:left w:val="single" w:color="D6D7E0" w:sz="4"/>
@@ -10425,7 +13216,7 @@
         </w:tc>
         <w:tc>
           <w:tcPr>
-            <w:tcW w:type="dxa" w:w="2856"/>
+            <w:tcW w:type="dxa" w:w="2787"/>
             <w:tcBorders>
               <w:top w:val="single" w:color="D6D7E0" w:sz="4"/>
               <w:left w:val="single" w:color="D6D7E0" w:sz="4"/>
@@ -10459,7 +13250,7 @@
         </w:tc>
         <w:tc>
           <w:tcPr>
-            <w:tcW w:type="dxa" w:w="3404"/>
+            <w:tcW w:type="dxa" w:w="3560"/>
             <w:tcBorders>
               <w:top w:val="single" w:color="D6D7E0" w:sz="4"/>
               <w:left w:val="single" w:color="D6D7E0" w:sz="4"/>
@@ -10499,7 +13290,7 @@
         </w:trPr>
         <w:tc>
           <w:tcPr>
-            <w:tcW w:type="dxa" w:w="3646"/>
+            <w:tcW w:type="dxa" w:w="3559"/>
             <w:tcBorders>
               <w:top w:val="single" w:color="D6D7E0" w:sz="4"/>
               <w:left w:val="single" w:color="D6D7E0" w:sz="4"/>
@@ -10564,7 +13355,7 @@
         </w:tc>
         <w:tc>
           <w:tcPr>
-            <w:tcW w:type="dxa" w:w="2856"/>
+            <w:tcW w:type="dxa" w:w="2787"/>
             <w:tcBorders>
               <w:top w:val="single" w:color="D6D7E0" w:sz="4"/>
               <w:left w:val="single" w:color="D6D7E0" w:sz="4"/>
@@ -10594,7 +13385,7 @@
         </w:tc>
         <w:tc>
           <w:tcPr>
-            <w:tcW w:type="dxa" w:w="3404"/>
+            <w:tcW w:type="dxa" w:w="3560"/>
             <w:tcBorders>
               <w:top w:val="single" w:color="D6D7E0" w:sz="4"/>
               <w:left w:val="single" w:color="D6D7E0" w:sz="4"/>
@@ -10630,7 +13421,7 @@
         </w:trPr>
         <w:tc>
           <w:tcPr>
-            <w:tcW w:type="dxa" w:w="3646"/>
+            <w:tcW w:type="dxa" w:w="3559"/>
             <w:tcBorders>
               <w:top w:val="single" w:color="D6D7E0" w:sz="4"/>
               <w:left w:val="single" w:color="D6D7E0" w:sz="4"/>
@@ -10661,7 +13452,7 @@
         </w:tc>
         <w:tc>
           <w:tcPr>
-            <w:tcW w:type="dxa" w:w="2856"/>
+            <w:tcW w:type="dxa" w:w="2787"/>
             <w:tcBorders>
               <w:top w:val="single" w:color="D6D7E0" w:sz="4"/>
               <w:left w:val="single" w:color="D6D7E0" w:sz="4"/>
@@ -10691,7 +13482,7 @@
         </w:tc>
         <w:tc>
           <w:tcPr>
-            <w:tcW w:type="dxa" w:w="3404"/>
+            <w:tcW w:type="dxa" w:w="3560"/>
             <w:tcBorders>
               <w:top w:val="single" w:color="D6D7E0" w:sz="4"/>
               <w:left w:val="single" w:color="D6D7E0" w:sz="4"/>
@@ -10727,7 +13518,7 @@
         </w:trPr>
         <w:tc>
           <w:tcPr>
-            <w:tcW w:type="dxa" w:w="3646"/>
+            <w:tcW w:type="dxa" w:w="3559"/>
             <w:tcBorders>
               <w:top w:val="single" w:color="D6D7E0" w:sz="4"/>
               <w:left w:val="single" w:color="D6D7E0" w:sz="4"/>
@@ -10792,7 +13583,7 @@
         </w:tc>
         <w:tc>
           <w:tcPr>
-            <w:tcW w:type="dxa" w:w="2856"/>
+            <w:tcW w:type="dxa" w:w="2787"/>
             <w:tcBorders>
               <w:top w:val="single" w:color="D6D7E0" w:sz="4"/>
               <w:left w:val="single" w:color="D6D7E0" w:sz="4"/>
@@ -10822,7 +13613,7 @@
         </w:tc>
         <w:tc>
           <w:tcPr>
-            <w:tcW w:type="dxa" w:w="3404"/>
+            <w:tcW w:type="dxa" w:w="3560"/>
             <w:tcBorders>
               <w:top w:val="single" w:color="D6D7E0" w:sz="4"/>
               <w:left w:val="single" w:color="D6D7E0" w:sz="4"/>
@@ -10858,7 +13649,7 @@
         </w:trPr>
         <w:tc>
           <w:tcPr>
-            <w:tcW w:type="dxa" w:w="3646"/>
+            <w:tcW w:type="dxa" w:w="3559"/>
             <w:tcBorders>
               <w:top w:val="single" w:color="D6D7E0" w:sz="4"/>
               <w:left w:val="single" w:color="D6D7E0" w:sz="4"/>
@@ -10889,7 +13680,7 @@
         </w:tc>
         <w:tc>
           <w:tcPr>
-            <w:tcW w:type="dxa" w:w="2856"/>
+            <w:tcW w:type="dxa" w:w="2787"/>
             <w:tcBorders>
               <w:top w:val="single" w:color="D6D7E0" w:sz="4"/>
               <w:left w:val="single" w:color="D6D7E0" w:sz="4"/>
@@ -10919,7 +13710,7 @@
         </w:tc>
         <w:tc>
           <w:tcPr>
-            <w:tcW w:type="dxa" w:w="3404"/>
+            <w:tcW w:type="dxa" w:w="3560"/>
             <w:tcBorders>
               <w:top w:val="single" w:color="D6D7E0" w:sz="4"/>
               <w:left w:val="single" w:color="D6D7E0" w:sz="4"/>
@@ -10955,7 +13746,7 @@
         </w:trPr>
         <w:tc>
           <w:tcPr>
-            <w:tcW w:type="dxa" w:w="3646"/>
+            <w:tcW w:type="dxa" w:w="3559"/>
             <w:tcBorders>
               <w:top w:val="single" w:color="D6D7E0" w:sz="4"/>
               <w:left w:val="single" w:color="D6D7E0" w:sz="4"/>
@@ -11020,7 +13811,7 @@
         </w:tc>
         <w:tc>
           <w:tcPr>
-            <w:tcW w:type="dxa" w:w="2856"/>
+            <w:tcW w:type="dxa" w:w="2787"/>
             <w:tcBorders>
               <w:top w:val="single" w:color="D6D7E0" w:sz="4"/>
               <w:left w:val="single" w:color="D6D7E0" w:sz="4"/>
@@ -11050,7 +13841,7 @@
         </w:tc>
         <w:tc>
           <w:tcPr>
-            <w:tcW w:type="dxa" w:w="3404"/>
+            <w:tcW w:type="dxa" w:w="3560"/>
             <w:tcBorders>
               <w:top w:val="single" w:color="D6D7E0" w:sz="4"/>
               <w:left w:val="single" w:color="D6D7E0" w:sz="4"/>
@@ -11086,7 +13877,7 @@
         </w:trPr>
         <w:tc>
           <w:tcPr>
-            <w:tcW w:type="dxa" w:w="3646"/>
+            <w:tcW w:type="dxa" w:w="3559"/>
             <w:tcBorders>
               <w:top w:val="single" w:color="D6D7E0" w:sz="4"/>
               <w:left w:val="single" w:color="D6D7E0" w:sz="4"/>
@@ -11117,7 +13908,7 @@
         </w:tc>
         <w:tc>
           <w:tcPr>
-            <w:tcW w:type="dxa" w:w="2856"/>
+            <w:tcW w:type="dxa" w:w="2787"/>
             <w:tcBorders>
               <w:top w:val="single" w:color="D6D7E0" w:sz="4"/>
               <w:left w:val="single" w:color="D6D7E0" w:sz="4"/>
@@ -11147,7 +13938,7 @@
         </w:tc>
         <w:tc>
           <w:tcPr>
-            <w:tcW w:type="dxa" w:w="3404"/>
+            <w:tcW w:type="dxa" w:w="3560"/>
             <w:tcBorders>
               <w:top w:val="single" w:color="D6D7E0" w:sz="4"/>
               <w:left w:val="single" w:color="D6D7E0" w:sz="4"/>
@@ -11183,7 +13974,7 @@
         </w:trPr>
         <w:tc>
           <w:tcPr>
-            <w:tcW w:type="dxa" w:w="3646"/>
+            <w:tcW w:type="dxa" w:w="3559"/>
             <w:tcBorders>
               <w:top w:val="single" w:color="D6D7E0" w:sz="4"/>
               <w:left w:val="single" w:color="D6D7E0" w:sz="4"/>
@@ -11248,7 +14039,7 @@
         </w:tc>
         <w:tc>
           <w:tcPr>
-            <w:tcW w:type="dxa" w:w="2856"/>
+            <w:tcW w:type="dxa" w:w="2787"/>
             <w:tcBorders>
               <w:top w:val="single" w:color="D6D7E0" w:sz="4"/>
               <w:left w:val="single" w:color="D6D7E0" w:sz="4"/>
@@ -11278,7 +14069,7 @@
         </w:tc>
         <w:tc>
           <w:tcPr>
-            <w:tcW w:type="dxa" w:w="3404"/>
+            <w:tcW w:type="dxa" w:w="3560"/>
             <w:tcBorders>
               <w:top w:val="single" w:color="D6D7E0" w:sz="4"/>
               <w:left w:val="single" w:color="D6D7E0" w:sz="4"/>
@@ -11314,7 +14105,7 @@
         </w:trPr>
         <w:tc>
           <w:tcPr>
-            <w:tcW w:type="dxa" w:w="3646"/>
+            <w:tcW w:type="dxa" w:w="3559"/>
             <w:tcBorders>
               <w:top w:val="single" w:color="D6D7E0" w:sz="4"/>
               <w:left w:val="single" w:color="D6D7E0" w:sz="4"/>
@@ -11345,7 +14136,7 @@
         </w:tc>
         <w:tc>
           <w:tcPr>
-            <w:tcW w:type="dxa" w:w="2856"/>
+            <w:tcW w:type="dxa" w:w="2787"/>
             <w:tcBorders>
               <w:top w:val="single" w:color="D6D7E0" w:sz="4"/>
               <w:left w:val="single" w:color="D6D7E0" w:sz="4"/>
@@ -11375,7 +14166,7 @@
         </w:tc>
         <w:tc>
           <w:tcPr>
-            <w:tcW w:type="dxa" w:w="3404"/>
+            <w:tcW w:type="dxa" w:w="3560"/>
             <w:tcBorders>
               <w:top w:val="single" w:color="D6D7E0" w:sz="4"/>
               <w:left w:val="single" w:color="D6D7E0" w:sz="4"/>
@@ -11411,7 +14202,7 @@
         </w:trPr>
         <w:tc>
           <w:tcPr>
-            <w:tcW w:type="dxa" w:w="3646"/>
+            <w:tcW w:type="dxa" w:w="3559"/>
             <w:tcBorders>
               <w:top w:val="single" w:color="D6D7E0" w:sz="4"/>
               <w:left w:val="single" w:color="D6D7E0" w:sz="4"/>
@@ -11442,7 +14233,7 @@
         </w:tc>
         <w:tc>
           <w:tcPr>
-            <w:tcW w:type="dxa" w:w="2856"/>
+            <w:tcW w:type="dxa" w:w="2787"/>
             <w:tcBorders>
               <w:top w:val="single" w:color="D6D7E0" w:sz="4"/>
               <w:left w:val="single" w:color="D6D7E0" w:sz="4"/>
@@ -11472,7 +14263,7 @@
         </w:tc>
         <w:tc>
           <w:tcPr>
-            <w:tcW w:type="dxa" w:w="3404"/>
+            <w:tcW w:type="dxa" w:w="3560"/>
             <w:tcBorders>
               <w:top w:val="single" w:color="D6D7E0" w:sz="4"/>
               <w:left w:val="single" w:color="D6D7E0" w:sz="4"/>
@@ -11508,7 +14299,7 @@
         </w:trPr>
         <w:tc>
           <w:tcPr>
-            <w:tcW w:type="dxa" w:w="3646"/>
+            <w:tcW w:type="dxa" w:w="3559"/>
             <w:tcBorders>
               <w:top w:val="single" w:color="D6D7E0" w:sz="4"/>
               <w:left w:val="single" w:color="D6D7E0" w:sz="4"/>
@@ -11573,7 +14364,7 @@
         </w:tc>
         <w:tc>
           <w:tcPr>
-            <w:tcW w:type="dxa" w:w="2856"/>
+            <w:tcW w:type="dxa" w:w="2787"/>
             <w:tcBorders>
               <w:top w:val="single" w:color="D6D7E0" w:sz="4"/>
               <w:left w:val="single" w:color="D6D7E0" w:sz="4"/>
@@ -11603,7 +14394,7 @@
         </w:tc>
         <w:tc>
           <w:tcPr>
-            <w:tcW w:type="dxa" w:w="3404"/>
+            <w:tcW w:type="dxa" w:w="3560"/>
             <w:tcBorders>
               <w:top w:val="single" w:color="D6D7E0" w:sz="4"/>
               <w:left w:val="single" w:color="D6D7E0" w:sz="4"/>
@@ -11639,7 +14430,7 @@
         </w:trPr>
         <w:tc>
           <w:tcPr>
-            <w:tcW w:type="dxa" w:w="3646"/>
+            <w:tcW w:type="dxa" w:w="3559"/>
             <w:tcBorders>
               <w:top w:val="single" w:color="D6D7E0" w:sz="4"/>
               <w:left w:val="single" w:color="D6D7E0" w:sz="4"/>
@@ -11669,7 +14460,7 @@
         </w:tc>
         <w:tc>
           <w:tcPr>
-            <w:tcW w:type="dxa" w:w="2856"/>
+            <w:tcW w:type="dxa" w:w="2787"/>
             <w:tcBorders>
               <w:top w:val="single" w:color="D6D7E0" w:sz="4"/>
               <w:left w:val="single" w:color="D6D7E0" w:sz="4"/>
@@ -11699,7 +14490,7 @@
         </w:tc>
         <w:tc>
           <w:tcPr>
-            <w:tcW w:type="dxa" w:w="3404"/>
+            <w:tcW w:type="dxa" w:w="3560"/>
             <w:tcBorders>
               <w:top w:val="single" w:color="D6D7E0" w:sz="4"/>
               <w:left w:val="single" w:color="D6D7E0" w:sz="4"/>
@@ -11735,7 +14526,7 @@
         </w:trPr>
         <w:tc>
           <w:tcPr>
-            <w:tcW w:type="dxa" w:w="3646"/>
+            <w:tcW w:type="dxa" w:w="3559"/>
             <w:tcBorders>
               <w:top w:val="single" w:color="D6D7E0" w:sz="4"/>
               <w:left w:val="single" w:color="D6D7E0" w:sz="4"/>
@@ -11851,7 +14642,7 @@
         </w:tc>
         <w:tc>
           <w:tcPr>
-            <w:tcW w:type="dxa" w:w="2856"/>
+            <w:tcW w:type="dxa" w:w="2787"/>
             <w:tcBorders>
               <w:top w:val="single" w:color="D6D7E0" w:sz="4"/>
               <w:left w:val="single" w:color="D6D7E0" w:sz="4"/>
@@ -11881,7 +14672,7 @@
         </w:tc>
         <w:tc>
           <w:tcPr>
-            <w:tcW w:type="dxa" w:w="3404"/>
+            <w:tcW w:type="dxa" w:w="3560"/>
             <w:tcBorders>
               <w:top w:val="single" w:color="D6D7E0" w:sz="4"/>
               <w:left w:val="single" w:color="D6D7E0" w:sz="4"/>
@@ -11917,7 +14708,7 @@
         </w:trPr>
         <w:tc>
           <w:tcPr>
-            <w:tcW w:type="dxa" w:w="3646"/>
+            <w:tcW w:type="dxa" w:w="3559"/>
             <w:tcBorders>
               <w:top w:val="single" w:color="D6D7E0" w:sz="4"/>
               <w:left w:val="single" w:color="D6D7E0" w:sz="4"/>
@@ -11942,118 +14733,67 @@
                 <w:szCs w:val="17"/>
                 <w:shd w:fill="F2F1FB" w:color="auto" w:val="clear"/>
               </w:rPr>
-              <w:t xml:space="preserve">ajv</w:t>
-            </w:r>
-            <w:r>
-              <w:rPr>
-                <w:rFonts w:ascii="Arial" w:cs="Arial" w:eastAsia="Arial" w:hAnsi="Arial"/>
-                <w:sz w:val="17"/>
-                <w:szCs w:val="17"/>
-              </w:rPr>
-              <w:t xml:space="preserve">, </w:t>
-            </w:r>
-            <w:r>
-              <w:rPr>
-                <w:rFonts w:ascii="Consolas" w:cs="Consolas" w:eastAsia="Consolas" w:hAnsi="Consolas"/>
-                <w:sz w:val="17"/>
-                <w:szCs w:val="17"/>
-                <w:shd w:fill="F2F1FB" w:color="auto" w:val="clear"/>
-              </w:rPr>
-              <w:t xml:space="preserve">ts-json-schema-generator</w:t>
-            </w:r>
-            <w:r>
-              <w:rPr>
-                <w:rFonts w:ascii="Arial" w:cs="Arial" w:eastAsia="Arial" w:hAnsi="Arial"/>
-                <w:sz w:val="17"/>
-                <w:szCs w:val="17"/>
-              </w:rPr>
-              <w:t xml:space="preserve">, </w:t>
-            </w:r>
-            <w:r>
-              <w:rPr>
-                <w:rFonts w:ascii="Consolas" w:cs="Consolas" w:eastAsia="Consolas" w:hAnsi="Consolas"/>
-                <w:sz w:val="17"/>
-                <w:szCs w:val="17"/>
-                <w:shd w:fill="F2F1FB" w:color="auto" w:val="clear"/>
-              </w:rPr>
               <w:t xml:space="preserve">pdfjs-dist</w:t>
             </w:r>
-            <w:r>
-              <w:rPr>
-                <w:rFonts w:ascii="Arial" w:cs="Arial" w:eastAsia="Arial" w:hAnsi="Arial"/>
-                <w:sz w:val="17"/>
-                <w:szCs w:val="17"/>
-              </w:rPr>
-              <w:t xml:space="preserve">, </w:t>
-            </w:r>
-            <w:r>
-              <w:rPr>
-                <w:rFonts w:ascii="Consolas" w:cs="Consolas" w:eastAsia="Consolas" w:hAnsi="Consolas"/>
-                <w:sz w:val="17"/>
-                <w:szCs w:val="17"/>
-                <w:shd w:fill="F2F1FB" w:color="auto" w:val="clear"/>
-              </w:rPr>
-              <w:t xml:space="preserve">tsx</w:t>
-            </w:r>
-          </w:p>
-        </w:tc>
-        <w:tc>
-          <w:tcPr>
-            <w:tcW w:type="dxa" w:w="2856"/>
-            <w:tcBorders>
-              <w:top w:val="single" w:color="D6D7E0" w:sz="4"/>
-              <w:left w:val="single" w:color="D6D7E0" w:sz="4"/>
-              <w:bottom w:val="single" w:color="D6D7E0" w:sz="4"/>
-              <w:right w:val="single" w:color="D6D7E0" w:sz="4"/>
-            </w:tcBorders>
-            <w:tcMar>
-              <w:top w:type="dxa" w:w="50"/>
-              <w:left w:type="dxa" w:w="80"/>
-              <w:bottom w:type="dxa" w:w="50"/>
-              <w:right w:type="dxa" w:w="80"/>
-            </w:tcMar>
-          </w:tcPr>
-          <w:p>
-            <w:pPr>
-              <w:jc w:val="left"/>
-            </w:pPr>
-            <w:r>
-              <w:rPr>
-                <w:rFonts w:ascii="Arial" w:cs="Arial" w:eastAsia="Arial" w:hAnsi="Arial"/>
-                <w:sz w:val="17"/>
-                <w:szCs w:val="17"/>
-              </w:rPr>
-              <w:t xml:space="preserve">8.20.0, 2.9.0, 6.4.299, 4.23.15</w:t>
-            </w:r>
-          </w:p>
-        </w:tc>
-        <w:tc>
-          <w:tcPr>
-            <w:tcW w:type="dxa" w:w="3404"/>
-            <w:tcBorders>
-              <w:top w:val="single" w:color="D6D7E0" w:sz="4"/>
-              <w:left w:val="single" w:color="D6D7E0" w:sz="4"/>
-              <w:bottom w:val="single" w:color="D6D7E0" w:sz="4"/>
-              <w:right w:val="single" w:color="D6D7E0" w:sz="4"/>
-            </w:tcBorders>
-            <w:tcMar>
-              <w:top w:type="dxa" w:w="50"/>
-              <w:left w:type="dxa" w:w="80"/>
-              <w:bottom w:type="dxa" w:w="50"/>
-              <w:right w:type="dxa" w:w="80"/>
-            </w:tcMar>
-          </w:tcPr>
-          <w:p>
-            <w:pPr>
-              <w:jc w:val="left"/>
-            </w:pPr>
-            <w:r>
-              <w:rPr>
-                <w:rFonts w:ascii="Arial" w:cs="Arial" w:eastAsia="Arial" w:hAnsi="Arial"/>
-                <w:sz w:val="17"/>
-                <w:szCs w:val="17"/>
-              </w:rPr>
-              <w:t xml:space="preserve">проверка контракта, чтение PDF в тестах, запуск скриптов</w:t>
+          </w:p>
+        </w:tc>
+        <w:tc>
+          <w:tcPr>
+            <w:tcW w:type="dxa" w:w="2787"/>
+            <w:tcBorders>
+              <w:top w:val="single" w:color="D6D7E0" w:sz="4"/>
+              <w:left w:val="single" w:color="D6D7E0" w:sz="4"/>
+              <w:bottom w:val="single" w:color="D6D7E0" w:sz="4"/>
+              <w:right w:val="single" w:color="D6D7E0" w:sz="4"/>
+            </w:tcBorders>
+            <w:tcMar>
+              <w:top w:type="dxa" w:w="50"/>
+              <w:left w:type="dxa" w:w="80"/>
+              <w:bottom w:type="dxa" w:w="50"/>
+              <w:right w:type="dxa" w:w="80"/>
+            </w:tcMar>
+          </w:tcPr>
+          <w:p>
+            <w:pPr>
+              <w:jc w:val="left"/>
+            </w:pPr>
+            <w:r>
+              <w:rPr>
+                <w:rFonts w:ascii="Arial" w:cs="Arial" w:eastAsia="Arial" w:hAnsi="Arial"/>
+                <w:sz w:val="17"/>
+                <w:szCs w:val="17"/>
+              </w:rPr>
+              <w:t xml:space="preserve">6.4.299</w:t>
+            </w:r>
+          </w:p>
+        </w:tc>
+        <w:tc>
+          <w:tcPr>
+            <w:tcW w:type="dxa" w:w="3560"/>
+            <w:tcBorders>
+              <w:top w:val="single" w:color="D6D7E0" w:sz="4"/>
+              <w:left w:val="single" w:color="D6D7E0" w:sz="4"/>
+              <w:bottom w:val="single" w:color="D6D7E0" w:sz="4"/>
+              <w:right w:val="single" w:color="D6D7E0" w:sz="4"/>
+            </w:tcBorders>
+            <w:tcMar>
+              <w:top w:type="dxa" w:w="50"/>
+              <w:left w:type="dxa" w:w="80"/>
+              <w:bottom w:type="dxa" w:w="50"/>
+              <w:right w:type="dxa" w:w="80"/>
+            </w:tcMar>
+          </w:tcPr>
+          <w:p>
+            <w:pPr>
+              <w:jc w:val="left"/>
+            </w:pPr>
+            <w:r>
+              <w:rPr>
+                <w:rFonts w:ascii="Arial" w:cs="Arial" w:eastAsia="Arial" w:hAnsi="Arial"/>
+                <w:sz w:val="17"/>
+                <w:szCs w:val="17"/>
+              </w:rPr>
+              <w:t xml:space="preserve">извлечение текста из PDF-резюме (в изолированном дочернем процессе; также проверка PDF в тестах)</w:t>
             </w:r>
           </w:p>
         </w:tc>
@@ -12065,7 +14805,7 @@
         </w:trPr>
         <w:tc>
           <w:tcPr>
-            <w:tcW w:type="dxa" w:w="3646"/>
+            <w:tcW w:type="dxa" w:w="3559"/>
             <w:tcBorders>
               <w:top w:val="single" w:color="D6D7E0" w:sz="4"/>
               <w:left w:val="single" w:color="D6D7E0" w:sz="4"/>
@@ -12090,6 +14830,137 @@
                 <w:szCs w:val="17"/>
                 <w:shd w:fill="F2F1FB" w:color="auto" w:val="clear"/>
               </w:rPr>
+              <w:t xml:space="preserve">ajv</w:t>
+            </w:r>
+            <w:r>
+              <w:rPr>
+                <w:rFonts w:ascii="Arial" w:cs="Arial" w:eastAsia="Arial" w:hAnsi="Arial"/>
+                <w:sz w:val="17"/>
+                <w:szCs w:val="17"/>
+              </w:rPr>
+              <w:t xml:space="preserve">, </w:t>
+            </w:r>
+            <w:r>
+              <w:rPr>
+                <w:rFonts w:ascii="Consolas" w:cs="Consolas" w:eastAsia="Consolas" w:hAnsi="Consolas"/>
+                <w:sz w:val="17"/>
+                <w:szCs w:val="17"/>
+                <w:shd w:fill="F2F1FB" w:color="auto" w:val="clear"/>
+              </w:rPr>
+              <w:t xml:space="preserve">ts-json-schema-generator</w:t>
+            </w:r>
+            <w:r>
+              <w:rPr>
+                <w:rFonts w:ascii="Arial" w:cs="Arial" w:eastAsia="Arial" w:hAnsi="Arial"/>
+                <w:sz w:val="17"/>
+                <w:szCs w:val="17"/>
+              </w:rPr>
+              <w:t xml:space="preserve">, </w:t>
+            </w:r>
+            <w:r>
+              <w:rPr>
+                <w:rFonts w:ascii="Consolas" w:cs="Consolas" w:eastAsia="Consolas" w:hAnsi="Consolas"/>
+                <w:sz w:val="17"/>
+                <w:szCs w:val="17"/>
+                <w:shd w:fill="F2F1FB" w:color="auto" w:val="clear"/>
+              </w:rPr>
+              <w:t xml:space="preserve">tsx</w:t>
+            </w:r>
+          </w:p>
+        </w:tc>
+        <w:tc>
+          <w:tcPr>
+            <w:tcW w:type="dxa" w:w="2787"/>
+            <w:tcBorders>
+              <w:top w:val="single" w:color="D6D7E0" w:sz="4"/>
+              <w:left w:val="single" w:color="D6D7E0" w:sz="4"/>
+              <w:bottom w:val="single" w:color="D6D7E0" w:sz="4"/>
+              <w:right w:val="single" w:color="D6D7E0" w:sz="4"/>
+            </w:tcBorders>
+            <w:tcMar>
+              <w:top w:type="dxa" w:w="50"/>
+              <w:left w:type="dxa" w:w="80"/>
+              <w:bottom w:type="dxa" w:w="50"/>
+              <w:right w:type="dxa" w:w="80"/>
+            </w:tcMar>
+          </w:tcPr>
+          <w:p>
+            <w:pPr>
+              <w:jc w:val="left"/>
+            </w:pPr>
+            <w:r>
+              <w:rPr>
+                <w:rFonts w:ascii="Arial" w:cs="Arial" w:eastAsia="Arial" w:hAnsi="Arial"/>
+                <w:sz w:val="17"/>
+                <w:szCs w:val="17"/>
+              </w:rPr>
+              <w:t xml:space="preserve">8.20.0, 2.9.0, 4.23.15</w:t>
+            </w:r>
+          </w:p>
+        </w:tc>
+        <w:tc>
+          <w:tcPr>
+            <w:tcW w:type="dxa" w:w="3560"/>
+            <w:tcBorders>
+              <w:top w:val="single" w:color="D6D7E0" w:sz="4"/>
+              <w:left w:val="single" w:color="D6D7E0" w:sz="4"/>
+              <w:bottom w:val="single" w:color="D6D7E0" w:sz="4"/>
+              <w:right w:val="single" w:color="D6D7E0" w:sz="4"/>
+            </w:tcBorders>
+            <w:tcMar>
+              <w:top w:type="dxa" w:w="50"/>
+              <w:left w:type="dxa" w:w="80"/>
+              <w:bottom w:type="dxa" w:w="50"/>
+              <w:right w:type="dxa" w:w="80"/>
+            </w:tcMar>
+          </w:tcPr>
+          <w:p>
+            <w:pPr>
+              <w:jc w:val="left"/>
+            </w:pPr>
+            <w:r>
+              <w:rPr>
+                <w:rFonts w:ascii="Arial" w:cs="Arial" w:eastAsia="Arial" w:hAnsi="Arial"/>
+                <w:sz w:val="17"/>
+                <w:szCs w:val="17"/>
+              </w:rPr>
+              <w:t xml:space="preserve">проверка контракта, запуск скриптов</w:t>
+            </w:r>
+          </w:p>
+        </w:tc>
+      </w:tr>
+      <w:tr>
+        <w:trPr>
+          <w:cantSplit/>
+          <w:tblHeader w:val="off"/>
+        </w:trPr>
+        <w:tc>
+          <w:tcPr>
+            <w:tcW w:type="dxa" w:w="3559"/>
+            <w:tcBorders>
+              <w:top w:val="single" w:color="D6D7E0" w:sz="4"/>
+              <w:left w:val="single" w:color="D6D7E0" w:sz="4"/>
+              <w:bottom w:val="single" w:color="D6D7E0" w:sz="4"/>
+              <w:right w:val="single" w:color="D6D7E0" w:sz="4"/>
+            </w:tcBorders>
+            <w:tcMar>
+              <w:top w:type="dxa" w:w="50"/>
+              <w:left w:type="dxa" w:w="80"/>
+              <w:bottom w:type="dxa" w:w="50"/>
+              <w:right w:type="dxa" w:w="80"/>
+            </w:tcMar>
+          </w:tcPr>
+          <w:p>
+            <w:pPr>
+              <w:jc w:val="left"/>
+            </w:pPr>
+            <w:r>
+              <w:rPr>
+                <w:rFonts w:ascii="Consolas" w:cs="Consolas" w:eastAsia="Consolas" w:hAnsi="Consolas"/>
+                <w:sz w:val="17"/>
+                <w:szCs w:val="17"/>
+                <w:shd w:fill="F2F1FB" w:color="auto" w:val="clear"/>
+              </w:rPr>
               <w:t xml:space="preserve">eslint</w:t>
             </w:r>
             <w:r>
@@ -12113,7 +14984,7 @@
         </w:tc>
         <w:tc>
           <w:tcPr>
-            <w:tcW w:type="dxa" w:w="2856"/>
+            <w:tcW w:type="dxa" w:w="2787"/>
             <w:tcBorders>
               <w:top w:val="single" w:color="D6D7E0" w:sz="4"/>
               <w:left w:val="single" w:color="D6D7E0" w:sz="4"/>
@@ -12143,7 +15014,7 @@
         </w:tc>
         <w:tc>
           <w:tcPr>
-            <w:tcW w:type="dxa" w:w="3404"/>
+            <w:tcW w:type="dxa" w:w="3560"/>
             <w:tcBorders>
               <w:top w:val="single" w:color="D6D7E0" w:sz="4"/>
               <w:left w:val="single" w:color="D6D7E0" w:sz="4"/>
@@ -13533,7 +16404,7 @@
         <w:rPr>
           <w:rFonts w:ascii="Arial" w:cs="Arial" w:eastAsia="Arial" w:hAnsi="Arial"/>
         </w:rPr>
-        <w:t xml:space="preserve">: MIT — 329 пакетов, Apache-2.0 — 42, ISC — 34, BSD — 13; исключения среди транзитивных:
+        <w:t xml:space="preserve">: MIT — 330 пакетов, Apache-2.0 — 43, ISC — 34, BSD — 13; исключения среди транзитивных:
 LGPL-3.0 (бинарные сборки libvips в </w:t>
       </w:r>
       <w:r>
@@ -14893,7 +17764,7 @@
                 <w:sz w:val="17"/>
                 <w:szCs w:val="17"/>
               </w:rPr>
-              <w:t xml:space="preserve">четыре вымышленные компании, 9 потребностей</w:t>
+              <w:t xml:space="preserve">четыре вымышленные компании, 9 потребностей и 8 вакансий (опубликованные, черновик и закрытая)</w:t>
             </w:r>
           </w:p>
         </w:tc>
@@ -14913,7 +17784,7 @@
           <w:rFonts w:ascii="Arial" w:cs="Arial" w:eastAsia="Arial" w:hAnsi="Arial"/>
         </w:rPr>
         <w:t xml:space="preserve">Seed создаёт 114 кандидатов (96 основных и 18 особых состояний: нет теста, неудача, задержка пересдачи, прерванная и истёкшая попытки, скрытый, без согласия, пауза, неподтверждённый email, срок переоценки,
-сбой и пустая история ФСП), 4 компании, 9 потребностей, 10 приглашений во всех статусах, 3 доступа к контактам (один из них отозван), 5 сохранённых подборок, 5 закладок.</w:t>
+сбой и пустая история ФСП), 4 компании, 9 потребностей, 10 приглашений и 12 откликов на вакансии во всех статусах, доступы к контактам (выданы принятыми приглашениями и откликами, часть отозвана), 5 сохранённых подборок, 5 закладок, 8 коротких заданий (тесты и разборы, активные, черновик и закрытое) и 8 ответов на них (в том числе разбор без оценки и разбор с оценкой).</w:t>
       </w:r>
     </w:p>
     <w:p>
@@ -15063,7 +17934,7 @@
         <w:rPr>
           <w:rFonts w:ascii="Arial" w:cs="Arial" w:eastAsia="Arial" w:hAnsi="Arial"/>
         </w:rPr>
-        <w:t xml:space="preserve">Не реализованы: загрузка PDF-резюме, регулярные задания, вакансии и отклики, проверка компаний, ATS, восстановление пароля, несколько сотрудников в компании, мобильная адаптация.</w:t>
+        <w:t xml:space="preserve">Не реализованы: проверка компаний, ATS, восстановление пароля, несколько сотрудников в компании, OCR сканов резюме, уведомления о заданиях и откликах.</w:t>
       </w:r>
     </w:p>
     <w:p>
@@ -15079,7 +17950,7 @@
         <w:rPr>
           <w:rFonts w:ascii="Arial" w:cs="Arial" w:eastAsia="Arial" w:hAnsi="Arial"/>
         </w:rPr>
-        <w:t xml:space="preserve">Ограничение частоты — в памяти одного процесса; ранжирование — в backend после SQL-фильтрации; одна реплика API выдерживает ~50 запросов/с при 1000 кандидатов (при 20 параллельных пользователях p95 ≤ 0,78 с, при 60 — до 2,2 с).</w:t>
+        <w:t xml:space="preserve">PDF-резюме: правила и словари без ML, только PDF с текстовым слоем; качество проверено на синтетических и шести ручных резюме, не на реальных файлах из Word/Google Docs; результат — предложения, навыки и грейд остаются самоописанием.</w:t>
       </w:r>
     </w:p>
     <w:p>
@@ -15095,7 +17966,7 @@
         <w:rPr>
           <w:rFonts w:ascii="Arial" w:cs="Arial" w:eastAsia="Arial" w:hAnsi="Arial"/>
         </w:rPr>
-        <w:t xml:space="preserve">Проверки только в Chromium; Docker-запуск проверен на машине разработки; полностью «чистая машина» не воспроизводилась.</w:t>
+        <w:t xml:space="preserve">Короткие задания не меняют грейд и подбор; предлагаются при открытии раздела; нет уведомлений.</w:t>
       </w:r>
     </w:p>
     <w:p>
@@ -15111,6 +17982,54 @@
         <w:rPr>
           <w:rFonts w:ascii="Arial" w:cs="Arial" w:eastAsia="Arial" w:hAnsi="Arial"/>
         </w:rPr>
+        <w:t xml:space="preserve">Адаптивная вёрстка проверена эмуляцией телефона в Chromium (390 и 320 px); реальные устройства, Safari и Firefox не проверялись.</w:t>
+      </w:r>
+    </w:p>
+    <w:p>
+      <w:pPr>
+        <w:pStyle w:val="ListParagraph"/>
+        <w:numPr>
+          <w:ilvl w:val="0"/>
+          <w:numId w:val="2"/>
+        </w:numPr>
+        <w:spacing w:after="60"/>
+      </w:pPr>
+      <w:r>
+        <w:rPr>
+          <w:rFonts w:ascii="Arial" w:cs="Arial" w:eastAsia="Arial" w:hAnsi="Arial"/>
+        </w:rPr>
+        <w:t xml:space="preserve">Ограничение частоты — в памяти одного процесса; ранжирование — в backend после SQL-фильтрации; одна реплика API выдерживает ~50 запросов/с при 1000 кандидатов (при 20 параллельных пользователях p95 ≤ 0,78 с, при 60 — до 2,2 с).</w:t>
+      </w:r>
+    </w:p>
+    <w:p>
+      <w:pPr>
+        <w:pStyle w:val="ListParagraph"/>
+        <w:numPr>
+          <w:ilvl w:val="0"/>
+          <w:numId w:val="2"/>
+        </w:numPr>
+        <w:spacing w:after="60"/>
+      </w:pPr>
+      <w:r>
+        <w:rPr>
+          <w:rFonts w:ascii="Arial" w:cs="Arial" w:eastAsia="Arial" w:hAnsi="Arial"/>
+        </w:rPr>
+        <w:t xml:space="preserve">Проверки только в Chromium (десктоп и эмуляция телефона); Docker-запуск проверен на машине разработки; полностью «чистая машина» не воспроизводилась.</w:t>
+      </w:r>
+    </w:p>
+    <w:p>
+      <w:pPr>
+        <w:pStyle w:val="ListParagraph"/>
+        <w:numPr>
+          <w:ilvl w:val="0"/>
+          <w:numId w:val="2"/>
+        </w:numPr>
+        <w:spacing w:after="60"/>
+      </w:pPr>
+      <w:r>
+        <w:rPr>
+          <w:rFonts w:ascii="Arial" w:cs="Arial" w:eastAsia="Arial" w:hAnsi="Arial"/>
+        </w:rPr>
         <w:t xml:space="preserve">Презентация (pptx/pdf), видео и публикация внешнего стенда — действия владельца проекта; публикация не выполнялась.</w:t>
       </w:r>
     </w:p>
@@ -15628,7 +18547,7 @@
           <w:sz w:val="25"/>
           <w:szCs w:val="25"/>
         </w:rPr>
-        <w:t xml:space="preserve">17.3. Вакансии и отклики (дополнительный сценарий ТЗ)</w:t>
+        <w:t xml:space="preserve">17.3. Вакансии и отклики: что сделано и что дальше</w:t>
       </w:r>
     </w:p>
     <w:p>
@@ -15639,53 +18558,21 @@
         <w:rPr>
           <w:rFonts w:ascii="Arial" w:cs="Arial" w:eastAsia="Arial" w:hAnsi="Arial"/>
         </w:rPr>
-        <w:t xml:space="preserve">Модели </w:t>
-      </w:r>
-      <w:r>
-        <w:rPr>
-          <w:rFonts w:ascii="Consolas" w:cs="Consolas" w:eastAsia="Consolas" w:hAnsi="Consolas"/>
-          <w:sz w:val="19"/>
-          <w:szCs w:val="19"/>
-          <w:shd w:fill="F2F1FB" w:color="auto" w:val="clear"/>
-        </w:rPr>
-        <w:t xml:space="preserve">Vacancy</w:t>
-      </w:r>
-      <w:r>
-        <w:rPr>
-          <w:rFonts w:ascii="Arial" w:cs="Arial" w:eastAsia="Arial" w:hAnsi="Arial"/>
-        </w:rPr>
-        <w:t xml:space="preserve"> (публичная форма потребности с обязательной вилкой, редактирование, закрытие) и </w:t>
-      </w:r>
-      <w:r>
-        <w:rPr>
-          <w:rFonts w:ascii="Consolas" w:cs="Consolas" w:eastAsia="Consolas" w:hAnsi="Consolas"/>
-          <w:sz w:val="19"/>
-          <w:szCs w:val="19"/>
-          <w:shd w:fill="F2F1FB" w:color="auto" w:val="clear"/>
-        </w:rPr>
-        <w:t xml:space="preserve">Application</w:t>
-      </w:r>
-      <w:r>
-        <w:rPr>
-          <w:rFonts w:ascii="Arial" w:cs="Arial" w:eastAsia="Arial" w:hAnsi="Arial"/>
-        </w:rPr>
-        <w:t xml:space="preserve"> (</w:t>
-      </w:r>
-      <w:r>
-        <w:rPr>
-          <w:rFonts w:ascii="Consolas" w:cs="Consolas" w:eastAsia="Consolas" w:hAnsi="Consolas"/>
-          <w:sz w:val="19"/>
-          <w:szCs w:val="19"/>
-          <w:shd w:fill="F2F1FB" w:color="auto" w:val="clear"/>
-        </w:rPr>
-        <w:t xml:space="preserve">SENT → VIEWED → ACCEPTED | DECLINED</w:t>
-      </w:r>
-      <w:r>
-        <w:rPr>
-          <w:rFonts w:ascii="Arial" w:cs="Arial" w:eastAsia="Arial" w:hAnsi="Arial"/>
-        </w:rPr>
-        <w:t xml:space="preserve">). Отклик — это явное согласие на раскрытие выбранных контактов; зарплата обязательна;
-откликнувшиеся ранжируются той же формулой и объясняются так же. Кабинеты: кандидату — список вакансий и «мои отклики», работодателю — вакансии и входящие отклики. Основная механика приглашений остаётся главной.</w:t>
+        <w:t xml:space="preserve">Публикация вакансий и самостоятельные отклики </w:t>
+      </w:r>
+      <w:r>
+        <w:rPr>
+          <w:rFonts w:ascii="Arial" w:cs="Arial" w:eastAsia="Arial" w:hAnsi="Arial"/>
+          <w:b/>
+          <w:bCs/>
+        </w:rPr>
+        <w:t xml:space="preserve">реализованы</w:t>
+      </w:r>
+      <w:r>
+        <w:rPr>
+          <w:rFonts w:ascii="Arial" w:cs="Arial" w:eastAsia="Arial" w:hAnsi="Arial"/>
+        </w:rPr>
+        <w:t xml:space="preserve"> (раздел 6.6). Дальше (не реализовано): уведомления о новых откликах и ответах (email), срок действия вакансии и автоматическое закрытие, лимиты откликов на кандидата и на вакансию, модерация и жалобы (см. 17.1), сообщения работодателя при отказе, редактор «отозвать с причиной», выгрузка откликов в ATS (17.2), сопоставление отклика с будущими приглашениями (отклонённому кандидату — приглашение в один клик).</w:t>
       </w:r>
     </w:p>
     <w:p>
@@ -15703,7 +18590,7 @@
           <w:sz w:val="25"/>
           <w:szCs w:val="25"/>
         </w:rPr>
-        <w:t xml:space="preserve">17.4. Регулярные короткие задания</w:t>
+        <w:t xml:space="preserve">17.4. Регулярные короткие задания: что сделано и что дальше</w:t>
       </w:r>
     </w:p>
     <w:p>
@@ -15714,37 +18601,7 @@
         <w:rPr>
           <w:rFonts w:ascii="Arial" w:cs="Arial" w:eastAsia="Arial" w:hAnsi="Arial"/>
         </w:rPr>
-        <w:t xml:space="preserve">Работодатель создаёт короткое задание (из семейств банка или собственное); платформа периодически предлагает его кандидатам подходящей категории; результат влияет на </w:t>
-      </w:r>
-      <w:r>
-        <w:rPr>
-          <w:rFonts w:ascii="Arial" w:cs="Arial" w:eastAsia="Arial" w:hAnsi="Arial"/>
-          <w:b/>
-          <w:bCs/>
-        </w:rPr>
-        <w:t xml:space="preserve">актуальность профиля</w:t>
-      </w:r>
-      <w:r>
-        <w:rPr>
-          <w:rFonts w:ascii="Arial" w:cs="Arial" w:eastAsia="Arial" w:hAnsi="Arial"/>
-        </w:rPr>
-        <w:t xml:space="preserve"> (сигнал свежести с затуханием),
-но </w:t>
-      </w:r>
-      <w:r>
-        <w:rPr>
-          <w:rFonts w:ascii="Arial" w:cs="Arial" w:eastAsia="Arial" w:hAnsi="Arial"/>
-          <w:b/>
-          <w:bCs/>
-        </w:rPr>
-        <w:t xml:space="preserve">не</w:t>
-      </w:r>
-      <w:r>
-        <w:rPr>
-          <w:rFonts w:ascii="Arial" w:cs="Arial" w:eastAsia="Arial" w:hAnsi="Arial"/>
-        </w:rPr>
-        <w:t xml:space="preserve"> меняет подтверждённый грейд. Ограничения: добровольность, частота (не чаще N раз в месяц), серверный таймер и уникализация экземпляров; структурированные задания проверяются автоматически,
-свободные («предложите подход») — вручную работодателем.</w:t>
+        <w:t xml:space="preserve">Реализованы (раздел 6.8): тест с автоматической проверкой и текстовый разбор с оценкой автора, периодичность, срок, сигнал регулярности. Дальше (не реализовано): уведомления о новом задании и оценке, использование заданий из семейств банка платформы, затухающий сигнал «свежести» в карточке для работодателей (сейчас он виден только самому кандидату), антиплагиат и таймер на задание, повторная публикация закрытого задания, лимиты и модерация заданий.</w:t>
       </w:r>
     </w:p>
     <w:p>
@@ -15762,7 +18619,7 @@
           <w:sz w:val="25"/>
           <w:szCs w:val="25"/>
         </w:rPr>
-        <w:t xml:space="preserve">17.5. Мобильная адаптация</w:t>
+        <w:t xml:space="preserve">17.5. Мобильная адаптация: что сделано и что дальше</w:t>
       </w:r>
     </w:p>
     <w:p>
@@ -15773,7 +18630,7 @@
         <w:rPr>
           <w:rFonts w:ascii="Arial" w:cs="Arial" w:eastAsia="Arial" w:hAnsi="Arial"/>
         </w:rPr>
-        <w:t xml:space="preserve">Приоритетные экраны — приглашения, подборка, карточка кандидата; прохождение теста с таймером и автосохранением на мобильном; адаптивные сетки и тач-цели, проверка доступности и контраста; уведомления о приглашениях (email/push).</w:t>
+        <w:t xml:space="preserve">Реализована адаптивная вёрстка (раздел 6.9). Дальше (не реализовано): проверка на реальных устройствах и в Safari/Firefox, отдельная мобильная раскладка (нижнее меню, таблицы-карточки), уведомления о приглашениях (email/push), проверка доступности и контраста на мобильных, PWA.</w:t>
       </w:r>
     </w:p>
     <w:p>

--- a/docs/export/FSP-Talent-MVP-submission.docx
+++ b/docs/export/FSP-Talent-MVP-submission.docx
@@ -371,28 +371,52 @@
       <w:r>
         <w:rPr>
           <w:rFonts w:ascii="Arial" w:cs="Arial" w:eastAsia="Arial" w:hAnsi="Arial"/>
-        </w:rPr>
-        <w:t xml:space="preserve">синтетические данные (114 кандидатов, 4 компании, 8 вакансий, 12 откликов, 8 заданий), валидация качества с baseline, OpenAPI (89 операций), Docker Compose, 351 unit-, 202 интеграционных и 9 файлов сквозных тестов (16 проверок).</w:t>
-      </w:r>
-    </w:p>
-    <w:p>
-      <w:pPr>
-        <w:spacing w:after="120"/>
-      </w:pPr>
-      <w:r>
-        <w:rPr>
-          <w:rFonts w:ascii="Arial" w:cs="Arial" w:eastAsia="Arial" w:hAnsi="Arial"/>
           <w:b/>
           <w:bCs/>
         </w:rPr>
+        <w:t xml:space="preserve">по итогам встречи организаторов с участниками:</w:t>
+      </w:r>
+      <w:r>
+        <w:rPr>
+          <w:rFonts w:ascii="Arial" w:cs="Arial" w:eastAsia="Arial" w:hAnsi="Arial"/>
+        </w:rPr>
+        <w:t xml:space="preserve"> кандидат без подтверждённого грейда виден ниже подтверждённых с пометкой (вопросы 6 и 20); пересдача того же уровня — через 30 дней (вопрос 7); задание можно отправить конкретному кандидату (вопросы 2 и 53); добровольная метка доверия компании (вопрос 41); кандидаты 16–17 лет (вопрос 16);</w:t>
+      </w:r>
+    </w:p>
+    <w:p>
+      <w:pPr>
+        <w:pStyle w:val="ListParagraph"/>
+        <w:numPr>
+          <w:ilvl w:val="0"/>
+          <w:numId w:val="2"/>
+        </w:numPr>
+        <w:spacing w:after="60"/>
+      </w:pPr>
+      <w:r>
+        <w:rPr>
+          <w:rFonts w:ascii="Arial" w:cs="Arial" w:eastAsia="Arial" w:hAnsi="Arial"/>
+        </w:rPr>
+        <w:t xml:space="preserve">синтетические данные (116 кандидатов, 4 компании, 8 вакансий, 12 откликов, 8 заданий), валидация качества с baseline, OpenAPI (92 операции), Docker Compose, 373 unit-, 215 интеграционных и 10 файлов сквозных тестов (17 проверок).</w:t>
+      </w:r>
+    </w:p>
+    <w:p>
+      <w:pPr>
+        <w:spacing w:after="120"/>
+      </w:pPr>
+      <w:r>
+        <w:rPr>
+          <w:rFonts w:ascii="Arial" w:cs="Arial" w:eastAsia="Arial" w:hAnsi="Arial"/>
+          <w:b/>
+          <w:bCs/>
+        </w:rPr>
         <w:t xml:space="preserve">Что не реализовано</w:t>
       </w:r>
       <w:r>
         <w:rPr>
           <w:rFonts w:ascii="Arial" w:cs="Arial" w:eastAsia="Arial" w:hAnsi="Arial"/>
         </w:rPr>
-        <w:t xml:space="preserve"> (необязательно по ТЗ или вне MVP): проверка компаний и защита от
-фиктивных предложений, интеграция с ATS, OCR сканов резюме, проверка на реальных мобильных устройствах, реальный ФСП ID (OIDC/Keycloak). Концепции этих направлений описаны в разделе 17 и не выдаются за реализованные.</w:t>
+        <w:t xml:space="preserve"> (необязательно по ТЗ или вне MVP): защита от
+фиктивных предложений (жалобы, модерация, квоты; есть только добровольная метка доверия по демо-реестру), интеграция с ATS, OCR сканов резюме, проверка на реальных мобильных устройствах, реальный ФСП ID (OIDC/Keycloak). Концепции этих направлений описаны в разделе 17 и не выдаются за реализованные.</w:t>
       </w:r>
     </w:p>
     <w:p>
@@ -4282,7 +4306,7 @@
           <w:szCs w:val="19"/>
           <w:shd w:fill="F2F1FB" w:color="auto" w:val="clear"/>
         </w:rPr>
-        <w:t xml:space="preserve">assessment-policy-v1</w:t>
+        <w:t xml:space="preserve">assessment-policy-v2</w:t>
       </w:r>
       <w:r>
         <w:rPr>
@@ -4312,7 +4336,7 @@
         <w:rPr>
           <w:rFonts w:ascii="Arial" w:cs="Arial" w:eastAsia="Arial" w:hAnsi="Arial"/>
         </w:rPr>
-        <w:t xml:space="preserve"> Повтор того же уровня — не раньше чем через 24 ч после неуспеха/истечения/прерывания; более низкий грейд — сразу; новая официальная оценка
+        <w:t xml:space="preserve"> Повтор того же уровня — не раньше чем через 30 дней после неуспеха/истечения/прерывания (политика v2; организаторы привели в пример «месяц или два»); более низкий грейд — сразу; новая официальная оценка
 подтверждённой специализации — не раньше чем через 90 дней; специализации независимы; успех на другом уровне заменяет грейд с предупреждением; высокий балл не повышает грейд
 автоматически — предлагается отдельный тест на следующий уровень.</w:t>
       </w:r>
@@ -4454,7 +4478,21 @@
         <w:rPr>
           <w:rFonts w:ascii="Arial" w:cs="Arial" w:eastAsia="Arial" w:hAnsi="Arial"/>
         </w:rPr>
-        <w:t xml:space="preserve">Подтверждён email, профиль заполнен, есть подтверждённая квалификация, активное согласие на публикацию, включена видимость, поиск не «на паузе», выбран заполненный канал раскрытия.
+        <w:t xml:space="preserve">Подтверждён email, профиль заполнен (включая дату рождения), активное согласие на публикацию, включена видимость, поиск не «на паузе», выбран заполненный канал раскрытия; возраст 16+ (для 16–17 лет — согласие законного представителя). </w:t>
+      </w:r>
+      <w:r>
+        <w:rPr>
+          <w:rFonts w:ascii="Arial" w:cs="Arial" w:eastAsia="Arial" w:hAnsi="Arial"/>
+          <w:b/>
+          <w:bCs/>
+        </w:rPr>
+        <w:t xml:space="preserve">Подтверждённый грейд не обязателен:</w:t>
+      </w:r>
+      <w:r>
+        <w:rPr>
+          <w:rFonts w:ascii="Arial" w:cs="Arial" w:eastAsia="Arial" w:hAnsi="Arial"/>
+        </w:rPr>
+        <w:t xml:space="preserve"> по рекомендации организаторов (вопросы 6 и 20) кандидат без него не скрывается, а показывается отдельным блоком после всех подтверждённых — с пометкой «грейд не подтверждён тестом», без балла подбора; условия потребности для него проверяются по заявленным данным, а уточнения по баллу и подтверждённым навыкам его исключают. Метрики подбора считаются по подтверждённым и не изменились.
 Скрытый или снявший согласие кандидат исчезает из новых и </w:t>
       </w:r>
       <w:r>
@@ -5779,31 +5817,13 @@
           <w:b/>
           <w:bCs/>
         </w:rPr>
-        <w:t xml:space="preserve">Ограничения:</w:t>
-      </w:r>
-      <w:r>
-        <w:rPr>
-          <w:rFonts w:ascii="Arial" w:cs="Arial" w:eastAsia="Arial" w:hAnsi="Arial"/>
-        </w:rPr>
-        <w:t xml:space="preserve"> предложение создаётся при открытии раздела (фоновых процессов нет), нет уведомлений о новом задании, нет защиты от массового создания заданий кроме лимита 10 активных, закрытое задание повторно не публикуется, ответы проверяются только на уровне MVP (нет антиплагиата и таймера на задание).</w:t>
-      </w:r>
-    </w:p>
-    <w:p>
-      <w:pPr>
-        <w:pStyle w:val="Heading3"/>
-        <w:keepNext/>
-        <w:spacing w:after="120" w:before="240"/>
-      </w:pPr>
-      <w:r>
-        <w:rPr>
-          <w:rFonts w:ascii="Arial" w:cs="Arial" w:eastAsia="Arial" w:hAnsi="Arial"/>
-          <w:b/>
-          <w:bCs/>
-          <w:color w:val="21168E"/>
-          <w:sz w:val="25"/>
-          <w:szCs w:val="25"/>
-        </w:rPr>
-        <w:t xml:space="preserve">6.9. Адаптивная и мобильная вёрстка (дополнительно по ТЗ)</w:t>
+        <w:t xml:space="preserve">Адресное задание</w:t>
+      </w:r>
+      <w:r>
+        <w:rPr>
+          <w:rFonts w:ascii="Arial" w:cs="Arial" w:eastAsia="Arial" w:hAnsi="Arial"/>
+        </w:rPr>
+        <w:t xml:space="preserve"> (вопросы 2 и 53): работодатель отправляет активное задание конкретному кандидату из его карточки — с сообщением, без недельного периода и без требования подтверждённого грейда (так можно проверить навык кандидата без теста до приглашения). Кандидат должен быть виден компании; не более одного неотвеченного адресного задания от компании; у кандидата — раздел «Отправлены вам лично» и счётчик в меню.</w:t>
       </w:r>
     </w:p>
     <w:p>
@@ -5821,13 +5841,31 @@
           <w:b/>
           <w:bCs/>
         </w:rPr>
-        <w:t xml:space="preserve">Что сделано:</w:t>
-      </w:r>
-      <w:r>
-        <w:rPr>
-          <w:rFonts w:ascii="Arial" w:cs="Arial" w:eastAsia="Arial" w:hAnsi="Arial"/>
-        </w:rPr>
-        <w:t xml:space="preserve"> сетки без явных колонок сжимаются до одной колонки и не растягиваются содержимым; таблицы прокручиваются внутри своего блока (содержащий блок для абсолютно позиционированных элементов, иначе «скрытый» текст растягивал страницу); шапка помещается на узком экране (бейдж демоаккаунта скрывается); меню кабинета прокручивается по горизонтали; длинные слова переносятся; кнопки на телефоне не ниже 40 px; кнопки навигации теста переносятся на новую строку.</w:t>
+        <w:t xml:space="preserve">Ограничения:</w:t>
+      </w:r>
+      <w:r>
+        <w:rPr>
+          <w:rFonts w:ascii="Arial" w:cs="Arial" w:eastAsia="Arial" w:hAnsi="Arial"/>
+        </w:rPr>
+        <w:t xml:space="preserve"> предложение создаётся при открытии раздела (фоновых процессов нет), нет уведомлений о новом задании, нет защиты от массового создания заданий кроме лимита 10 активных, закрытое задание повторно не публикуется, ответы проверяются только на уровне MVP (нет антиплагиата и таймера на задание).</w:t>
+      </w:r>
+    </w:p>
+    <w:p>
+      <w:pPr>
+        <w:pStyle w:val="Heading3"/>
+        <w:keepNext/>
+        <w:spacing w:after="120" w:before="240"/>
+      </w:pPr>
+      <w:r>
+        <w:rPr>
+          <w:rFonts w:ascii="Arial" w:cs="Arial" w:eastAsia="Arial" w:hAnsi="Arial"/>
+          <w:b/>
+          <w:bCs/>
+          <w:color w:val="21168E"/>
+          <w:sz w:val="25"/>
+          <w:szCs w:val="25"/>
+        </w:rPr>
+        <w:t xml:space="preserve">6.9. Адаптивная и мобильная вёрстка (дополнительно по ТЗ)</w:t>
       </w:r>
     </w:p>
     <w:p>
@@ -5845,13 +5883,13 @@
           <w:b/>
           <w:bCs/>
         </w:rPr>
-        <w:t xml:space="preserve">Как проверено:</w:t>
-      </w:r>
-      <w:r>
-        <w:rPr>
-          <w:rFonts w:ascii="Arial" w:cs="Arial" w:eastAsia="Arial" w:hAnsi="Arial"/>
-        </w:rPr>
-        <w:t xml:space="preserve"> автотест E2E 9 в эмуляции телефона (Chromium, 390 и 320 px, касание) обходит около 30 экранов обеих ролей (включая карточку кандидата, вакансию, отклик, задание, результат теста и экран прохождения теста) и проверяет, что страница не шире окна и ни один элемент вне прокручиваемых блоков не выходит за край; плюс переход через меню касанием, диалог отклика в границах экрана и создание задания с телефона. Аудит до исправлений нашёл переполнение на всех экранах (шапка) и на двух страницах (таблица попыток, карточка кандидата).</w:t>
+        <w:t xml:space="preserve">Что сделано:</w:t>
+      </w:r>
+      <w:r>
+        <w:rPr>
+          <w:rFonts w:ascii="Arial" w:cs="Arial" w:eastAsia="Arial" w:hAnsi="Arial"/>
+        </w:rPr>
+        <w:t xml:space="preserve"> сетки без явных колонок сжимаются до одной колонки и не растягиваются содержимым; таблицы прокручиваются внутри своего блока (содержащий блок для абсолютно позиционированных элементов, иначе «скрытый» текст растягивал страницу); шапка помещается на узком экране (бейдж демоаккаунта скрывается); меню кабинета прокручивается по горизонтали; длинные слова переносятся; кнопки на телефоне не ниже 40 px; кнопки навигации теста переносятся на новую строку.</w:t>
       </w:r>
     </w:p>
     <w:p>
@@ -5869,6 +5907,30 @@
           <w:b/>
           <w:bCs/>
         </w:rPr>
+        <w:t xml:space="preserve">Как проверено:</w:t>
+      </w:r>
+      <w:r>
+        <w:rPr>
+          <w:rFonts w:ascii="Arial" w:cs="Arial" w:eastAsia="Arial" w:hAnsi="Arial"/>
+        </w:rPr>
+        <w:t xml:space="preserve"> автотест E2E 9 в эмуляции телефона (Chromium, 390 и 320 px, касание) обходит около 30 экранов обеих ролей (включая карточку кандидата, вакансию, отклик, задание, результат теста и экран прохождения теста) и проверяет, что страница не шире окна и ни один элемент вне прокручиваемых блоков не выходит за край; плюс переход через меню касанием, диалог отклика в границах экрана и создание задания с телефона. Аудит до исправлений нашёл переполнение на всех экранах (шапка) и на двух страницах (таблица попыток, карточка кандидата).</w:t>
+      </w:r>
+    </w:p>
+    <w:p>
+      <w:pPr>
+        <w:pStyle w:val="ListParagraph"/>
+        <w:numPr>
+          <w:ilvl w:val="0"/>
+          <w:numId w:val="2"/>
+        </w:numPr>
+        <w:spacing w:after="60"/>
+      </w:pPr>
+      <w:r>
+        <w:rPr>
+          <w:rFonts w:ascii="Arial" w:cs="Arial" w:eastAsia="Arial" w:hAnsi="Arial"/>
+          <w:b/>
+          <w:bCs/>
+        </w:rPr>
         <w:t xml:space="preserve">Ограничения:</w:t>
       </w:r>
       <w:r>
@@ -6144,7 +6206,7 @@
         <w:rPr>
           <w:rFonts w:ascii="Arial" w:cs="Arial" w:eastAsia="Arial" w:hAnsi="Arial"/>
         </w:rPr>
-        <w:t xml:space="preserve">; автоматический тест перебирает все 89 операций из OpenAPI.</w:t>
+        <w:t xml:space="preserve">; автоматический тест перебирает все 92 операции из OpenAPI.</w:t>
       </w:r>
     </w:p>
     <w:p>
@@ -6224,6 +6286,69 @@
           <w:b/>
           <w:bCs/>
         </w:rPr>
+        <w:t xml:space="preserve">Метка доверия компании</w:t>
+      </w:r>
+      <w:r>
+        <w:rPr>
+          <w:rFonts w:ascii="Arial" w:cs="Arial" w:eastAsia="Arial" w:hAnsi="Arial"/>
+        </w:rPr>
+        <w:t xml:space="preserve"> (вопрос 41): добровольная проверка ИНН (контрольные разряды), наличия в реестре, названия и домена почты аккаунта; основной сценарий не блокируется, кандидат видит «✓ Компания проверена». Реестр в MVP — демонстрационный (вымышленные организации с несуществующим кодом региона 00), ЕГРЮЛ не подключён; смена названия снимает метку.</w:t>
+      </w:r>
+    </w:p>
+    <w:p>
+      <w:pPr>
+        <w:pStyle w:val="ListParagraph"/>
+        <w:numPr>
+          <w:ilvl w:val="0"/>
+          <w:numId w:val="2"/>
+        </w:numPr>
+        <w:spacing w:after="60"/>
+      </w:pPr>
+      <w:r>
+        <w:rPr>
+          <w:rFonts w:ascii="Arial" w:cs="Arial" w:eastAsia="Arial" w:hAnsi="Arial"/>
+          <w:b/>
+          <w:bCs/>
+        </w:rPr>
+        <w:t xml:space="preserve">Кандидаты 16–17 лет</w:t>
+      </w:r>
+      <w:r>
+        <w:rPr>
+          <w:rFonts w:ascii="Arial" w:cs="Arial" w:eastAsia="Arial" w:hAnsi="Arial"/>
+        </w:rPr>
+        <w:t xml:space="preserve"> (вопрос 16): дата рождения видна только владельцу, работодателю — отметка «16–17 лет»; младше 16 профиль не публикуется; для 16–17 лет нужно согласие законного представителя (тип согласия </w:t>
+      </w:r>
+      <w:r>
+        <w:rPr>
+          <w:rFonts w:ascii="Consolas" w:cs="Consolas" w:eastAsia="Consolas" w:hAnsi="Consolas"/>
+          <w:sz w:val="19"/>
+          <w:szCs w:val="19"/>
+          <w:shd w:fill="F2F1FB" w:color="auto" w:val="clear"/>
+        </w:rPr>
+        <w:t xml:space="preserve">GUARDIAN_CONSENT</w:t>
+      </w:r>
+      <w:r>
+        <w:rPr>
+          <w:rFonts w:ascii="Arial" w:cs="Arial" w:eastAsia="Arial" w:hAnsi="Arial"/>
+        </w:rPr>
+        <w:t xml:space="preserve">, в MVP — заявление кандидата); приглашение несовершеннолетнему отправляется только с подтверждением особых условий труда (ТК РФ, гл. 42).</w:t>
+      </w:r>
+    </w:p>
+    <w:p>
+      <w:pPr>
+        <w:pStyle w:val="ListParagraph"/>
+        <w:numPr>
+          <w:ilvl w:val="0"/>
+          <w:numId w:val="2"/>
+        </w:numPr>
+        <w:spacing w:after="60"/>
+      </w:pPr>
+      <w:r>
+        <w:rPr>
+          <w:rFonts w:ascii="Arial" w:cs="Arial" w:eastAsia="Arial" w:hAnsi="Arial"/>
+          <w:b/>
+          <w:bCs/>
+        </w:rPr>
         <w:t xml:space="preserve">Журналы:</w:t>
       </w:r>
       <w:r>
@@ -6714,7 +6839,7 @@
         <w:rPr>
           <w:rFonts w:ascii="Arial" w:cs="Arial" w:eastAsia="Arial" w:hAnsi="Arial"/>
         </w:rPr>
-        <w:t xml:space="preserve">, 136 схем); интерактивная документация — </w:t>
+        <w:t xml:space="preserve">, 142 схемы); интерактивная документация — </w:t>
       </w:r>
       <w:r>
         <w:rPr>
@@ -7306,7 +7431,7 @@
                 <w:sz w:val="17"/>
                 <w:szCs w:val="17"/>
               </w:rPr>
-              <w:t xml:space="preserve">7</w:t>
+              <w:t xml:space="preserve">8</w:t>
             </w:r>
           </w:p>
         </w:tc>
@@ -7353,7 +7478,7 @@
                 <w:sz w:val="17"/>
                 <w:szCs w:val="17"/>
               </w:rPr>
-              <w:t xml:space="preserve">), предпросмотр обезличенной карточки, опрос, согласия, квалификации, </w:t>
+              <w:t xml:space="preserve">), предпросмотр обезличенной карточки, опрос, согласия, согласие законного представителя (16–17 лет), квалификации, </w:t>
             </w:r>
             <w:r>
               <w:rPr>
@@ -7585,7 +7710,7 @@
                 <w:sz w:val="17"/>
                 <w:szCs w:val="17"/>
               </w:rPr>
-              <w:t xml:space="preserve">2 + 5</w:t>
+              <w:t xml:space="preserve">3 + 5</w:t>
             </w:r>
           </w:p>
         </w:tc>
@@ -7615,7 +7740,7 @@
                 <w:sz w:val="17"/>
                 <w:szCs w:val="17"/>
               </w:rPr>
-              <w:t xml:space="preserve">компания; потребности (создание, список, чтение, правка), предпросмотр плана теста</w:t>
+              <w:t xml:space="preserve">компания и её добровольная проверка (метка доверия); потребности (создание, список, чтение, правка), предпросмотр плана теста</w:t>
             </w:r>
           </w:p>
         </w:tc>
@@ -8167,7 +8292,7 @@
                 <w:sz w:val="17"/>
                 <w:szCs w:val="17"/>
               </w:rPr>
-              <w:t xml:space="preserve">8</w:t>
+              <w:t xml:space="preserve">9</w:t>
             </w:r>
           </w:p>
         </w:tc>
@@ -8197,7 +8322,7 @@
                 <w:sz w:val="17"/>
                 <w:szCs w:val="17"/>
               </w:rPr>
-              <w:t xml:space="preserve">задания (создание, список, чтение, правка черновика, публикация, закрытие), ответы на задание, оценка разбора</w:t>
+              <w:t xml:space="preserve">задания (создание, список, чтение, правка черновика, публикация, закрытие), отправка задания конкретному кандидату, ответы на задание, оценка разбора</w:t>
             </w:r>
           </w:p>
         </w:tc>
@@ -11913,7 +12038,7 @@
                 <w:sz w:val="17"/>
                 <w:szCs w:val="17"/>
               </w:rPr>
-              <w:t xml:space="preserve">17 наборов, 351 тест: границы 74/75, пороги групп, подтверждение навыков, допуск и сроки, генерация и воспроизводимость, ранжирование и фильтры, презентер профиля, автомат статусов (приглашения и отклики), допуск к отклику, конфигурация, повтор синхронизации справочников при недоступной базе, разбор текста резюме, правила коротких заданий</w:t>
+              <w:t xml:space="preserve">19 наборов, 373 теста: границы 74/75, пороги групп, подтверждение навыков, допуск и сроки, генерация и воспроизводимость, ранжирование и фильтры, презентер профиля, автомат статусов (приглашения и отклики), допуск к отклику, конфигурация, повтор синхронизации справочников при недоступной базе, разбор текста резюме, правила коротких заданий, возраст, проверка ИНН, блок кандидатов без подтверждённого грейда</w:t>
             </w:r>
           </w:p>
         </w:tc>
@@ -12010,7 +12135,7 @@
                 <w:sz w:val="17"/>
                 <w:szCs w:val="17"/>
               </w:rPr>
-              <w:t xml:space="preserve">11 наборов, 202 теста: короткие задания (подбор по квалификации, недельный период, параллельные открытия и ответы, срок, приватность ответов, оценка разбора), PDF-резюме (разбор, лимиты, отказ на сканах, файл не сохраняется), вакансии и отклики (витрина, допуск, раскрытие контактов в JSON и PDF, параллельные отклики и решения, версии, изоляция), авторизация и CSRF, жизненный цикл попытки и конкурентность, подбор и изоляция, приглашения (конкурентные accept/withdraw, TTL, PDF), приватность, ФСП и нестабильный провайдер, контроль доступа по всем маршрутам, контракт OpenAPI</w:t>
+              <w:t xml:space="preserve">12 наборов, 215 тестов: рекомендации организаторов (кандидаты без подтверждённого грейда в банке и подборке, адресные задания, метка доверия компании, 16–17 лет), короткие задания (подбор по квалификации, недельный период, параллельные открытия и ответы, срок, приватность ответов, оценка разбора), PDF-резюме (разбор, лимиты, отказ на сканах, файл не сохраняется), вакансии и отклики (витрина, допуск, раскрытие контактов в JSON и PDF, параллельные отклики и решения, версии, изоляция), авторизация и CSRF, жизненный цикл попытки и конкурентность, подбор и изоляция, приглашения (конкурентные accept/withdraw, TTL, PDF), приватность, ФСП и нестабильный провайдер, контроль доступа по всем маршрутам, контракт OpenAPI</w:t>
             </w:r>
           </w:p>
         </w:tc>
@@ -12107,7 +12232,7 @@
                 <w:sz w:val="17"/>
                 <w:szCs w:val="17"/>
               </w:rPr>
-              <w:t xml:space="preserve">15 прошли, 1 пропущен намеренно (9 файлов): (1) регистрация → подтверждение через Mailpit → опрос → профиль → тест → категория → публикация; (2) потребность → подборка → объяснение → приглашение; (3) принятие: контакты только у первой компании, отзыв доступа; (4) неуспех → нет грейда и публикации → более низкий грейд; (5) кандидат без ФСП; (6) вакансия → самостоятельный отклик → шорт-лист → отзыв отклика и доступа; (7) PDF-резюме → распознанные поля → выборочное применение, категория не подтверждена; (8) короткие задания: публикация → ответ → автоматическая проверка → оценка разбора автором → обратная связь; (9) эмуляция телефона 390 и 320 px: нет горизонтального переполнения на ~30 экранах, меню, диалог, форма задания, экран теста</w:t>
+              <w:t xml:space="preserve">16 прошли, 1 пропущен намеренно (10 файлов): (1) регистрация → подтверждение через Mailpit → опрос → профиль → тест → категория → публикация; (2) потребность → подборка → объяснение → приглашение; (3) принятие: контакты только у первой компании, отзыв доступа; (4) неуспех → нет грейда и публикации → более низкий грейд; (5) кандидат без ФСП; (6) вакансия → самостоятельный отклик → шорт-лист → отзыв отклика и доступа; (7) PDF-резюме → распознанные поля → выборочное применение, категория не подтверждена; (8) короткие задания: публикация → ответ → автоматическая проверка → оценка разбора автором → обратная связь; (9) эмуляция телефона 390 и 320 px: нет горизонтального переполнения на ~30 экранах, меню, диалог, форма задания, экран теста; (10) кандидат без грейда в банке с пометкой → адресное задание → ответ; проверка компании; приглашение кандидату 16–17 лет с подтверждением особых условий</w:t>
             </w:r>
           </w:p>
         </w:tc>
@@ -12204,7 +12329,7 @@
                 <w:sz w:val="17"/>
                 <w:szCs w:val="17"/>
               </w:rPr>
-              <w:t xml:space="preserve">миграции, seed, healthcheck; те же E2E (15 прошли, 1 пропущен намеренно) против контейнерного стека в production-режиме; данные переживают перезапуск</w:t>
+              <w:t xml:space="preserve">миграции, seed, healthcheck; те же E2E (16 прошли, 1 пропущен намеренно) против контейнерного стека в production-режиме; данные переживают перезапуск</w:t>
             </w:r>
           </w:p>
         </w:tc>
@@ -17783,8 +17908,8 @@
         <w:rPr>
           <w:rFonts w:ascii="Arial" w:cs="Arial" w:eastAsia="Arial" w:hAnsi="Arial"/>
         </w:rPr>
-        <w:t xml:space="preserve">Seed создаёт 114 кандидатов (96 основных и 18 особых состояний: нет теста, неудача, задержка пересдачи, прерванная и истёкшая попытки, скрытый, без согласия, пауза, неподтверждённый email, срок переоценки,
-сбой и пустая история ФСП), 4 компании, 9 потребностей, 10 приглашений и 12 откликов на вакансии во всех статусах, доступы к контактам (выданы принятыми приглашениями и откликами, часть отозвана), 5 сохранённых подборок, 5 закладок, 8 коротких заданий (тесты и разборы, активные, черновик и закрытое) и 8 ответов на них (в том числе разбор без оценки и разбор с оценкой).</w:t>
+        <w:t xml:space="preserve">Seed создаёт 116 кандидатов (96 основных и 20 особых состояний: опубликованный без теста (виден с пометкой), 17-летний кандидат с согласием законного представителя, нет теста, неудача, задержка пересдачи, прерванная и истёкшая попытки, скрытый, без согласия, пауза, неподтверждённый email, срок переоценки,
+сбой и пустая история ФСП), 4 компании, 9 потребностей, 10 приглашений и 12 откликов на вакансии во всех статусах, доступы к контактам (выданы принятыми приглашениями и откликами, часть отозвана), 5 сохранённых подборок, 5 закладок, метку доверия у «Демо Финтех» и «Демо Ритейл», 8 коротких заданий (тесты и разборы, активные, черновик и закрытое) и 8 ответов на них (в том числе разбор без оценки и разбор с оценкой).</w:t>
       </w:r>
     </w:p>
     <w:p>
@@ -17934,7 +18059,7 @@
         <w:rPr>
           <w:rFonts w:ascii="Arial" w:cs="Arial" w:eastAsia="Arial" w:hAnsi="Arial"/>
         </w:rPr>
-        <w:t xml:space="preserve">Не реализованы: проверка компаний, ATS, восстановление пароля, несколько сотрудников в компании, OCR сканов резюме, уведомления о заданиях и откликах.</w:t>
+        <w:t xml:space="preserve">Не реализованы: защита от фиктивных предложений (жалобы, модерация, квоты), ATS, восстановление пароля, несколько сотрудников в компании, OCR сканов резюме, уведомления о заданиях и откликах.</w:t>
       </w:r>
     </w:p>
     <w:p>
@@ -17950,7 +18075,7 @@
         <w:rPr>
           <w:rFonts w:ascii="Arial" w:cs="Arial" w:eastAsia="Arial" w:hAnsi="Arial"/>
         </w:rPr>
-        <w:t xml:space="preserve">PDF-резюме: правила и словари без ML, только PDF с текстовым слоем; качество проверено на синтетических и шести ручных резюме, не на реальных файлах из Word/Google Docs; результат — предложения, навыки и грейд остаются самоописанием.</w:t>
+        <w:t xml:space="preserve">Метка доверия компании — по демонстрационному реестру; согласие законного представителя для 16–17 лет — заявление кандидата без подтверждения представителем; юридическая проверка не выполнялась.</w:t>
       </w:r>
     </w:p>
     <w:p>
@@ -17966,7 +18091,7 @@
         <w:rPr>
           <w:rFonts w:ascii="Arial" w:cs="Arial" w:eastAsia="Arial" w:hAnsi="Arial"/>
         </w:rPr>
-        <w:t xml:space="preserve">Короткие задания не меняют грейд и подбор; предлагаются при открытии раздела; нет уведомлений.</w:t>
+        <w:t xml:space="preserve">PDF-резюме: правила и словари без ML, только PDF с текстовым слоем; качество проверено на синтетических и шести ручных резюме, не на реальных файлах из Word/Google Docs; результат — предложения, навыки и грейд остаются самоописанием.</w:t>
       </w:r>
     </w:p>
     <w:p>
@@ -17982,7 +18107,7 @@
         <w:rPr>
           <w:rFonts w:ascii="Arial" w:cs="Arial" w:eastAsia="Arial" w:hAnsi="Arial"/>
         </w:rPr>
-        <w:t xml:space="preserve">Адаптивная вёрстка проверена эмуляцией телефона в Chromium (390 и 320 px); реальные устройства, Safari и Firefox не проверялись.</w:t>
+        <w:t xml:space="preserve">Короткие задания не меняют грейд и подбор; предлагаются при открытии раздела; нет уведомлений.</w:t>
       </w:r>
     </w:p>
     <w:p>
@@ -17998,7 +18123,7 @@
         <w:rPr>
           <w:rFonts w:ascii="Arial" w:cs="Arial" w:eastAsia="Arial" w:hAnsi="Arial"/>
         </w:rPr>
-        <w:t xml:space="preserve">Ограничение частоты — в памяти одного процесса; ранжирование — в backend после SQL-фильтрации; одна реплика API выдерживает ~50 запросов/с при 1000 кандидатов (при 20 параллельных пользователях p95 ≤ 0,78 с, при 60 — до 2,2 с).</w:t>
+        <w:t xml:space="preserve">Адаптивная вёрстка проверена эмуляцией телефона в Chromium (390 и 320 px); реальные устройства, Safari и Firefox не проверялись.</w:t>
       </w:r>
     </w:p>
     <w:p>
@@ -18014,7 +18139,7 @@
         <w:rPr>
           <w:rFonts w:ascii="Arial" w:cs="Arial" w:eastAsia="Arial" w:hAnsi="Arial"/>
         </w:rPr>
-        <w:t xml:space="preserve">Проверки только в Chromium (десктоп и эмуляция телефона); Docker-запуск проверен на машине разработки; полностью «чистая машина» не воспроизводилась.</w:t>
+        <w:t xml:space="preserve">Ограничение частоты — в памяти одного процесса; ранжирование — в backend после SQL-фильтрации; одна реплика API выдерживает ~50 запросов/с при 1000 кандидатов (при 20 параллельных пользователях p95 ≤ 0,78 с, при 60 — до 2,2 с).</w:t>
       </w:r>
     </w:p>
     <w:p>
@@ -18030,6 +18155,22 @@
         <w:rPr>
           <w:rFonts w:ascii="Arial" w:cs="Arial" w:eastAsia="Arial" w:hAnsi="Arial"/>
         </w:rPr>
+        <w:t xml:space="preserve">Проверки только в Chromium (десктоп и эмуляция телефона); Docker-запуск проверен на машине разработки; полностью «чистая машина» не воспроизводилась.</w:t>
+      </w:r>
+    </w:p>
+    <w:p>
+      <w:pPr>
+        <w:pStyle w:val="ListParagraph"/>
+        <w:numPr>
+          <w:ilvl w:val="0"/>
+          <w:numId w:val="2"/>
+        </w:numPr>
+        <w:spacing w:after="60"/>
+      </w:pPr>
+      <w:r>
+        <w:rPr>
+          <w:rFonts w:ascii="Arial" w:cs="Arial" w:eastAsia="Arial" w:hAnsi="Arial"/>
+        </w:rPr>
         <w:t xml:space="preserve">Презентация (pptx/pdf), видео и публикация внешнего стенда — действия владельца проекта; публикация не выполнялась.</w:t>
       </w:r>
     </w:p>
@@ -18081,6 +18222,30 @@
           <w:szCs w:val="25"/>
         </w:rPr>
         <w:t xml:space="preserve">17.1. Проверка компаний и защита от фиктивных предложений</w:t>
+      </w:r>
+    </w:p>
+    <w:p>
+      <w:pPr>
+        <w:pBdr>
+          <w:left w:val="single" w:color="402FFF" w:sz="18" w:space="8"/>
+        </w:pBdr>
+        <w:shd w:fill="F6F6FB" w:color="auto" w:val="clear"/>
+        <w:spacing w:after="120"/>
+        <w:ind w:left="300"/>
+      </w:pPr>
+      <w:r>
+        <w:rPr>
+          <w:rFonts w:ascii="Arial" w:cs="Arial" w:eastAsia="Arial" w:hAnsi="Arial"/>
+          <w:b/>
+          <w:bCs/>
+        </w:rPr>
+        <w:t xml:space="preserve">Частично реализовано:</w:t>
+      </w:r>
+      <w:r>
+        <w:rPr>
+          <w:rFonts w:ascii="Arial" w:cs="Arial" w:eastAsia="Arial" w:hAnsi="Arial"/>
+        </w:rPr>
+        <w:t xml:space="preserve"> добровольная метка доверия (ИНН, реестр, название, домен почты) по демонстрационному реестру — раздел 7. Ниже — то, что остаётся концепцией.</w:t>
       </w:r>
     </w:p>
     <w:p>

--- a/docs/export/FSP-Talent-MVP-submission.docx
+++ b/docs/export/FSP-Talent-MVP-submission.docx
@@ -212,7 +212,7 @@
         <w:rPr>
           <w:rFonts w:ascii="Arial" w:cs="Arial" w:eastAsia="Arial" w:hAnsi="Arial"/>
         </w:rPr>
-        <w:t xml:space="preserve">4 специализации × 3 грейда; банк из 24 параметризованных семейств заданий (72 пары «семейство × грейд»), закрытые ключи на сервере, пересдачи 24 ч / 90 дней;</w:t>
+        <w:t xml:space="preserve">4 специализации × 3 грейда; банк из 24 параметризованных семейств заданий (72 пары «семейство × грейд»), закрытые ключи на сервере, пересдачи 30 дней / 90 дней;</w:t>
       </w:r>
     </w:p>
     <w:p>
@@ -396,7 +396,7 @@
         <w:rPr>
           <w:rFonts w:ascii="Arial" w:cs="Arial" w:eastAsia="Arial" w:hAnsi="Arial"/>
         </w:rPr>
-        <w:t xml:space="preserve">синтетические данные (116 кандидатов, 4 компании, 8 вакансий, 12 откликов, 8 заданий), валидация качества с baseline, OpenAPI (92 операции), Docker Compose, 373 unit-, 215 интеграционных и 10 файлов сквозных тестов (17 проверок).</w:t>
+        <w:t xml:space="preserve">синтетические данные (117 кандидатов, 4 компании, 8 вакансий, 12 откликов, 8 заданий), валидация качества с baseline, OpenAPI (93 операции), Docker Compose, 399 unit-, 235 интеграционных и 11 файлов сквозных тестов (18 проверок).</w:t>
       </w:r>
     </w:p>
     <w:p>
@@ -1268,6 +1268,30 @@
           <w:b/>
           <w:bCs/>
         </w:rPr>
+        <w:t xml:space="preserve">Сигналы честности:</w:t>
+      </w:r>
+      <w:r>
+        <w:rPr>
+          <w:rFonts w:ascii="Arial" w:cs="Arial" w:eastAsia="Arial" w:hAnsi="Arial"/>
+        </w:rPr>
+        <w:t xml:space="preserve"> перед стартом теста — что фиксируется (уходы со вкладки, вставка, копирование задания, слишком быстрое решение) и что на грейд это не влияет; на странице результата — те же сигналы со счётчиками.</w:t>
+      </w:r>
+    </w:p>
+    <w:p>
+      <w:pPr>
+        <w:pStyle w:val="ListParagraph"/>
+        <w:numPr>
+          <w:ilvl w:val="0"/>
+          <w:numId w:val="2"/>
+        </w:numPr>
+        <w:spacing w:after="60"/>
+      </w:pPr>
+      <w:r>
+        <w:rPr>
+          <w:rFonts w:ascii="Arial" w:cs="Arial" w:eastAsia="Arial" w:hAnsi="Arial"/>
+          <w:b/>
+          <w:bCs/>
+        </w:rPr>
         <w:t xml:space="preserve">Приглашения:</w:t>
       </w:r>
       <w:r>
@@ -4215,6 +4239,32 @@
     </w:p>
     <w:p>
       <w:pPr>
+        <w:pStyle w:val="ListParagraph"/>
+        <w:numPr>
+          <w:ilvl w:val="0"/>
+          <w:numId w:val="3"/>
+        </w:numPr>
+        <w:spacing w:after="60"/>
+      </w:pPr>
+      <w:r>
+        <w:rPr>
+          <w:rFonts w:ascii="Arial" w:cs="Arial" w:eastAsia="Arial" w:hAnsi="Arial"/>
+          <w:b/>
+          <w:bCs/>
+        </w:rPr>
+        <w:t xml:space="preserve">Сигналы честности прохождения</w:t>
+      </w:r>
+      <w:r>
+        <w:rPr>
+          <w:rFonts w:ascii="Arial" w:cs="Arial" w:eastAsia="Arial" w:hAnsi="Arial"/>
+        </w:rPr>
+        <w:t xml:space="preserve"> (ответ организаторов FTT.4) — информационные, на балл и грейд не влияют: слишком быстрое завершение и мгновенно решённые верные кейсы (по времени сохранения на сервере), уходы со вкладки,
+вставка из буфера и копирование условия (счётчики интерфейса, без содержимого). Кандидата предупреждают заранее, он и работодатель видят одну и ту же сводку; пороги вынесены в отдельную политику.
+Это не прокторинг: сигналы обходятся вторым устройством и дают ложные срабатывания.</w:t>
+      </w:r>
+    </w:p>
+    <w:p>
+      <w:pPr>
         <w:pStyle w:val="Heading3"/>
         <w:keepNext/>
         <w:spacing w:after="120" w:before="240"/>
@@ -4384,7 +4434,7 @@
           <w:rFonts w:ascii="Arial" w:cs="Arial" w:eastAsia="Arial" w:hAnsi="Arial"/>
         </w:rPr>
         <w:t xml:space="preserve">Банк небольшой: набор семейств во всех попытках одной пары «специализация × грейд» совпадает (различаются условия); в 11,7 % частей верный ответ одинаков в ≥ 90 % экземпляров;
-тест не заменяет оценку практических навыков, нет прокторинга; тесты под конкретного работодателя не реализованы (есть предпросмотр покрытия требований).</w:t>
+тест не заменяет оценку практических навыков, прокторинга нет (только информационные сигналы честности, легко обходятся); тесты под конкретного работодателя не реализованы (есть предпросмотр покрытия требований).</w:t>
       </w:r>
     </w:p>
     <w:p>
@@ -4477,6 +4527,25 @@
       <w:r>
         <w:rPr>
           <w:rFonts w:ascii="Arial" w:cs="Arial" w:eastAsia="Arial" w:hAnsi="Arial"/>
+          <w:b/>
+          <w:bCs/>
+        </w:rPr>
+        <w:t xml:space="preserve">Несколько категорий.</w:t>
+      </w:r>
+      <w:r>
+        <w:rPr>
+          <w:rFonts w:ascii="Arial" w:cs="Arial" w:eastAsia="Arial" w:hAnsi="Arial"/>
+        </w:rPr>
+        <w:t xml:space="preserve"> Кандидат виден по каждой специализации, где у него подтверждена квалификация (ответ организаторов VS.2: несколько категорий — плюс): в общем банке — по строке на категорию с перечнем остальных, в подборке по потребности — по категории потребности, в карточке — выбранная категория и остальные. Правила видимости (согласие, профиль, пауза, возраст) общие.</w:t>
+      </w:r>
+    </w:p>
+    <w:p>
+      <w:pPr>
+        <w:spacing w:after="120"/>
+      </w:pPr>
+      <w:r>
+        <w:rPr>
+          <w:rFonts w:ascii="Arial" w:cs="Arial" w:eastAsia="Arial" w:hAnsi="Arial"/>
         </w:rPr>
         <w:t xml:space="preserve">Подтверждён email, профиль заполнен (включая дату рождения), активное согласие на публикацию, включена видимость, поиск не «на паузе», выбран заполненный канал раскрытия; возраст 16+ (для 16–17 лет — согласие законного представителя). </w:t>
       </w:r>
@@ -6206,7 +6275,7 @@
         <w:rPr>
           <w:rFonts w:ascii="Arial" w:cs="Arial" w:eastAsia="Arial" w:hAnsi="Arial"/>
         </w:rPr>
-        <w:t xml:space="preserve">; автоматический тест перебирает все 92 операции из OpenAPI.</w:t>
+        <w:t xml:space="preserve">; автоматический тест перебирает все 93 операции из OpenAPI.</w:t>
       </w:r>
     </w:p>
     <w:p>
@@ -10589,6 +10658,341 @@
           </w:p>
         </w:tc>
       </w:tr>
+      <w:tr>
+        <w:trPr>
+          <w:cantSplit/>
+          <w:tblHeader w:val="off"/>
+        </w:trPr>
+        <w:tc>
+          <w:tcPr>
+            <w:tcW w:type="dxa" w:w="4953"/>
+            <w:tcBorders>
+              <w:top w:val="single" w:color="D6D7E0" w:sz="4"/>
+              <w:left w:val="single" w:color="D6D7E0" w:sz="4"/>
+              <w:bottom w:val="single" w:color="D6D7E0" w:sz="4"/>
+              <w:right w:val="single" w:color="D6D7E0" w:sz="4"/>
+            </w:tcBorders>
+            <w:tcMar>
+              <w:top w:type="dxa" w:w="50"/>
+              <w:left w:type="dxa" w:w="80"/>
+              <w:bottom w:type="dxa" w:w="50"/>
+              <w:right w:type="dxa" w:w="80"/>
+            </w:tcMar>
+          </w:tcPr>
+          <w:p>
+            <w:pPr>
+              <w:jc w:val="left"/>
+            </w:pPr>
+            <w:r>
+              <w:rPr>
+                <w:rFonts w:ascii="Arial" w:cs="Arial" w:eastAsia="Arial" w:hAnsi="Arial"/>
+                <w:sz w:val="17"/>
+                <w:szCs w:val="17"/>
+              </w:rPr>
+              <w:t xml:space="preserve">Сигналы честности: пороги и граничные значения, приём и ограничение сигналов, неизменность времени первого сохранения, отсутствие влияния на баллы и грейд, видимость работодателю без сырых счётчиков (JSON и PDF)</w:t>
+            </w:r>
+          </w:p>
+        </w:tc>
+        <w:tc>
+          <w:tcPr>
+            <w:tcW w:type="dxa" w:w="4953"/>
+            <w:tcBorders>
+              <w:top w:val="single" w:color="D6D7E0" w:sz="4"/>
+              <w:left w:val="single" w:color="D6D7E0" w:sz="4"/>
+              <w:bottom w:val="single" w:color="D6D7E0" w:sz="4"/>
+              <w:right w:val="single" w:color="D6D7E0" w:sz="4"/>
+            </w:tcBorders>
+            <w:tcMar>
+              <w:top w:type="dxa" w:w="50"/>
+              <w:left w:type="dxa" w:w="80"/>
+              <w:bottom w:type="dxa" w:w="50"/>
+              <w:right w:type="dxa" w:w="80"/>
+            </w:tcMar>
+          </w:tcPr>
+          <w:p>
+            <w:pPr>
+              <w:jc w:val="left"/>
+            </w:pPr>
+            <w:r>
+              <w:rPr>
+                <w:rFonts w:ascii="Arial" w:cs="Arial" w:eastAsia="Arial" w:hAnsi="Arial"/>
+                <w:sz w:val="17"/>
+                <w:szCs w:val="17"/>
+              </w:rPr>
+              <w:t xml:space="preserve">модульные </w:t>
+            </w:r>
+            <w:r>
+              <w:rPr>
+                <w:rFonts w:ascii="Consolas" w:cs="Consolas" w:eastAsia="Consolas" w:hAnsi="Consolas"/>
+                <w:sz w:val="17"/>
+                <w:szCs w:val="17"/>
+                <w:shd w:fill="F2F1FB" w:color="auto" w:val="clear"/>
+              </w:rPr>
+              <w:t xml:space="preserve">integrity.spec</w:t>
+            </w:r>
+            <w:r>
+              <w:rPr>
+                <w:rFonts w:ascii="Arial" w:cs="Arial" w:eastAsia="Arial" w:hAnsi="Arial"/>
+                <w:sz w:val="17"/>
+                <w:szCs w:val="17"/>
+              </w:rPr>
+              <w:t xml:space="preserve"> (14) и </w:t>
+            </w:r>
+            <w:r>
+              <w:rPr>
+                <w:rFonts w:ascii="Consolas" w:cs="Consolas" w:eastAsia="Consolas" w:hAnsi="Consolas"/>
+                <w:sz w:val="17"/>
+                <w:szCs w:val="17"/>
+                <w:shd w:fill="F2F1FB" w:color="auto" w:val="clear"/>
+              </w:rPr>
+              <w:t xml:space="preserve">profile-view.spec</w:t>
+            </w:r>
+            <w:r>
+              <w:rPr>
+                <w:rFonts w:ascii="Arial" w:cs="Arial" w:eastAsia="Arial" w:hAnsi="Arial"/>
+                <w:sz w:val="17"/>
+                <w:szCs w:val="17"/>
+              </w:rPr>
+              <w:t xml:space="preserve">, интеграционные </w:t>
+            </w:r>
+            <w:r>
+              <w:rPr>
+                <w:rFonts w:ascii="Consolas" w:cs="Consolas" w:eastAsia="Consolas" w:hAnsi="Consolas"/>
+                <w:sz w:val="17"/>
+                <w:szCs w:val="17"/>
+                <w:shd w:fill="F2F1FB" w:color="auto" w:val="clear"/>
+              </w:rPr>
+              <w:t xml:space="preserve">integrity.int-spec</w:t>
+            </w:r>
+            <w:r>
+              <w:rPr>
+                <w:rFonts w:ascii="Arial" w:cs="Arial" w:eastAsia="Arial" w:hAnsi="Arial"/>
+                <w:sz w:val="17"/>
+                <w:szCs w:val="17"/>
+              </w:rPr>
+              <w:t xml:space="preserve"> (14), E2E 1 и 11</w:t>
+            </w:r>
+          </w:p>
+        </w:tc>
+      </w:tr>
+      <w:tr>
+        <w:trPr>
+          <w:cantSplit/>
+          <w:tblHeader w:val="off"/>
+        </w:trPr>
+        <w:tc>
+          <w:tcPr>
+            <w:tcW w:type="dxa" w:w="4953"/>
+            <w:tcBorders>
+              <w:top w:val="single" w:color="D6D7E0" w:sz="4"/>
+              <w:left w:val="single" w:color="D6D7E0" w:sz="4"/>
+              <w:bottom w:val="single" w:color="D6D7E0" w:sz="4"/>
+              <w:right w:val="single" w:color="D6D7E0" w:sz="4"/>
+            </w:tcBorders>
+            <w:tcMar>
+              <w:top w:type="dxa" w:w="50"/>
+              <w:left w:type="dxa" w:w="80"/>
+              <w:bottom w:type="dxa" w:w="50"/>
+              <w:right w:type="dxa" w:w="80"/>
+            </w:tcMar>
+          </w:tcPr>
+          <w:p>
+            <w:pPr>
+              <w:jc w:val="left"/>
+            </w:pPr>
+            <w:r>
+              <w:rPr>
+                <w:rFonts w:ascii="Arial" w:cs="Arial" w:eastAsia="Arial" w:hAnsi="Arial"/>
+                <w:b/>
+                <w:bCs/>
+                <w:sz w:val="17"/>
+                <w:szCs w:val="17"/>
+              </w:rPr>
+              <w:t xml:space="preserve">Определение грейда: повторное прохождение (test-retest)</w:t>
+            </w:r>
+            <w:r>
+              <w:rPr>
+                <w:rFonts w:ascii="Arial" w:cs="Arial" w:eastAsia="Arial" w:hAnsi="Arial"/>
+                <w:sz w:val="17"/>
+                <w:szCs w:val="17"/>
+              </w:rPr>
+              <w:t xml:space="preserve">, 2400 синтетических кандидатов</w:t>
+            </w:r>
+          </w:p>
+        </w:tc>
+        <w:tc>
+          <w:tcPr>
+            <w:tcW w:type="dxa" w:w="4953"/>
+            <w:tcBorders>
+              <w:top w:val="single" w:color="D6D7E0" w:sz="4"/>
+              <w:left w:val="single" w:color="D6D7E0" w:sz="4"/>
+              <w:bottom w:val="single" w:color="D6D7E0" w:sz="4"/>
+              <w:right w:val="single" w:color="D6D7E0" w:sz="4"/>
+            </w:tcBorders>
+            <w:tcMar>
+              <w:top w:type="dxa" w:w="50"/>
+              <w:left w:type="dxa" w:w="80"/>
+              <w:bottom w:type="dxa" w:w="50"/>
+              <w:right w:type="dxa" w:w="80"/>
+            </w:tcMar>
+          </w:tcPr>
+          <w:p>
+            <w:pPr>
+              <w:jc w:val="left"/>
+            </w:pPr>
+            <w:r>
+              <w:rPr>
+                <w:rFonts w:ascii="Arial" w:cs="Arial" w:eastAsia="Arial" w:hAnsi="Arial"/>
+                <w:sz w:val="17"/>
+                <w:szCs w:val="17"/>
+              </w:rPr>
+              <w:t xml:space="preserve">совпадение присвоенных грейдов 89,5 %; κw 0,911 (95 % интервал 0,901–0,922); у честно заявивших верно 90,6 %, завышение 0,8 %</w:t>
+            </w:r>
+          </w:p>
+        </w:tc>
+      </w:tr>
+      <w:tr>
+        <w:trPr>
+          <w:cantSplit/>
+          <w:tblHeader w:val="off"/>
+        </w:trPr>
+        <w:tc>
+          <w:tcPr>
+            <w:tcW w:type="dxa" w:w="4953"/>
+            <w:tcBorders>
+              <w:top w:val="single" w:color="D6D7E0" w:sz="4"/>
+              <w:left w:val="single" w:color="D6D7E0" w:sz="4"/>
+              <w:bottom w:val="single" w:color="D6D7E0" w:sz="4"/>
+              <w:right w:val="single" w:color="D6D7E0" w:sz="4"/>
+            </w:tcBorders>
+            <w:tcMar>
+              <w:top w:type="dxa" w:w="50"/>
+              <w:left w:type="dxa" w:w="80"/>
+              <w:bottom w:type="dxa" w:w="50"/>
+              <w:right w:type="dxa" w:w="80"/>
+            </w:tcMar>
+          </w:tcPr>
+          <w:p>
+            <w:pPr>
+              <w:jc w:val="left"/>
+            </w:pPr>
+            <w:r>
+              <w:rPr>
+                <w:rFonts w:ascii="Arial" w:cs="Arial" w:eastAsia="Arial" w:hAnsi="Arial"/>
+                <w:b/>
+                <w:bCs/>
+                <w:sz w:val="17"/>
+                <w:szCs w:val="17"/>
+              </w:rPr>
+              <w:t xml:space="preserve">Разделяющая сила заданий</w:t>
+            </w:r>
+            <w:r>
+              <w:rPr>
+                <w:rFonts w:ascii="Arial" w:cs="Arial" w:eastAsia="Arial" w:hAnsi="Arial"/>
+                <w:sz w:val="17"/>
+                <w:szCs w:val="17"/>
+              </w:rPr>
+              <w:t xml:space="preserve">, 72 пары «семейство × грейд»</w:t>
+            </w:r>
+          </w:p>
+        </w:tc>
+        <w:tc>
+          <w:tcPr>
+            <w:tcW w:type="dxa" w:w="4953"/>
+            <w:tcBorders>
+              <w:top w:val="single" w:color="D6D7E0" w:sz="4"/>
+              <w:left w:val="single" w:color="D6D7E0" w:sz="4"/>
+              <w:bottom w:val="single" w:color="D6D7E0" w:sz="4"/>
+              <w:right w:val="single" w:color="D6D7E0" w:sz="4"/>
+            </w:tcBorders>
+            <w:tcMar>
+              <w:top w:type="dxa" w:w="50"/>
+              <w:left w:type="dxa" w:w="80"/>
+              <w:bottom w:type="dxa" w:w="50"/>
+              <w:right w:type="dxa" w:w="80"/>
+            </w:tcMar>
+          </w:tcPr>
+          <w:p>
+            <w:pPr>
+              <w:jc w:val="left"/>
+            </w:pPr>
+            <w:r>
+              <w:rPr>
+                <w:rFonts w:ascii="Arial" w:cs="Arial" w:eastAsia="Arial" w:hAnsi="Arial"/>
+                <w:sz w:val="17"/>
+                <w:szCs w:val="17"/>
+              </w:rPr>
+              <w:t xml:space="preserve">D ≥ 0,2 у 72 из 72, медиана D 0,558; отрицательных корреляций с остальными кейсами нет</w:t>
+            </w:r>
+          </w:p>
+        </w:tc>
+      </w:tr>
+      <w:tr>
+        <w:trPr>
+          <w:cantSplit/>
+          <w:tblHeader w:val="off"/>
+        </w:trPr>
+        <w:tc>
+          <w:tcPr>
+            <w:tcW w:type="dxa" w:w="4953"/>
+            <w:tcBorders>
+              <w:top w:val="single" w:color="D6D7E0" w:sz="4"/>
+              <w:left w:val="single" w:color="D6D7E0" w:sz="4"/>
+              <w:bottom w:val="single" w:color="D6D7E0" w:sz="4"/>
+              <w:right w:val="single" w:color="D6D7E0" w:sz="4"/>
+            </w:tcBorders>
+            <w:tcMar>
+              <w:top w:type="dxa" w:w="50"/>
+              <w:left w:type="dxa" w:w="80"/>
+              <w:bottom w:type="dxa" w:w="50"/>
+              <w:right w:type="dxa" w:w="80"/>
+            </w:tcMar>
+          </w:tcPr>
+          <w:p>
+            <w:pPr>
+              <w:jc w:val="left"/>
+            </w:pPr>
+            <w:r>
+              <w:rPr>
+                <w:rFonts w:ascii="Arial" w:cs="Arial" w:eastAsia="Arial" w:hAnsi="Arial"/>
+                <w:sz w:val="17"/>
+                <w:szCs w:val="17"/>
+              </w:rPr>
+              <w:t xml:space="preserve">Чувствительность к допущениям модели</w:t>
+            </w:r>
+          </w:p>
+        </w:tc>
+        <w:tc>
+          <w:tcPr>
+            <w:tcW w:type="dxa" w:w="4953"/>
+            <w:tcBorders>
+              <w:top w:val="single" w:color="D6D7E0" w:sz="4"/>
+              <w:left w:val="single" w:color="D6D7E0" w:sz="4"/>
+              <w:bottom w:val="single" w:color="D6D7E0" w:sz="4"/>
+              <w:right w:val="single" w:color="D6D7E0" w:sz="4"/>
+            </w:tcBorders>
+            <w:tcMar>
+              <w:top w:type="dxa" w:w="50"/>
+              <w:left w:type="dxa" w:w="80"/>
+              <w:bottom w:type="dxa" w:w="50"/>
+              <w:right w:type="dxa" w:w="80"/>
+            </w:tcMar>
+          </w:tcPr>
+          <w:p>
+            <w:pPr>
+              <w:jc w:val="left"/>
+            </w:pPr>
+            <w:r>
+              <w:rPr>
+                <w:rFonts w:ascii="Arial" w:cs="Arial" w:eastAsia="Arial" w:hAnsi="Arial"/>
+                <w:sz w:val="17"/>
+                <w:szCs w:val="17"/>
+              </w:rPr>
+              <w:t xml:space="preserve">при банке труднее на 0,5 не выдан грейд у 9,1 % честно заявивших, при банке легче завышение 5,9 % (выше порога 5 %) — находка F6</w:t>
+            </w:r>
+          </w:p>
+        </w:tc>
+      </w:tr>
     </w:tbl>
     <w:p>
       <w:pPr>
@@ -10604,6 +11008,32 @@
           <w:rFonts w:ascii="Arial" w:cs="Arial" w:eastAsia="Arial" w:hAnsi="Arial"/>
         </w:rPr>
         <w:t xml:space="preserve">Ручные контрольные примеры выявили реальные дефекты банка (F1–F3: ошибочная формула «наименьшего числа тестов», неоднозначный приоритет, неточная формулировка) — они исправлены, семейства обновлены до v2 и решены заново.</w:t>
+      </w:r>
+    </w:p>
+    <w:p>
+      <w:pPr>
+        <w:spacing w:after="120"/>
+      </w:pPr>
+      <w:r>
+        <w:rPr>
+          <w:rFonts w:ascii="Arial" w:cs="Arial" w:eastAsia="Arial" w:hAnsi="Arial"/>
+        </w:rPr>
+        <w:t xml:space="preserve">Методика определения грейда (ответ организаторов PR.1): модель кандидата со скрытой способностью, трудность заданий по грейдам, процедура как в продукте (заявленный грейд → при неуспехе уровень ниже, без автоповышения), повторное прохождение тем же профилем на новых экземплярах, матрицы «присвоено при 1-м × при 2-м» и «истинный × присвоенный», каппа Коэна с бутстреп-интервалом, индекс различения D и корреляция «задание — остальные кейсы». Способность и трудность заданы командой, поэтому это проверка согласованности правил в рамках модели; полные таблицы — в </w:t>
+      </w:r>
+      <w:r>
+        <w:rPr>
+          <w:rFonts w:ascii="Consolas" w:cs="Consolas" w:eastAsia="Consolas" w:hAnsi="Consolas"/>
+          <w:sz w:val="19"/>
+          <w:szCs w:val="19"/>
+          <w:shd w:fill="F2F1FB" w:color="auto" w:val="clear"/>
+        </w:rPr>
+        <w:t xml:space="preserve">docs/validation-results.md</w:t>
+      </w:r>
+      <w:r>
+        <w:rPr>
+          <w:rFonts w:ascii="Arial" w:cs="Arial" w:eastAsia="Arial" w:hAnsi="Arial"/>
+        </w:rPr>
+        <w:t xml:space="preserve">, раздел 2.9.</w:t>
       </w:r>
     </w:p>
     <w:p>
@@ -10667,7 +11097,7 @@
         <w:rPr>
           <w:rFonts w:ascii="Arial" w:cs="Arial" w:eastAsia="Arial" w:hAnsi="Arial"/>
         </w:rPr>
-        <w:t xml:space="preserve">Пороги (75/50/90/75; ≥ 2 кейса и ≥ 70) — рабочие допущения; симулируемые «решатели» — модель, а не люди.</w:t>
+        <w:t xml:space="preserve">Пороги (75/50/90/75; ≥ 2 кейса и ≥ 70) — рабочие допущения; симулируемые «решатели» и кандидаты в проверке test-retest — модель, а не люди; качество определения грейда зависит от соответствия трудности банка уровням (F6), на людях оно не калибровалось.</w:t>
       </w:r>
     </w:p>
     <w:p>
@@ -12038,7 +12468,7 @@
                 <w:sz w:val="17"/>
                 <w:szCs w:val="17"/>
               </w:rPr>
-              <w:t xml:space="preserve">19 наборов, 373 теста: границы 74/75, пороги групп, подтверждение навыков, допуск и сроки, генерация и воспроизводимость, ранжирование и фильтры, презентер профиля, автомат статусов (приглашения и отклики), допуск к отклику, конфигурация, повтор синхронизации справочников при недоступной базе, разбор текста резюме, правила коротких заданий, возраст, проверка ИНН, блок кандидатов без подтверждённого грейда</w:t>
+              <w:t xml:space="preserve">21 набор, 399 тестов: границы 74/75, пороги групп, подтверждение навыков, допуск и сроки, генерация и воспроизводимость, ранжирование и фильтры, презентер профиля, автомат статусов (приглашения и отклики), допуск к отклику, конфигурация, повтор синхронизации справочников при недоступной базе, разбор текста резюме, правила коротких заданий, возраст, проверка ИНН, блок кандидатов без подтверждённого грейда, статистика определения грейда (каппа, индекс D), сигналы честности (пороги и границы)</w:t>
             </w:r>
           </w:p>
         </w:tc>
@@ -12135,7 +12565,7 @@
                 <w:sz w:val="17"/>
                 <w:szCs w:val="17"/>
               </w:rPr>
-              <w:t xml:space="preserve">12 наборов, 215 тестов: рекомендации организаторов (кандидаты без подтверждённого грейда в банке и подборке, адресные задания, метка доверия компании, 16–17 лет), короткие задания (подбор по квалификации, недельный период, параллельные открытия и ответы, срок, приватность ответов, оценка разбора), PDF-резюме (разбор, лимиты, отказ на сканах, файл не сохраняется), вакансии и отклики (витрина, допуск, раскрытие контактов в JSON и PDF, параллельные отклики и решения, версии, изоляция), авторизация и CSRF, жизненный цикл попытки и конкурентность, подбор и изоляция, приглашения (конкурентные accept/withdraw, TTL, PDF), приватность, ФСП и нестабильный провайдер, контроль доступа по всем маршрутам, контракт OpenAPI</w:t>
+              <w:t xml:space="preserve">13 наборов, 235 тестов: рекомендации организаторов (кандидаты без подтверждённого грейда в банке и подборке, несколько подтверждённых категорий, адресные задания, метка доверия компании, 16–17 лет), сигналы честности прохождения (приём и ограничение, оценка при завершении, видимость работодателю в JSON и PDF, отсутствие влияния на грейд), короткие задания (подбор по квалификации, недельный период, параллельные открытия и ответы, срок, приватность ответов, оценка разбора), PDF-резюме (разбор, лимиты, отказ на сканах, файл не сохраняется), вакансии и отклики (витрина, допуск, раскрытие контактов в JSON и PDF, параллельные отклики и решения, версии, изоляция), авторизация и CSRF, жизненный цикл попытки и конкурентность, подбор и изоляция, приглашения (конкурентные accept/withdraw, TTL, PDF), приватность, ФСП и нестабильный провайдер, контроль доступа по всем маршрутам, контракт OpenAPI</w:t>
             </w:r>
           </w:p>
         </w:tc>
@@ -12232,7 +12662,7 @@
                 <w:sz w:val="17"/>
                 <w:szCs w:val="17"/>
               </w:rPr>
-              <w:t xml:space="preserve">16 прошли, 1 пропущен намеренно (10 файлов): (1) регистрация → подтверждение через Mailpit → опрос → профиль → тест → категория → публикация; (2) потребность → подборка → объяснение → приглашение; (3) принятие: контакты только у первой компании, отзыв доступа; (4) неуспех → нет грейда и публикации → более низкий грейд; (5) кандидат без ФСП; (6) вакансия → самостоятельный отклик → шорт-лист → отзыв отклика и доступа; (7) PDF-резюме → распознанные поля → выборочное применение, категория не подтверждена; (8) короткие задания: публикация → ответ → автоматическая проверка → оценка разбора автором → обратная связь; (9) эмуляция телефона 390 и 320 px: нет горизонтального переполнения на ~30 экранах, меню, диалог, форма задания, экран теста; (10) кандидат без грейда в банке с пометкой → адресное задание → ответ; проверка компании; приглашение кандидату 16–17 лет с подтверждением особых условий</w:t>
+              <w:t xml:space="preserve">17 прошли, 1 пропущен намеренно (11 файлов): (1) регистрация → подтверждение через Mailpit → опрос → профиль → тест (с уходами со вкладки) → результат со сводкой сигналов честности → категория → публикация; (2) потребность → подборка → объяснение → приглашение; (3) принятие: контакты только у первой компании, отзыв доступа; (4) неуспех → нет грейда и публикации → более низкий грейд; (5) кандидат без ФСП; (6) вакансия → самостоятельный отклик → шорт-лист → отзыв отклика и доступа; (7) PDF-резюме → распознанные поля → выборочное применение, категория не подтверждена; (8) короткие задания: публикация → ответ → автоматическая проверка → оценка разбора автором → обратная связь; (9) эмуляция телефона 390 и 320 px: нет горизонтального переполнения на ~30 экранах, меню, диалог, форма задания, экран теста; (10) кандидат без грейда в банке с пометкой → адресное задание → ответ; проверка компании; приглашение кандидату 16–17 лет с подтверждением особых условий; кандидат с двумя категориями виден в обеих, карточка и PDF — выбранной категории; (11) сигналы честности в банке и карточке работодателя</w:t>
             </w:r>
           </w:p>
         </w:tc>
@@ -12329,7 +12759,7 @@
                 <w:sz w:val="17"/>
                 <w:szCs w:val="17"/>
               </w:rPr>
-              <w:t xml:space="preserve">миграции, seed, healthcheck; те же E2E (16 прошли, 1 пропущен намеренно) против контейнерного стека в production-режиме; данные переживают перезапуск</w:t>
+              <w:t xml:space="preserve">миграции, seed, healthcheck; те же E2E (17 прошли, 1 пропущен намеренно) против контейнерного стека в production-режиме; данные переживают перезапуск</w:t>
             </w:r>
           </w:p>
         </w:tc>
@@ -17908,7 +18338,7 @@
         <w:rPr>
           <w:rFonts w:ascii="Arial" w:cs="Arial" w:eastAsia="Arial" w:hAnsi="Arial"/>
         </w:rPr>
-        <w:t xml:space="preserve">Seed создаёт 116 кандидатов (96 основных и 20 особых состояний: опубликованный без теста (виден с пометкой), 17-летний кандидат с согласием законного представителя, нет теста, неудача, задержка пересдачи, прерванная и истёкшая попытки, скрытый, без согласия, пауза, неподтверждённый email, срок переоценки,
+        <w:t xml:space="preserve">Seed создаёт 117 кандидатов (96 основных, у двух из них — демонстрационные сигналы честности, и 21 с особыми состояниями: опубликованный без теста (виден с пометкой), 17-летний кандидат с согласием законного представителя, нет теста, неудача, задержка пересдачи, прерванная и истёкшая попытки, скрытый, без согласия, пауза, неподтверждённый email, срок переоценки, две подтверждённые категории,
 сбой и пустая история ФСП), 4 компании, 9 потребностей, 10 приглашений и 12 откликов на вакансии во всех статусах, доступы к контактам (выданы принятыми приглашениями и откликами, часть отозвана), 5 сохранённых подборок, 5 закладок, метку доверия у «Демо Финтех» и «Демо Ритейл», 8 коротких заданий (тесты и разборы, активные, черновик и закрытое) и 8 ответов на них (в том числе разбор без оценки и разбор с оценкой).</w:t>
       </w:r>
     </w:p>
@@ -17956,7 +18386,7 @@
         <w:rPr>
           <w:rFonts w:ascii="Arial" w:cs="Arial" w:eastAsia="Arial" w:hAnsi="Arial"/>
         </w:rPr>
-        <w:t xml:space="preserve">): одна активная специализация в интерфейсе (модель допускает несколько); пороги 75/50/90/75; 24 ч и 90 дней; тест общий для специализации
+        <w:t xml:space="preserve">): у кандидата несколько независимых подтверждённых категорий, активная специализация задаёт только показ по умолчанию; пороги 75/50/90/75; 30 дней и 90 дней; тест общий для специализации
 и грейда; обязательный навык — только подтверждаемый заданиями; формула 70/25/5; бонус ФСП 1/2/3, нормировка 6; срок приглашения 14 дней; вход по email и паролю; зарплата — рубли в месяц до вычета налогов.
 Приоритетные вопросы организаторам: допустимые шкалы и пороги; общий или «под работодателя» тест; формат доступа к реестру ФСП; тексты согласий и сроки хранения; проверка компаний; нужны ли отклики, ATS, мобильная версия.
 Места изменения решений указаны в таблице раздела 5 </w:t>
@@ -18092,6 +18522,22 @@
           <w:rFonts w:ascii="Arial" w:cs="Arial" w:eastAsia="Arial" w:hAnsi="Arial"/>
         </w:rPr>
         <w:t xml:space="preserve">PDF-резюме: правила и словари без ML, только PDF с текстовым слоем; качество проверено на синтетических и шести ручных резюме, не на реальных файлах из Word/Google Docs; результат — предложения, навыки и грейд остаются самоописанием.</w:t>
+      </w:r>
+    </w:p>
+    <w:p>
+      <w:pPr>
+        <w:pStyle w:val="ListParagraph"/>
+        <w:numPr>
+          <w:ilvl w:val="0"/>
+          <w:numId w:val="2"/>
+        </w:numPr>
+        <w:spacing w:after="60"/>
+      </w:pPr>
+      <w:r>
+        <w:rPr>
+          <w:rFonts w:ascii="Arial" w:cs="Arial" w:eastAsia="Arial" w:hAnsi="Arial"/>
+        </w:rPr>
+        <w:t xml:space="preserve">Сигналы честности — информация, а не доказательство: обходятся вторым устройством, дают ложные срабатывания, пороги не откалиброваны на реальных данных; быстрое прохождение для опытного кандидата — не нарушение.</w:t>
       </w:r>
     </w:p>
     <w:p>
